--- a/client/DocGenApp/Templates/plantilla.docx
+++ b/client/DocGenApp/Templates/plantilla.docx
@@ -32,6 +32,14 @@
     </w:p>
     <w:p>
       <w:r>
+        <w:rPr>
+          <w:b/>
+        </w:rPr>
+        <w:t xml:space="preserve">De la hoja:</w:t>
+      </w:r>
+    </w:p>
+    <w:p>
+      <w:r>
         <w:t xml:space="preserve">Consecutivo: {{consecutivo}}</w:t>
       </w:r>
     </w:p>
@@ -43,6 +51,39 @@
     <w:p>
       <w:r>
         <w:t xml:space="preserve">Circuito: {{circuito}}</w:t>
+      </w:r>
+    </w:p>
+    <w:p>
+      <w:r>
+        <w:t xml:space="preserve">Nombre: {{nombre}}</w:t>
+      </w:r>
+    </w:p>
+    <w:p>
+      <w:r>
+        <w:t xml:space="preserve"/>
+      </w:r>
+    </w:p>
+    <w:p>
+      <w:r>
+        <w:rPr>
+          <w:b/>
+        </w:rPr>
+        <w:t xml:space="preserve">Del abogado (se capturan en la app, no en la hoja):</w:t>
+      </w:r>
+    </w:p>
+    <w:p>
+      <w:r>
+        <w:t xml:space="preserve">Nombre del abogado: {{abogadoNombre}}</w:t>
+      </w:r>
+    </w:p>
+    <w:p>
+      <w:r>
+        <w:t xml:space="preserve">Usuario FIREL: {{abogadoFirel}}</w:t>
+      </w:r>
+    </w:p>
+    <w:p>
+      <w:r>
+        <w:t xml:space="preserve">Cédula profesional: {{abogadoCedula}}</w:t>
       </w:r>
     </w:p>
     <w:p>

--- a/client/DocGenApp/Templates/plantilla.docx
+++ b/client/DocGenApp/Templates/plantilla.docx
@@ -16,7 +16,6 @@
         </w:rPr>
       </w:pPr>
       <w:r/>
-      <w:bookmarkStart w:id="0" w:name="_Hlk208477588"/>
       <w:r>
         <w:rPr>
           <w:b/>
@@ -27,17 +26,8 @@
         <w:t xml:space="preserve">AMPARO DIRECTO: </w:t>
       </w:r>
       <w:r>
-        <w:rPr>
-          <w:b/>
-          <w:bCs/>
-          <w:sz w:val="24"/>
-          <w:szCs w:val="24"/>
-        </w:rPr>
-      </w:r>
-      <w:r>
         <w:t xml:space="preserve">{{consecutivo}}</w:t>
       </w:r>
-      <w:r/>
       <w:r>
         <w:rPr>
           <w:b/>
@@ -84,6 +74,14 @@
           <w:szCs w:val="24"/>
         </w:rPr>
       </w:r>
+      <w:r>
+        <w:rPr>
+          <w:b/>
+          <w:bCs/>
+          <w:sz w:val="24"/>
+          <w:szCs w:val="24"/>
+        </w:rPr>
+      </w:r>
     </w:p>
     <w:p>
       <w:pPr>
@@ -98,6 +96,14 @@
           <w:szCs w:val="24"/>
         </w:rPr>
       </w:pPr>
+      <w:r>
+        <w:rPr>
+          <w:b/>
+          <w:bCs/>
+          <w:sz w:val="24"/>
+          <w:szCs w:val="24"/>
+        </w:rPr>
+      </w:r>
       <w:r>
         <w:rPr>
           <w:b/>
@@ -128,14 +134,6 @@
           <w:szCs w:val="24"/>
         </w:rPr>
       </w:pPr>
-      <w:r>
-        <w:rPr>
-          <w:b/>
-          <w:bCs/>
-          <w:sz w:val="24"/>
-          <w:szCs w:val="24"/>
-        </w:rPr>
-      </w:r>
       <w:r>
         <w:rPr>
           <w:b/>
@@ -170,6 +168,14 @@
           <w:szCs w:val="24"/>
         </w:rPr>
       </w:r>
+      <w:r>
+        <w:rPr>
+          <w:b/>
+          <w:bCs/>
+          <w:sz w:val="24"/>
+          <w:szCs w:val="24"/>
+        </w:rPr>
+      </w:r>
     </w:p>
     <w:p>
       <w:pPr>
@@ -218,14 +224,6 @@
           <w:sz w:val="24"/>
           <w:szCs w:val="24"/>
         </w:rPr>
-      </w:r>
-      <w:r>
-        <w:rPr>
-          <w:b/>
-          <w:bCs/>
-          <w:sz w:val="24"/>
-          <w:szCs w:val="24"/>
-        </w:rPr>
         <w:t xml:space="preserve">CIRCUITO</w:t>
       </w:r>
       <w:r>
@@ -245,6 +243,14 @@
           <w:szCs w:val="24"/>
         </w:rPr>
       </w:r>
+      <w:r>
+        <w:rPr>
+          <w:b/>
+          <w:bCs/>
+          <w:sz w:val="24"/>
+          <w:szCs w:val="24"/>
+        </w:rPr>
+      </w:r>
     </w:p>
     <w:p>
       <w:pPr>
@@ -276,6 +282,14 @@
           <w:szCs w:val="24"/>
         </w:rPr>
       </w:r>
+      <w:r>
+        <w:rPr>
+          <w:b/>
+          <w:bCs/>
+          <w:sz w:val="24"/>
+          <w:szCs w:val="24"/>
+        </w:rPr>
+      </w:r>
     </w:p>
     <w:p>
       <w:pPr>
@@ -288,6 +302,12 @@
           <w:szCs w:val="24"/>
         </w:rPr>
       </w:pPr>
+      <w:r>
+        <w:rPr>
+          <w:sz w:val="24"/>
+          <w:szCs w:val="24"/>
+        </w:rPr>
+      </w:r>
       <w:r>
         <w:rPr>
           <w:sz w:val="24"/>
@@ -328,14 +348,6 @@
           <w:szCs w:val="24"/>
         </w:rPr>
         <w:t xml:space="preserve">{{nombre}}</w:t>
-      </w:r>
-      <w:r>
-        <w:rPr>
-          <w:b/>
-          <w:bCs/>
-          <w:sz w:val="24"/>
-          <w:szCs w:val="24"/>
-        </w:rPr>
       </w:r>
       <w:r>
         <w:rPr>
@@ -366,6 +378,12 @@
           <w:szCs w:val="24"/>
         </w:rPr>
       </w:r>
+      <w:r>
+        <w:rPr>
+          <w:sz w:val="24"/>
+          <w:szCs w:val="24"/>
+        </w:rPr>
+      </w:r>
     </w:p>
     <w:p>
       <w:pPr>
@@ -393,6 +411,12 @@
           <w:szCs w:val="24"/>
         </w:rPr>
       </w:r>
+      <w:r>
+        <w:rPr>
+          <w:sz w:val="24"/>
+          <w:szCs w:val="24"/>
+        </w:rPr>
+      </w:r>
     </w:p>
     <w:p>
       <w:pPr>
@@ -410,17 +434,7 @@
           <w:sz w:val="24"/>
           <w:szCs w:val="24"/>
         </w:rPr>
-        <w:t xml:space="preserve">Que, por medio del presente escrito, con fundamento en los artículos 12, 24, 25 y demás relativos y aplicables de la Ley de Amparo,</w:t>
-      </w:r>
-      <w:r>
-        <w:t xml:space="preserve"> </w:t>
-      </w:r>
-      <w:r>
-        <w:rPr>
-          <w:sz w:val="24"/>
-          <w:szCs w:val="24"/>
-        </w:rPr>
-        <w:t xml:space="preserve">vengo a </w:t>
+        <w:t xml:space="preserve">Que, por medio del presente escrito, con fundamento en los artículos 12, 24, 25 y demás relativos y aplicables de la Ley de Amparo, vengo a </w:t>
       </w:r>
       <w:r>
         <w:rPr>
@@ -453,42 +467,7 @@
           <w:sz w:val="24"/>
           <w:szCs w:val="24"/>
         </w:rPr>
-        <w:t xml:space="preserve"> </w:t>
-      </w:r>
-      <w:r>
-        <w:rPr>
-          <w:sz w:val="24"/>
-          <w:szCs w:val="24"/>
-        </w:rPr>
-        <w:t xml:space="preserve">a</w:t>
-      </w:r>
-      <w:r>
-        <w:rPr>
-          <w:sz w:val="24"/>
-          <w:szCs w:val="24"/>
-        </w:rPr>
-        <w:t xml:space="preserve"> </w:t>
-      </w:r>
-      <w:r>
-        <w:rPr>
-          <w:sz w:val="24"/>
-          <w:szCs w:val="24"/>
-        </w:rPr>
-        <w:t xml:space="preserve">l</w:t>
-      </w:r>
-      <w:r>
-        <w:rPr>
-          <w:sz w:val="24"/>
-          <w:szCs w:val="24"/>
-        </w:rPr>
-        <w:t xml:space="preserve">a</w:t>
-      </w:r>
-      <w:r>
-        <w:rPr>
-          <w:sz w:val="24"/>
-          <w:szCs w:val="24"/>
-        </w:rPr>
-        <w:t xml:space="preserve"> </w:t>
+        <w:t xml:space="preserve"> a las </w:t>
       </w:r>
       <w:r>
         <w:rPr>
@@ -498,17 +477,7 @@
           <w:szCs w:val="24"/>
           <w:lang w:val="es-ES"/>
         </w:rPr>
-        <w:t xml:space="preserve">Licenciada en Derecho</w:t>
-      </w:r>
-      <w:r>
-        <w:rPr>
-          <w:rFonts w:ascii="Calibri" w:hAnsi="Calibri" w:eastAsia="Arial" w:cs="Calibri"/>
-          <w:bCs/>
-          <w:sz w:val="24"/>
-          <w:szCs w:val="24"/>
-          <w:lang w:val="es-ES"/>
-        </w:rPr>
-        <w:t xml:space="preserve"> </w:t>
+        <w:t xml:space="preserve">Licenciadas en Derecho </w:t>
       </w:r>
       <w:r>
         <w:rPr>
@@ -518,28 +487,37 @@
           <w:szCs w:val="24"/>
           <w:lang w:val="es-ES"/>
         </w:rPr>
-        <w:t xml:space="preserve">VILMA YADIRA CONTRERAS PAREDES</w:t>
+        <w:t xml:space="preserve">{{abogado1Nombre}}</w:t>
       </w:r>
       <w:r>
         <w:rPr>
           <w:sz w:val="24"/>
           <w:szCs w:val="24"/>
         </w:rPr>
-        <w:t xml:space="preserve">, </w:t>
+        <w:t xml:space="preserve"> y </w:t>
+      </w:r>
+      <w:r>
+        <w:rPr>
+          <w:rFonts w:ascii="Calibri" w:hAnsi="Calibri" w:eastAsia="Arial" w:cs="Calibri"/>
+          <w:b/>
+          <w:sz w:val="24"/>
+          <w:szCs w:val="24"/>
+          <w:lang w:val="es-ES"/>
+        </w:rPr>
+        <w:t xml:space="preserve">{{abogado2Nombre}}</w:t>
       </w:r>
       <w:r>
         <w:rPr>
           <w:sz w:val="24"/>
           <w:szCs w:val="24"/>
         </w:rPr>
-        <w:t xml:space="preserve">para que actúe en mi representación con las facultades que dicho precepto legal confiere a los autorizados con título profesional legalmente expedido</w:t>
+        <w:t xml:space="preserve">, para que actúen en mi representación con las facultades que dicho precepto legal confiere a las autorizadas con título profesional legalmente expedido.</w:t>
       </w:r>
       <w:r>
         <w:rPr>
           <w:sz w:val="24"/>
           <w:szCs w:val="24"/>
         </w:rPr>
-        <w:t xml:space="preserve">.</w:t>
       </w:r>
       <w:r>
         <w:rPr>
@@ -564,7 +542,7 @@
           <w:sz w:val="24"/>
           <w:szCs w:val="24"/>
         </w:rPr>
-        <w:t xml:space="preserve">Cabe precisar que el profesionista antes mencionado ya se encuentra autorizado dentro del presente juicio para oír y recibir toda clase de notificaciones; sin embargo, es mi voluntad expresa que, además de dichas facultades, </w:t>
+        <w:t xml:space="preserve">Cabe precisar que las profesionistas antes mencionadas ya se encuentran autorizadas dentro del presente juicio para oír y recibir toda clase de notificaciones; sin embargo, es mi voluntad expresa que, además de dichas facultades, </w:t>
       </w:r>
       <w:r>
         <w:rPr>
@@ -573,7 +551,13 @@
           <w:sz w:val="24"/>
           <w:szCs w:val="24"/>
         </w:rPr>
-        <w:t xml:space="preserve">se le tenga por autorizado en los términos más amplios del artículo 12 de la Ley de Amparo</w:t>
+        <w:t xml:space="preserve">se les tenga por autorizadas en los términos más amplios del artículo 12 de la Ley de Amparo</w:t>
+      </w:r>
+      <w:r>
+        <w:rPr>
+          <w:sz w:val="24"/>
+          <w:szCs w:val="24"/>
+        </w:rPr>
       </w:r>
       <w:r>
         <w:rPr>
@@ -598,35 +582,7 @@
           <w:sz w:val="24"/>
           <w:szCs w:val="24"/>
         </w:rPr>
-        <w:t xml:space="preserve">Para tal efecto, señalo que </w:t>
-      </w:r>
-      <w:r>
-        <w:rPr>
-          <w:sz w:val="24"/>
-          <w:szCs w:val="24"/>
-        </w:rPr>
-        <w:t xml:space="preserve">la </w:t>
-      </w:r>
-      <w:r>
-        <w:rPr>
-          <w:sz w:val="24"/>
-          <w:szCs w:val="24"/>
-        </w:rPr>
-        <w:t xml:space="preserve">Licenciad</w:t>
-      </w:r>
-      <w:r>
-        <w:rPr>
-          <w:sz w:val="24"/>
-          <w:szCs w:val="24"/>
-        </w:rPr>
-        <w:t xml:space="preserve">a</w:t>
-      </w:r>
-      <w:r>
-        <w:rPr>
-          <w:sz w:val="24"/>
-          <w:szCs w:val="24"/>
-        </w:rPr>
-        <w:t xml:space="preserve"> </w:t>
+        <w:t xml:space="preserve">Para tal efecto, señalo que la Licenciada </w:t>
       </w:r>
       <w:r>
         <w:rPr>
@@ -636,16 +592,7 @@
           <w:szCs w:val="24"/>
           <w:u w:val="single"/>
         </w:rPr>
-      </w:r>
-      <w:r>
-        <w:rPr>
-          <w:b/>
-          <w:bCs/>
-          <w:sz w:val="24"/>
-          <w:szCs w:val="24"/>
-          <w:u w:val="single"/>
-        </w:rPr>
-        <w:t xml:space="preserve">{{abogadoNombre}}</w:t>
+        <w:t xml:space="preserve">{{abogado1Nombre}}</w:t>
       </w:r>
       <w:r>
         <w:rPr>
@@ -658,16 +605,7 @@
         <w:t xml:space="preserve"> con USUARIO FIREL </w:t>
       </w:r>
       <w:r>
-        <w:t xml:space="preserve">{{abogadoFirel}}</w:t>
-      </w:r>
-      <w:r>
-        <w:rPr>
-          <w:b/>
-          <w:bCs/>
-          <w:sz w:val="24"/>
-          <w:szCs w:val="24"/>
-          <w:u w:val="single"/>
-        </w:rPr>
+        <w:t xml:space="preserve">{{abogado1Firel}}</w:t>
       </w:r>
       <w:r>
         <w:rPr>
@@ -691,6 +629,14 @@
           <w:szCs w:val="24"/>
           <w:u w:val="single"/>
         </w:rPr>
+        <w:t xml:space="preserve">{{abogado1Cedula}}</w:t>
+      </w:r>
+      <w:r>
+        <w:rPr>
+          <w:sz w:val="24"/>
+          <w:szCs w:val="24"/>
+        </w:rPr>
+        <w:t xml:space="preserve"> expedida por la autoridad competente, y que la Licenciada </w:t>
       </w:r>
       <w:r>
         <w:rPr>
@@ -700,7 +646,7 @@
           <w:szCs w:val="24"/>
           <w:u w:val="single"/>
         </w:rPr>
-        <w:t xml:space="preserve">{{abogadoCedula}}</w:t>
+        <w:t xml:space="preserve">{{abogado2Nombre}}</w:t>
       </w:r>
       <w:r>
         <w:rPr>
@@ -710,35 +656,61 @@
           <w:szCs w:val="24"/>
           <w:u w:val="single"/>
         </w:rPr>
-        <w:t xml:space="preserve"> </w:t>
+        <w:t xml:space="preserve"> con USUARIO FIREL </w:t>
+      </w:r>
+      <w:r>
+        <w:t xml:space="preserve">{{abogado2Firel}}</w:t>
       </w:r>
       <w:r>
         <w:rPr>
           <w:sz w:val="24"/>
           <w:szCs w:val="24"/>
         </w:rPr>
-        <w:t xml:space="preserve">expedida</w:t>
+        <w:t xml:space="preserve">, </w:t>
       </w:r>
       <w:r>
         <w:rPr>
           <w:sz w:val="24"/>
           <w:szCs w:val="24"/>
         </w:rPr>
-        <w:t xml:space="preserve"> por la autoridad competente,</w:t>
+        <w:t xml:space="preserve">cuenta con la cédula profesional número </w:t>
+      </w:r>
+      <w:r>
+        <w:rPr>
+          <w:b/>
+          <w:bCs/>
+          <w:sz w:val="24"/>
+          <w:szCs w:val="24"/>
+          <w:u w:val="single"/>
+        </w:rPr>
+        <w:t xml:space="preserve">{{abogado2Cedula}}</w:t>
       </w:r>
       <w:r>
         <w:rPr>
           <w:sz w:val="24"/>
           <w:szCs w:val="24"/>
         </w:rPr>
-        <w:t xml:space="preserve"> misma</w:t>
+        <w:t xml:space="preserve"> expedida por la autoridad competente,</w:t>
       </w:r>
       <w:r>
         <w:rPr>
           <w:sz w:val="24"/>
           <w:szCs w:val="24"/>
         </w:rPr>
-        <w:t xml:space="preserve"> que se acompaña al presente escrito para los efectos legales conducentes, solicitando respetuosamente se le reconozca con las facultades previstas en el citado artículo 12 de la Ley de Amparo.</w:t>
+        <w:t xml:space="preserve"> mismas</w:t>
+      </w:r>
+      <w:r>
+        <w:rPr>
+          <w:sz w:val="24"/>
+          <w:szCs w:val="24"/>
+        </w:rPr>
+        <w:t xml:space="preserve"> que se acompañan al presente escrito para los efectos legales conducentes, solicitando respetuosamente se les reconozca con las facultades previstas en el citado artículo 12 de la Ley de Amparo.</w:t>
+      </w:r>
+      <w:r>
+        <w:rPr>
+          <w:sz w:val="24"/>
+          <w:szCs w:val="24"/>
+        </w:rPr>
       </w:r>
       <w:r>
         <w:rPr>
@@ -771,6 +743,12 @@
           <w:szCs w:val="24"/>
         </w:rPr>
       </w:r>
+      <w:r>
+        <w:rPr>
+          <w:sz w:val="24"/>
+          <w:szCs w:val="24"/>
+        </w:rPr>
+      </w:r>
     </w:p>
     <w:p>
       <w:pPr>
@@ -793,6 +771,14 @@
           <w:szCs w:val="24"/>
         </w:rPr>
         <w:t xml:space="preserve">SOLICITO</w:t>
+      </w:r>
+      <w:r>
+        <w:rPr>
+          <w:b/>
+          <w:bCs/>
+          <w:sz w:val="24"/>
+          <w:szCs w:val="24"/>
+        </w:rPr>
       </w:r>
       <w:r>
         <w:rPr>
@@ -849,7 +835,7 @@
           <w:sz w:val="24"/>
           <w:szCs w:val="24"/>
         </w:rPr>
-        <w:t xml:space="preserve">la Licenciada </w:t>
+        <w:t xml:space="preserve">las Licenciadas </w:t>
       </w:r>
       <w:r>
         <w:rPr>
@@ -859,24 +845,8 @@
           <w:szCs w:val="24"/>
           <w:u w:val="single"/>
         </w:rPr>
+        <w:t xml:space="preserve">{{abogado1Nombre}}</w:t>
       </w:r>
-      <w:r>
-        <w:rPr>
-          <w:sz w:val="24"/>
-          <w:szCs w:val="24"/>
-        </w:rPr>
-      </w:r>
-      <w:r>
-        <w:rPr>
-          <w:b/>
-          <w:bCs/>
-          <w:sz w:val="24"/>
-          <w:szCs w:val="24"/>
-          <w:u w:val="single"/>
-        </w:rPr>
-        <w:t xml:space="preserve">{{abogadoNombre}}</w:t>
-      </w:r>
-      <w:r/>
       <w:r>
         <w:rPr>
           <w:b/>
@@ -889,37 +859,20 @@
       </w:r>
       <w:r>
         <w:rPr>
-          <w:sz w:val="24"/>
-          <w:szCs w:val="24"/>
-        </w:rPr>
-      </w:r>
-      <w:r>
-        <w:rPr>
           <w:b/>
           <w:bCs/>
           <w:sz w:val="24"/>
           <w:szCs w:val="24"/>
           <w:u w:val="single"/>
         </w:rPr>
-        <w:t xml:space="preserve">{{abogadoNombre}}</w:t>
-      </w:r>
-      <w:r/>
-      <w:r>
-        <w:rPr>
-          <w:b/>
-          <w:bCs/>
-          <w:sz w:val="24"/>
-          <w:szCs w:val="24"/>
-          <w:u w:val="single"/>
-        </w:rPr>
-        <w:t xml:space="preserve"> </w:t>
+        <w:t xml:space="preserve">{{abogado1Firel}}</w:t>
       </w:r>
       <w:r>
         <w:rPr>
           <w:sz w:val="24"/>
           <w:szCs w:val="24"/>
         </w:rPr>
-        <w:t xml:space="preserve">y </w:t>
+        <w:t xml:space="preserve"> y </w:t>
       </w:r>
       <w:r>
         <w:rPr>
@@ -936,6 +889,14 @@
           <w:szCs w:val="24"/>
           <w:u w:val="single"/>
         </w:rPr>
+        <w:t xml:space="preserve">{{abogado1Cedula}}</w:t>
+      </w:r>
+      <w:r>
+        <w:rPr>
+          <w:sz w:val="24"/>
+          <w:szCs w:val="24"/>
+        </w:rPr>
+        <w:t xml:space="preserve">, y </w:t>
       </w:r>
       <w:r>
         <w:rPr>
@@ -945,7 +906,7 @@
           <w:szCs w:val="24"/>
           <w:u w:val="single"/>
         </w:rPr>
-        <w:t xml:space="preserve">{{abogadoCedula}}</w:t>
+        <w:t xml:space="preserve">{{abogado2Nombre}}</w:t>
       </w:r>
       <w:r>
         <w:rPr>
@@ -955,6 +916,41 @@
           <w:szCs w:val="24"/>
           <w:u w:val="single"/>
         </w:rPr>
+        <w:t xml:space="preserve"> con USUARIO FIREL </w:t>
+      </w:r>
+      <w:r>
+        <w:rPr>
+          <w:b/>
+          <w:bCs/>
+          <w:sz w:val="24"/>
+          <w:szCs w:val="24"/>
+          <w:u w:val="single"/>
+        </w:rPr>
+        <w:t xml:space="preserve">{{abogado2Firel}}</w:t>
+      </w:r>
+      <w:r>
+        <w:rPr>
+          <w:sz w:val="24"/>
+          <w:szCs w:val="24"/>
+        </w:rPr>
+        <w:t xml:space="preserve"> y </w:t>
+      </w:r>
+      <w:r>
+        <w:rPr>
+          <w:sz w:val="24"/>
+          <w:szCs w:val="24"/>
+        </w:rPr>
+        <w:t xml:space="preserve">cédula profesional número </w:t>
+      </w:r>
+      <w:r>
+        <w:rPr>
+          <w:b/>
+          <w:bCs/>
+          <w:sz w:val="24"/>
+          <w:szCs w:val="24"/>
+          <w:u w:val="single"/>
+        </w:rPr>
+        <w:t xml:space="preserve">{{abogado2Cedula}}</w:t>
       </w:r>
       <w:r>
         <w:rPr>
@@ -976,6 +972,12 @@
           <w:szCs w:val="24"/>
         </w:rPr>
       </w:r>
+      <w:r>
+        <w:rPr>
+          <w:sz w:val="24"/>
+          <w:szCs w:val="24"/>
+        </w:rPr>
+      </w:r>
     </w:p>
     <w:p>
       <w:pPr>
@@ -1010,21 +1012,7 @@
           <w:sz w:val="24"/>
           <w:szCs w:val="24"/>
         </w:rPr>
-        <w:t xml:space="preserve">Tener por exhibida la copia de la cédula profesional </w:t>
-      </w:r>
-      <w:r>
-        <w:rPr>
-          <w:sz w:val="24"/>
-          <w:szCs w:val="24"/>
-        </w:rPr>
-        <w:t xml:space="preserve">a</w:t>
-      </w:r>
-      <w:r>
-        <w:rPr>
-          <w:sz w:val="24"/>
-          <w:szCs w:val="24"/>
-        </w:rPr>
-        <w:t xml:space="preserve"> la Licenciada </w:t>
+        <w:t xml:space="preserve">Tener por exhibidas las copias de las cédulas profesionales de las Licenciadas </w:t>
       </w:r>
       <w:r>
         <w:rPr>
@@ -1034,7 +1022,14 @@
           <w:szCs w:val="24"/>
           <w:u w:val="single"/>
         </w:rPr>
-        <w:t xml:space="preserve">VILMA YADIRA CONTRERAS </w:t>
+        <w:t xml:space="preserve">{{abogado1Nombre}}</w:t>
+      </w:r>
+      <w:r>
+        <w:rPr>
+          <w:sz w:val="24"/>
+          <w:szCs w:val="24"/>
+        </w:rPr>
+        <w:t xml:space="preserve"> y </w:t>
       </w:r>
       <w:r>
         <w:rPr>
@@ -1044,17 +1039,7 @@
           <w:szCs w:val="24"/>
           <w:u w:val="single"/>
         </w:rPr>
-        <w:t xml:space="preserve">PAREDES</w:t>
-      </w:r>
-      <w:r>
-        <w:rPr>
-          <w:b/>
-          <w:bCs/>
-          <w:sz w:val="24"/>
-          <w:szCs w:val="24"/>
-          <w:u w:val="single"/>
-        </w:rPr>
-        <w:t xml:space="preserve"> </w:t>
+        <w:t xml:space="preserve">{{abogado2Nombre}}</w:t>
       </w:r>
       <w:r>
         <w:rPr>
@@ -1068,7 +1053,7 @@
           <w:sz w:val="24"/>
           <w:szCs w:val="24"/>
         </w:rPr>
-        <w:t xml:space="preserve">, previos los trámites de ley, acordar de conformidad la autorización solicitada, reconociéndole las facultades previstas en el artículo 12 de la Ley de Amparo.</w:t>
+        <w:t xml:space="preserve">, previos los trámites de ley, acordar de conformidad la autorización solicitada, reconociéndoles las facultades previstas en el artículo 12 de la Ley de Amparo.</w:t>
       </w:r>
       <w:r>
         <w:rPr>
@@ -1076,55 +1061,6 @@
           <w:szCs w:val="24"/>
         </w:rPr>
       </w:r>
-    </w:p>
-    <w:p>
-      <w:pPr>
-        <w:pBdr/>
-        <w:spacing/>
-        <w:ind/>
-        <w:rPr/>
-      </w:pPr>
-      <w:r/>
-      <w:r/>
-      <w:r/>
-    </w:p>
-    <w:p>
-      <w:pPr>
-        <w:pBdr/>
-        <w:spacing/>
-        <w:ind/>
-        <w:rPr/>
-      </w:pPr>
-      <w:r>
-        <w:t xml:space="preserve">Valor original de la hoja: {{valorCrudo}}</w:t>
-      </w:r>
-      <w:r/>
-      <w:r/>
-    </w:p>
-    <w:p>
-      <w:pPr>
-        <w:pBdr/>
-        <w:spacing/>
-        <w:ind/>
-        <w:rPr/>
-      </w:pPr>
-      <w:r>
-        <w:t xml:space="preserve">Fecha de generación: {{fecha}}</w:t>
-      </w:r>
-      <w:r/>
-      <w:r/>
-    </w:p>
-    <w:p>
-      <w:pPr>
-        <w:pBdr/>
-        <w:spacing w:line="360" w:lineRule="auto"/>
-        <w:ind/>
-        <w:jc w:val="both"/>
-        <w:rPr>
-          <w:sz w:val="24"/>
-          <w:szCs w:val="24"/>
-        </w:rPr>
-      </w:pPr>
       <w:r>
         <w:rPr>
           <w:sz w:val="24"/>
@@ -1137,6 +1073,19 @@
           <w:sz w:val="24"/>
           <w:szCs w:val="24"/>
           <w:highlight w:val="none"/>
+        </w:rPr>
+      </w:r>
+      <w:r>
+        <w:rPr>
+          <w:sz w:val="24"/>
+          <w:szCs w:val="24"/>
+          <w:highlight w:val="none"/>
+        </w:rPr>
+      </w:r>
+      <w:r>
+        <w:rPr>
+          <w:sz w:val="24"/>
+          <w:szCs w:val="24"/>
         </w:rPr>
       </w:r>
       <w:r>
@@ -1169,7 +1118,6 @@
         <w:ind/>
         <w:rPr/>
       </w:pPr>
-      <w:r/>
       <w:r>
         <w:separator/>
       </w:r>
@@ -1184,7 +1132,6 @@
         <w:ind/>
         <w:rPr/>
       </w:pPr>
-      <w:r/>
       <w:r>
         <w:continuationSeparator/>
       </w:r>
@@ -1204,7 +1151,6 @@
         <w:ind/>
         <w:rPr/>
       </w:pPr>
-      <w:r/>
       <w:r>
         <w:separator/>
       </w:r>
@@ -1219,7 +1165,6 @@
         <w:ind/>
         <w:rPr/>
       </w:pPr>
-      <w:r/>
       <w:r>
         <w:continuationSeparator/>
       </w:r>
@@ -1543,9 +1488,9 @@
     <w:lsdException w:name="Bibliography" w:uiPriority="37"/>
     <w:lsdException w:name="TOC Heading" w:uiPriority="39" w:qFormat="1"/>
   </w:latentStyles>
-  <w:style w:type="table" w:styleId="12">
+  <w:style w:type="table" w:styleId="703">
     <w:name w:val="Table Grid"/>
-    <w:basedOn w:val="677"/>
+    <w:basedOn w:val="884"/>
     <w:uiPriority w:val="59"/>
     <w:pPr>
       <w:pBdr/>
@@ -1742,9 +1687,9 @@
       </w:tcPr>
     </w:tblStylePr>
   </w:style>
-  <w:style w:type="table" w:styleId="13">
+  <w:style w:type="table" w:styleId="704">
     <w:name w:val="Table Grid Light"/>
-    <w:basedOn w:val="677"/>
+    <w:basedOn w:val="884"/>
     <w:uiPriority w:val="59"/>
     <w:pPr>
       <w:pBdr/>
@@ -1941,9 +1886,9 @@
       </w:tcPr>
     </w:tblStylePr>
   </w:style>
-  <w:style w:type="table" w:styleId="14">
+  <w:style w:type="table" w:styleId="705">
     <w:name w:val="Plain Table 1"/>
-    <w:basedOn w:val="677"/>
+    <w:basedOn w:val="884"/>
     <w:uiPriority w:val="59"/>
     <w:pPr>
       <w:pBdr/>
@@ -2166,9 +2111,9 @@
       </w:tcPr>
     </w:tblStylePr>
   </w:style>
-  <w:style w:type="table" w:styleId="15">
+  <w:style w:type="table" w:styleId="706">
     <w:name w:val="Plain Table 2"/>
-    <w:basedOn w:val="677"/>
+    <w:basedOn w:val="884"/>
     <w:uiPriority w:val="59"/>
     <w:pPr>
       <w:pBdr/>
@@ -2399,9 +2344,9 @@
       </w:tcPr>
     </w:tblStylePr>
   </w:style>
-  <w:style w:type="table" w:styleId="16">
+  <w:style w:type="table" w:styleId="707">
     <w:name w:val="Plain Table 3"/>
-    <w:basedOn w:val="677"/>
+    <w:basedOn w:val="884"/>
     <w:uiPriority w:val="99"/>
     <w:pPr>
       <w:pBdr/>
@@ -2629,9 +2574,9 @@
       </w:tcPr>
     </w:tblStylePr>
   </w:style>
-  <w:style w:type="table" w:styleId="17">
+  <w:style w:type="table" w:styleId="708">
     <w:name w:val="Plain Table 4"/>
-    <w:basedOn w:val="677"/>
+    <w:basedOn w:val="884"/>
     <w:uiPriority w:val="99"/>
     <w:pPr>
       <w:pBdr/>
@@ -2845,9 +2790,9 @@
       </w:tcPr>
     </w:tblStylePr>
   </w:style>
-  <w:style w:type="table" w:styleId="18">
+  <w:style w:type="table" w:styleId="709">
     <w:name w:val="Plain Table 5"/>
-    <w:basedOn w:val="677"/>
+    <w:basedOn w:val="884"/>
     <w:uiPriority w:val="99"/>
     <w:pPr>
       <w:pBdr/>
@@ -3078,9 +3023,9 @@
       </w:tcPr>
     </w:tblStylePr>
   </w:style>
-  <w:style w:type="table" w:styleId="19">
+  <w:style w:type="table" w:styleId="710">
     <w:name w:val="Grid Table 1 Light"/>
-    <w:basedOn w:val="677"/>
+    <w:basedOn w:val="884"/>
     <w:uiPriority w:val="99"/>
     <w:pPr>
       <w:pBdr/>
@@ -3301,9 +3246,9 @@
       </w:tcPr>
     </w:tblStylePr>
   </w:style>
-  <w:style w:type="table" w:styleId="20">
+  <w:style w:type="table" w:styleId="711">
     <w:name w:val="Grid Table 1 Light - Accent 1"/>
-    <w:basedOn w:val="677"/>
+    <w:basedOn w:val="884"/>
     <w:uiPriority w:val="99"/>
     <w:pPr>
       <w:pBdr/>
@@ -3524,9 +3469,9 @@
       </w:tcPr>
     </w:tblStylePr>
   </w:style>
-  <w:style w:type="table" w:styleId="21">
+  <w:style w:type="table" w:styleId="712">
     <w:name w:val="Grid Table 1 Light - Accent 2"/>
-    <w:basedOn w:val="677"/>
+    <w:basedOn w:val="884"/>
     <w:uiPriority w:val="99"/>
     <w:pPr>
       <w:pBdr/>
@@ -3747,9 +3692,9 @@
       </w:tcPr>
     </w:tblStylePr>
   </w:style>
-  <w:style w:type="table" w:styleId="22">
+  <w:style w:type="table" w:styleId="713">
     <w:name w:val="Grid Table 1 Light - Accent 3"/>
-    <w:basedOn w:val="677"/>
+    <w:basedOn w:val="884"/>
     <w:uiPriority w:val="99"/>
     <w:pPr>
       <w:pBdr/>
@@ -3970,9 +3915,9 @@
       </w:tcPr>
     </w:tblStylePr>
   </w:style>
-  <w:style w:type="table" w:styleId="23">
+  <w:style w:type="table" w:styleId="714">
     <w:name w:val="Grid Table 1 Light - Accent 4"/>
-    <w:basedOn w:val="677"/>
+    <w:basedOn w:val="884"/>
     <w:uiPriority w:val="99"/>
     <w:pPr>
       <w:pBdr/>
@@ -4193,9 +4138,9 @@
       </w:tcPr>
     </w:tblStylePr>
   </w:style>
-  <w:style w:type="table" w:styleId="24">
+  <w:style w:type="table" w:styleId="715">
     <w:name w:val="Grid Table 1 Light - Accent 5"/>
-    <w:basedOn w:val="677"/>
+    <w:basedOn w:val="884"/>
     <w:uiPriority w:val="99"/>
     <w:pPr>
       <w:pBdr/>
@@ -4416,9 +4361,9 @@
       </w:tcPr>
     </w:tblStylePr>
   </w:style>
-  <w:style w:type="table" w:styleId="25">
+  <w:style w:type="table" w:styleId="716">
     <w:name w:val="Grid Table 1 Light - Accent 6"/>
-    <w:basedOn w:val="677"/>
+    <w:basedOn w:val="884"/>
     <w:uiPriority w:val="99"/>
     <w:pPr>
       <w:pBdr/>
@@ -4639,9 +4584,9 @@
       </w:tcPr>
     </w:tblStylePr>
   </w:style>
-  <w:style w:type="table" w:styleId="26">
+  <w:style w:type="table" w:styleId="717">
     <w:name w:val="Grid Table 2"/>
-    <w:basedOn w:val="677"/>
+    <w:basedOn w:val="884"/>
     <w:uiPriority w:val="99"/>
     <w:pPr>
       <w:pBdr/>
@@ -4871,9 +4816,9 @@
       </w:tcPr>
     </w:tblStylePr>
   </w:style>
-  <w:style w:type="table" w:styleId="27">
+  <w:style w:type="table" w:styleId="718">
     <w:name w:val="Grid Table 2 - Accent 1"/>
-    <w:basedOn w:val="677"/>
+    <w:basedOn w:val="884"/>
     <w:uiPriority w:val="99"/>
     <w:pPr>
       <w:pBdr/>
@@ -5103,9 +5048,9 @@
       </w:tcPr>
     </w:tblStylePr>
   </w:style>
-  <w:style w:type="table" w:styleId="28">
+  <w:style w:type="table" w:styleId="719">
     <w:name w:val="Grid Table 2 - Accent 2"/>
-    <w:basedOn w:val="677"/>
+    <w:basedOn w:val="884"/>
     <w:uiPriority w:val="99"/>
     <w:pPr>
       <w:pBdr/>
@@ -5335,9 +5280,9 @@
       </w:tcPr>
     </w:tblStylePr>
   </w:style>
-  <w:style w:type="table" w:styleId="29">
+  <w:style w:type="table" w:styleId="720">
     <w:name w:val="Grid Table 2 - Accent 3"/>
-    <w:basedOn w:val="677"/>
+    <w:basedOn w:val="884"/>
     <w:uiPriority w:val="99"/>
     <w:pPr>
       <w:pBdr/>
@@ -5567,9 +5512,9 @@
       </w:tcPr>
     </w:tblStylePr>
   </w:style>
-  <w:style w:type="table" w:styleId="30">
+  <w:style w:type="table" w:styleId="721">
     <w:name w:val="Grid Table 2 - Accent 4"/>
-    <w:basedOn w:val="677"/>
+    <w:basedOn w:val="884"/>
     <w:uiPriority w:val="99"/>
     <w:pPr>
       <w:pBdr/>
@@ -5799,9 +5744,9 @@
       </w:tcPr>
     </w:tblStylePr>
   </w:style>
-  <w:style w:type="table" w:styleId="31">
+  <w:style w:type="table" w:styleId="722">
     <w:name w:val="Grid Table 2 - Accent 5"/>
-    <w:basedOn w:val="677"/>
+    <w:basedOn w:val="884"/>
     <w:uiPriority w:val="99"/>
     <w:pPr>
       <w:pBdr/>
@@ -6031,9 +5976,9 @@
       </w:tcPr>
     </w:tblStylePr>
   </w:style>
-  <w:style w:type="table" w:styleId="32">
+  <w:style w:type="table" w:styleId="723">
     <w:name w:val="Grid Table 2 - Accent 6"/>
-    <w:basedOn w:val="677"/>
+    <w:basedOn w:val="884"/>
     <w:uiPriority w:val="99"/>
     <w:pPr>
       <w:pBdr/>
@@ -6263,9 +6208,9 @@
       </w:tcPr>
     </w:tblStylePr>
   </w:style>
-  <w:style w:type="table" w:styleId="33">
+  <w:style w:type="table" w:styleId="724">
     <w:name w:val="Grid Table 3"/>
-    <w:basedOn w:val="677"/>
+    <w:basedOn w:val="884"/>
     <w:uiPriority w:val="99"/>
     <w:pPr>
       <w:pBdr/>
@@ -6364,29 +6309,6 @@
         <w:tblBorders/>
       </w:tblPr>
       <w:tcPr>
-        <w:shd w:color="ffffff"/>
-        <w:tcBorders>
-          <w:top w:val="none" w:color="000000" w:sz="4" w:space="0"/>
-          <w:left w:val="none" w:color="000000" w:sz="4" w:space="0"/>
-          <w:bottom w:val="none" w:color="000000" w:sz="4" w:space="0"/>
-          <w:right w:val="none" w:color="000000" w:sz="4" w:space="0"/>
-        </w:tcBorders>
-      </w:tcPr>
-    </w:tblStylePr>
-    <w:tblStylePr w:type="firstRow">
-      <w:rPr>
-        <w:b/>
-        <w:color w:val="404040"/>
-      </w:rPr>
-      <w:pPr>
-        <w:pBdr/>
-        <w:spacing/>
-        <w:ind/>
-      </w:pPr>
-      <w:tblPr>
-        <w:tblBorders/>
-      </w:tblPr>
-      <w:tcPr>
         <w:shd w:val="clear" w:color="ffffff"/>
         <w:tcBorders>
           <w:top w:val="none" w:color="000000" w:sz="4" w:space="0"/>
@@ -6396,30 +6318,7 @@
         </w:tcBorders>
       </w:tcPr>
     </w:tblStylePr>
-    <w:tblStylePr w:type="lastCol">
-      <w:rPr>
-        <w:i/>
-        <w:color w:val="404040"/>
-      </w:rPr>
-      <w:pPr>
-        <w:pBdr/>
-        <w:spacing/>
-        <w:ind/>
-      </w:pPr>
-      <w:tblPr>
-        <w:tblBorders/>
-      </w:tblPr>
-      <w:tcPr>
-        <w:shd w:color="ffffff"/>
-        <w:tcBorders>
-          <w:top w:val="none" w:color="000000" w:sz="4" w:space="0"/>
-          <w:left w:val="none" w:color="000000" w:sz="4" w:space="0"/>
-          <w:bottom w:val="none" w:color="000000" w:sz="4" w:space="0"/>
-          <w:right w:val="none" w:color="000000" w:sz="4" w:space="0"/>
-        </w:tcBorders>
-      </w:tcPr>
-    </w:tblStylePr>
-    <w:tblStylePr w:type="lastRow">
+    <w:tblStylePr w:type="firstRow">
       <w:rPr>
         <w:b/>
         <w:color w:val="404040"/>
@@ -6442,6 +6341,52 @@
         </w:tcBorders>
       </w:tcPr>
     </w:tblStylePr>
+    <w:tblStylePr w:type="lastCol">
+      <w:rPr>
+        <w:i/>
+        <w:color w:val="404040"/>
+      </w:rPr>
+      <w:pPr>
+        <w:pBdr/>
+        <w:spacing/>
+        <w:ind/>
+      </w:pPr>
+      <w:tblPr>
+        <w:tblBorders/>
+      </w:tblPr>
+      <w:tcPr>
+        <w:shd w:val="clear" w:color="ffffff"/>
+        <w:tcBorders>
+          <w:top w:val="none" w:color="000000" w:sz="4" w:space="0"/>
+          <w:left w:val="none" w:color="000000" w:sz="4" w:space="0"/>
+          <w:bottom w:val="none" w:color="000000" w:sz="4" w:space="0"/>
+          <w:right w:val="none" w:color="000000" w:sz="4" w:space="0"/>
+        </w:tcBorders>
+      </w:tcPr>
+    </w:tblStylePr>
+    <w:tblStylePr w:type="lastRow">
+      <w:rPr>
+        <w:b/>
+        <w:color w:val="404040"/>
+      </w:rPr>
+      <w:pPr>
+        <w:pBdr/>
+        <w:spacing/>
+        <w:ind/>
+      </w:pPr>
+      <w:tblPr>
+        <w:tblBorders/>
+      </w:tblPr>
+      <w:tcPr>
+        <w:shd w:val="clear" w:color="ffffff"/>
+        <w:tcBorders>
+          <w:top w:val="none" w:color="000000" w:sz="4" w:space="0"/>
+          <w:left w:val="none" w:color="000000" w:sz="4" w:space="0"/>
+          <w:bottom w:val="none" w:color="000000" w:sz="4" w:space="0"/>
+          <w:right w:val="none" w:color="000000" w:sz="4" w:space="0"/>
+        </w:tcBorders>
+      </w:tcPr>
+    </w:tblStylePr>
     <w:tblStylePr w:type="nwCell">
       <w:pPr>
         <w:pBdr/>
@@ -6508,9 +6453,9 @@
       </w:tcPr>
     </w:tblStylePr>
   </w:style>
-  <w:style w:type="table" w:styleId="34">
+  <w:style w:type="table" w:styleId="725">
     <w:name w:val="Grid Table 3 - Accent 1"/>
-    <w:basedOn w:val="677"/>
+    <w:basedOn w:val="884"/>
     <w:uiPriority w:val="99"/>
     <w:pPr>
       <w:pBdr/>
@@ -6609,29 +6554,6 @@
         <w:tblBorders/>
       </w:tblPr>
       <w:tcPr>
-        <w:shd w:color="ffffff"/>
-        <w:tcBorders>
-          <w:top w:val="none" w:color="000000" w:sz="4" w:space="0"/>
-          <w:left w:val="none" w:color="000000" w:sz="4" w:space="0"/>
-          <w:bottom w:val="none" w:color="000000" w:sz="4" w:space="0"/>
-          <w:right w:val="none" w:color="000000" w:sz="4" w:space="0"/>
-        </w:tcBorders>
-      </w:tcPr>
-    </w:tblStylePr>
-    <w:tblStylePr w:type="firstRow">
-      <w:rPr>
-        <w:b/>
-        <w:color w:val="404040"/>
-      </w:rPr>
-      <w:pPr>
-        <w:pBdr/>
-        <w:spacing/>
-        <w:ind/>
-      </w:pPr>
-      <w:tblPr>
-        <w:tblBorders/>
-      </w:tblPr>
-      <w:tcPr>
         <w:shd w:val="clear" w:color="ffffff"/>
         <w:tcBorders>
           <w:top w:val="none" w:color="000000" w:sz="4" w:space="0"/>
@@ -6641,30 +6563,7 @@
         </w:tcBorders>
       </w:tcPr>
     </w:tblStylePr>
-    <w:tblStylePr w:type="lastCol">
-      <w:rPr>
-        <w:i/>
-        <w:color w:val="404040"/>
-      </w:rPr>
-      <w:pPr>
-        <w:pBdr/>
-        <w:spacing/>
-        <w:ind/>
-      </w:pPr>
-      <w:tblPr>
-        <w:tblBorders/>
-      </w:tblPr>
-      <w:tcPr>
-        <w:shd w:color="ffffff"/>
-        <w:tcBorders>
-          <w:top w:val="none" w:color="000000" w:sz="4" w:space="0"/>
-          <w:left w:val="none" w:color="000000" w:sz="4" w:space="0"/>
-          <w:bottom w:val="none" w:color="000000" w:sz="4" w:space="0"/>
-          <w:right w:val="none" w:color="000000" w:sz="4" w:space="0"/>
-        </w:tcBorders>
-      </w:tcPr>
-    </w:tblStylePr>
-    <w:tblStylePr w:type="lastRow">
+    <w:tblStylePr w:type="firstRow">
       <w:rPr>
         <w:b/>
         <w:color w:val="404040"/>
@@ -6687,6 +6586,52 @@
         </w:tcBorders>
       </w:tcPr>
     </w:tblStylePr>
+    <w:tblStylePr w:type="lastCol">
+      <w:rPr>
+        <w:i/>
+        <w:color w:val="404040"/>
+      </w:rPr>
+      <w:pPr>
+        <w:pBdr/>
+        <w:spacing/>
+        <w:ind/>
+      </w:pPr>
+      <w:tblPr>
+        <w:tblBorders/>
+      </w:tblPr>
+      <w:tcPr>
+        <w:shd w:val="clear" w:color="ffffff"/>
+        <w:tcBorders>
+          <w:top w:val="none" w:color="000000" w:sz="4" w:space="0"/>
+          <w:left w:val="none" w:color="000000" w:sz="4" w:space="0"/>
+          <w:bottom w:val="none" w:color="000000" w:sz="4" w:space="0"/>
+          <w:right w:val="none" w:color="000000" w:sz="4" w:space="0"/>
+        </w:tcBorders>
+      </w:tcPr>
+    </w:tblStylePr>
+    <w:tblStylePr w:type="lastRow">
+      <w:rPr>
+        <w:b/>
+        <w:color w:val="404040"/>
+      </w:rPr>
+      <w:pPr>
+        <w:pBdr/>
+        <w:spacing/>
+        <w:ind/>
+      </w:pPr>
+      <w:tblPr>
+        <w:tblBorders/>
+      </w:tblPr>
+      <w:tcPr>
+        <w:shd w:val="clear" w:color="ffffff"/>
+        <w:tcBorders>
+          <w:top w:val="none" w:color="000000" w:sz="4" w:space="0"/>
+          <w:left w:val="none" w:color="000000" w:sz="4" w:space="0"/>
+          <w:bottom w:val="none" w:color="000000" w:sz="4" w:space="0"/>
+          <w:right w:val="none" w:color="000000" w:sz="4" w:space="0"/>
+        </w:tcBorders>
+      </w:tcPr>
+    </w:tblStylePr>
     <w:tblStylePr w:type="nwCell">
       <w:pPr>
         <w:pBdr/>
@@ -6753,9 +6698,9 @@
       </w:tcPr>
     </w:tblStylePr>
   </w:style>
-  <w:style w:type="table" w:styleId="35">
+  <w:style w:type="table" w:styleId="726">
     <w:name w:val="Grid Table 3 - Accent 2"/>
-    <w:basedOn w:val="677"/>
+    <w:basedOn w:val="884"/>
     <w:uiPriority w:val="99"/>
     <w:pPr>
       <w:pBdr/>
@@ -6854,29 +6799,6 @@
         <w:tblBorders/>
       </w:tblPr>
       <w:tcPr>
-        <w:shd w:color="ffffff"/>
-        <w:tcBorders>
-          <w:top w:val="none" w:color="000000" w:sz="4" w:space="0"/>
-          <w:left w:val="none" w:color="000000" w:sz="4" w:space="0"/>
-          <w:bottom w:val="none" w:color="000000" w:sz="4" w:space="0"/>
-          <w:right w:val="none" w:color="000000" w:sz="4" w:space="0"/>
-        </w:tcBorders>
-      </w:tcPr>
-    </w:tblStylePr>
-    <w:tblStylePr w:type="firstRow">
-      <w:rPr>
-        <w:b/>
-        <w:color w:val="404040"/>
-      </w:rPr>
-      <w:pPr>
-        <w:pBdr/>
-        <w:spacing/>
-        <w:ind/>
-      </w:pPr>
-      <w:tblPr>
-        <w:tblBorders/>
-      </w:tblPr>
-      <w:tcPr>
         <w:shd w:val="clear" w:color="ffffff"/>
         <w:tcBorders>
           <w:top w:val="none" w:color="000000" w:sz="4" w:space="0"/>
@@ -6886,30 +6808,7 @@
         </w:tcBorders>
       </w:tcPr>
     </w:tblStylePr>
-    <w:tblStylePr w:type="lastCol">
-      <w:rPr>
-        <w:i/>
-        <w:color w:val="404040"/>
-      </w:rPr>
-      <w:pPr>
-        <w:pBdr/>
-        <w:spacing/>
-        <w:ind/>
-      </w:pPr>
-      <w:tblPr>
-        <w:tblBorders/>
-      </w:tblPr>
-      <w:tcPr>
-        <w:shd w:color="ffffff"/>
-        <w:tcBorders>
-          <w:top w:val="none" w:color="000000" w:sz="4" w:space="0"/>
-          <w:left w:val="none" w:color="000000" w:sz="4" w:space="0"/>
-          <w:bottom w:val="none" w:color="000000" w:sz="4" w:space="0"/>
-          <w:right w:val="none" w:color="000000" w:sz="4" w:space="0"/>
-        </w:tcBorders>
-      </w:tcPr>
-    </w:tblStylePr>
-    <w:tblStylePr w:type="lastRow">
+    <w:tblStylePr w:type="firstRow">
       <w:rPr>
         <w:b/>
         <w:color w:val="404040"/>
@@ -6932,6 +6831,52 @@
         </w:tcBorders>
       </w:tcPr>
     </w:tblStylePr>
+    <w:tblStylePr w:type="lastCol">
+      <w:rPr>
+        <w:i/>
+        <w:color w:val="404040"/>
+      </w:rPr>
+      <w:pPr>
+        <w:pBdr/>
+        <w:spacing/>
+        <w:ind/>
+      </w:pPr>
+      <w:tblPr>
+        <w:tblBorders/>
+      </w:tblPr>
+      <w:tcPr>
+        <w:shd w:val="clear" w:color="ffffff"/>
+        <w:tcBorders>
+          <w:top w:val="none" w:color="000000" w:sz="4" w:space="0"/>
+          <w:left w:val="none" w:color="000000" w:sz="4" w:space="0"/>
+          <w:bottom w:val="none" w:color="000000" w:sz="4" w:space="0"/>
+          <w:right w:val="none" w:color="000000" w:sz="4" w:space="0"/>
+        </w:tcBorders>
+      </w:tcPr>
+    </w:tblStylePr>
+    <w:tblStylePr w:type="lastRow">
+      <w:rPr>
+        <w:b/>
+        <w:color w:val="404040"/>
+      </w:rPr>
+      <w:pPr>
+        <w:pBdr/>
+        <w:spacing/>
+        <w:ind/>
+      </w:pPr>
+      <w:tblPr>
+        <w:tblBorders/>
+      </w:tblPr>
+      <w:tcPr>
+        <w:shd w:val="clear" w:color="ffffff"/>
+        <w:tcBorders>
+          <w:top w:val="none" w:color="000000" w:sz="4" w:space="0"/>
+          <w:left w:val="none" w:color="000000" w:sz="4" w:space="0"/>
+          <w:bottom w:val="none" w:color="000000" w:sz="4" w:space="0"/>
+          <w:right w:val="none" w:color="000000" w:sz="4" w:space="0"/>
+        </w:tcBorders>
+      </w:tcPr>
+    </w:tblStylePr>
     <w:tblStylePr w:type="nwCell">
       <w:pPr>
         <w:pBdr/>
@@ -6998,9 +6943,9 @@
       </w:tcPr>
     </w:tblStylePr>
   </w:style>
-  <w:style w:type="table" w:styleId="36">
+  <w:style w:type="table" w:styleId="727">
     <w:name w:val="Grid Table 3 - Accent 3"/>
-    <w:basedOn w:val="677"/>
+    <w:basedOn w:val="884"/>
     <w:uiPriority w:val="99"/>
     <w:pPr>
       <w:pBdr/>
@@ -7099,29 +7044,6 @@
         <w:tblBorders/>
       </w:tblPr>
       <w:tcPr>
-        <w:shd w:color="ffffff"/>
-        <w:tcBorders>
-          <w:top w:val="none" w:color="000000" w:sz="4" w:space="0"/>
-          <w:left w:val="none" w:color="000000" w:sz="4" w:space="0"/>
-          <w:bottom w:val="none" w:color="000000" w:sz="4" w:space="0"/>
-          <w:right w:val="none" w:color="000000" w:sz="4" w:space="0"/>
-        </w:tcBorders>
-      </w:tcPr>
-    </w:tblStylePr>
-    <w:tblStylePr w:type="firstRow">
-      <w:rPr>
-        <w:b/>
-        <w:color w:val="404040"/>
-      </w:rPr>
-      <w:pPr>
-        <w:pBdr/>
-        <w:spacing/>
-        <w:ind/>
-      </w:pPr>
-      <w:tblPr>
-        <w:tblBorders/>
-      </w:tblPr>
-      <w:tcPr>
         <w:shd w:val="clear" w:color="ffffff"/>
         <w:tcBorders>
           <w:top w:val="none" w:color="000000" w:sz="4" w:space="0"/>
@@ -7131,30 +7053,7 @@
         </w:tcBorders>
       </w:tcPr>
     </w:tblStylePr>
-    <w:tblStylePr w:type="lastCol">
-      <w:rPr>
-        <w:i/>
-        <w:color w:val="404040"/>
-      </w:rPr>
-      <w:pPr>
-        <w:pBdr/>
-        <w:spacing/>
-        <w:ind/>
-      </w:pPr>
-      <w:tblPr>
-        <w:tblBorders/>
-      </w:tblPr>
-      <w:tcPr>
-        <w:shd w:color="ffffff"/>
-        <w:tcBorders>
-          <w:top w:val="none" w:color="000000" w:sz="4" w:space="0"/>
-          <w:left w:val="none" w:color="000000" w:sz="4" w:space="0"/>
-          <w:bottom w:val="none" w:color="000000" w:sz="4" w:space="0"/>
-          <w:right w:val="none" w:color="000000" w:sz="4" w:space="0"/>
-        </w:tcBorders>
-      </w:tcPr>
-    </w:tblStylePr>
-    <w:tblStylePr w:type="lastRow">
+    <w:tblStylePr w:type="firstRow">
       <w:rPr>
         <w:b/>
         <w:color w:val="404040"/>
@@ -7177,6 +7076,52 @@
         </w:tcBorders>
       </w:tcPr>
     </w:tblStylePr>
+    <w:tblStylePr w:type="lastCol">
+      <w:rPr>
+        <w:i/>
+        <w:color w:val="404040"/>
+      </w:rPr>
+      <w:pPr>
+        <w:pBdr/>
+        <w:spacing/>
+        <w:ind/>
+      </w:pPr>
+      <w:tblPr>
+        <w:tblBorders/>
+      </w:tblPr>
+      <w:tcPr>
+        <w:shd w:val="clear" w:color="ffffff"/>
+        <w:tcBorders>
+          <w:top w:val="none" w:color="000000" w:sz="4" w:space="0"/>
+          <w:left w:val="none" w:color="000000" w:sz="4" w:space="0"/>
+          <w:bottom w:val="none" w:color="000000" w:sz="4" w:space="0"/>
+          <w:right w:val="none" w:color="000000" w:sz="4" w:space="0"/>
+        </w:tcBorders>
+      </w:tcPr>
+    </w:tblStylePr>
+    <w:tblStylePr w:type="lastRow">
+      <w:rPr>
+        <w:b/>
+        <w:color w:val="404040"/>
+      </w:rPr>
+      <w:pPr>
+        <w:pBdr/>
+        <w:spacing/>
+        <w:ind/>
+      </w:pPr>
+      <w:tblPr>
+        <w:tblBorders/>
+      </w:tblPr>
+      <w:tcPr>
+        <w:shd w:val="clear" w:color="ffffff"/>
+        <w:tcBorders>
+          <w:top w:val="none" w:color="000000" w:sz="4" w:space="0"/>
+          <w:left w:val="none" w:color="000000" w:sz="4" w:space="0"/>
+          <w:bottom w:val="none" w:color="000000" w:sz="4" w:space="0"/>
+          <w:right w:val="none" w:color="000000" w:sz="4" w:space="0"/>
+        </w:tcBorders>
+      </w:tcPr>
+    </w:tblStylePr>
     <w:tblStylePr w:type="nwCell">
       <w:pPr>
         <w:pBdr/>
@@ -7243,9 +7188,9 @@
       </w:tcPr>
     </w:tblStylePr>
   </w:style>
-  <w:style w:type="table" w:styleId="37">
+  <w:style w:type="table" w:styleId="728">
     <w:name w:val="Grid Table 3 - Accent 4"/>
-    <w:basedOn w:val="677"/>
+    <w:basedOn w:val="884"/>
     <w:uiPriority w:val="99"/>
     <w:pPr>
       <w:pBdr/>
@@ -7344,29 +7289,6 @@
         <w:tblBorders/>
       </w:tblPr>
       <w:tcPr>
-        <w:shd w:color="ffffff"/>
-        <w:tcBorders>
-          <w:top w:val="none" w:color="000000" w:sz="4" w:space="0"/>
-          <w:left w:val="none" w:color="000000" w:sz="4" w:space="0"/>
-          <w:bottom w:val="none" w:color="000000" w:sz="4" w:space="0"/>
-          <w:right w:val="none" w:color="000000" w:sz="4" w:space="0"/>
-        </w:tcBorders>
-      </w:tcPr>
-    </w:tblStylePr>
-    <w:tblStylePr w:type="firstRow">
-      <w:rPr>
-        <w:b/>
-        <w:color w:val="404040"/>
-      </w:rPr>
-      <w:pPr>
-        <w:pBdr/>
-        <w:spacing/>
-        <w:ind/>
-      </w:pPr>
-      <w:tblPr>
-        <w:tblBorders/>
-      </w:tblPr>
-      <w:tcPr>
         <w:shd w:val="clear" w:color="ffffff"/>
         <w:tcBorders>
           <w:top w:val="none" w:color="000000" w:sz="4" w:space="0"/>
@@ -7376,30 +7298,7 @@
         </w:tcBorders>
       </w:tcPr>
     </w:tblStylePr>
-    <w:tblStylePr w:type="lastCol">
-      <w:rPr>
-        <w:i/>
-        <w:color w:val="404040"/>
-      </w:rPr>
-      <w:pPr>
-        <w:pBdr/>
-        <w:spacing/>
-        <w:ind/>
-      </w:pPr>
-      <w:tblPr>
-        <w:tblBorders/>
-      </w:tblPr>
-      <w:tcPr>
-        <w:shd w:color="ffffff"/>
-        <w:tcBorders>
-          <w:top w:val="none" w:color="000000" w:sz="4" w:space="0"/>
-          <w:left w:val="none" w:color="000000" w:sz="4" w:space="0"/>
-          <w:bottom w:val="none" w:color="000000" w:sz="4" w:space="0"/>
-          <w:right w:val="none" w:color="000000" w:sz="4" w:space="0"/>
-        </w:tcBorders>
-      </w:tcPr>
-    </w:tblStylePr>
-    <w:tblStylePr w:type="lastRow">
+    <w:tblStylePr w:type="firstRow">
       <w:rPr>
         <w:b/>
         <w:color w:val="404040"/>
@@ -7422,6 +7321,52 @@
         </w:tcBorders>
       </w:tcPr>
     </w:tblStylePr>
+    <w:tblStylePr w:type="lastCol">
+      <w:rPr>
+        <w:i/>
+        <w:color w:val="404040"/>
+      </w:rPr>
+      <w:pPr>
+        <w:pBdr/>
+        <w:spacing/>
+        <w:ind/>
+      </w:pPr>
+      <w:tblPr>
+        <w:tblBorders/>
+      </w:tblPr>
+      <w:tcPr>
+        <w:shd w:val="clear" w:color="ffffff"/>
+        <w:tcBorders>
+          <w:top w:val="none" w:color="000000" w:sz="4" w:space="0"/>
+          <w:left w:val="none" w:color="000000" w:sz="4" w:space="0"/>
+          <w:bottom w:val="none" w:color="000000" w:sz="4" w:space="0"/>
+          <w:right w:val="none" w:color="000000" w:sz="4" w:space="0"/>
+        </w:tcBorders>
+      </w:tcPr>
+    </w:tblStylePr>
+    <w:tblStylePr w:type="lastRow">
+      <w:rPr>
+        <w:b/>
+        <w:color w:val="404040"/>
+      </w:rPr>
+      <w:pPr>
+        <w:pBdr/>
+        <w:spacing/>
+        <w:ind/>
+      </w:pPr>
+      <w:tblPr>
+        <w:tblBorders/>
+      </w:tblPr>
+      <w:tcPr>
+        <w:shd w:val="clear" w:color="ffffff"/>
+        <w:tcBorders>
+          <w:top w:val="none" w:color="000000" w:sz="4" w:space="0"/>
+          <w:left w:val="none" w:color="000000" w:sz="4" w:space="0"/>
+          <w:bottom w:val="none" w:color="000000" w:sz="4" w:space="0"/>
+          <w:right w:val="none" w:color="000000" w:sz="4" w:space="0"/>
+        </w:tcBorders>
+      </w:tcPr>
+    </w:tblStylePr>
     <w:tblStylePr w:type="nwCell">
       <w:pPr>
         <w:pBdr/>
@@ -7488,9 +7433,9 @@
       </w:tcPr>
     </w:tblStylePr>
   </w:style>
-  <w:style w:type="table" w:styleId="38">
+  <w:style w:type="table" w:styleId="729">
     <w:name w:val="Grid Table 3 - Accent 5"/>
-    <w:basedOn w:val="677"/>
+    <w:basedOn w:val="884"/>
     <w:uiPriority w:val="99"/>
     <w:pPr>
       <w:pBdr/>
@@ -7589,29 +7534,6 @@
         <w:tblBorders/>
       </w:tblPr>
       <w:tcPr>
-        <w:shd w:color="ffffff"/>
-        <w:tcBorders>
-          <w:top w:val="none" w:color="000000" w:sz="4" w:space="0"/>
-          <w:left w:val="none" w:color="000000" w:sz="4" w:space="0"/>
-          <w:bottom w:val="none" w:color="000000" w:sz="4" w:space="0"/>
-          <w:right w:val="none" w:color="000000" w:sz="4" w:space="0"/>
-        </w:tcBorders>
-      </w:tcPr>
-    </w:tblStylePr>
-    <w:tblStylePr w:type="firstRow">
-      <w:rPr>
-        <w:b/>
-        <w:color w:val="404040"/>
-      </w:rPr>
-      <w:pPr>
-        <w:pBdr/>
-        <w:spacing/>
-        <w:ind/>
-      </w:pPr>
-      <w:tblPr>
-        <w:tblBorders/>
-      </w:tblPr>
-      <w:tcPr>
         <w:shd w:val="clear" w:color="ffffff"/>
         <w:tcBorders>
           <w:top w:val="none" w:color="000000" w:sz="4" w:space="0"/>
@@ -7621,30 +7543,7 @@
         </w:tcBorders>
       </w:tcPr>
     </w:tblStylePr>
-    <w:tblStylePr w:type="lastCol">
-      <w:rPr>
-        <w:i/>
-        <w:color w:val="404040"/>
-      </w:rPr>
-      <w:pPr>
-        <w:pBdr/>
-        <w:spacing/>
-        <w:ind/>
-      </w:pPr>
-      <w:tblPr>
-        <w:tblBorders/>
-      </w:tblPr>
-      <w:tcPr>
-        <w:shd w:color="ffffff"/>
-        <w:tcBorders>
-          <w:top w:val="none" w:color="000000" w:sz="4" w:space="0"/>
-          <w:left w:val="none" w:color="000000" w:sz="4" w:space="0"/>
-          <w:bottom w:val="none" w:color="000000" w:sz="4" w:space="0"/>
-          <w:right w:val="none" w:color="000000" w:sz="4" w:space="0"/>
-        </w:tcBorders>
-      </w:tcPr>
-    </w:tblStylePr>
-    <w:tblStylePr w:type="lastRow">
+    <w:tblStylePr w:type="firstRow">
       <w:rPr>
         <w:b/>
         <w:color w:val="404040"/>
@@ -7667,6 +7566,52 @@
         </w:tcBorders>
       </w:tcPr>
     </w:tblStylePr>
+    <w:tblStylePr w:type="lastCol">
+      <w:rPr>
+        <w:i/>
+        <w:color w:val="404040"/>
+      </w:rPr>
+      <w:pPr>
+        <w:pBdr/>
+        <w:spacing/>
+        <w:ind/>
+      </w:pPr>
+      <w:tblPr>
+        <w:tblBorders/>
+      </w:tblPr>
+      <w:tcPr>
+        <w:shd w:val="clear" w:color="ffffff"/>
+        <w:tcBorders>
+          <w:top w:val="none" w:color="000000" w:sz="4" w:space="0"/>
+          <w:left w:val="none" w:color="000000" w:sz="4" w:space="0"/>
+          <w:bottom w:val="none" w:color="000000" w:sz="4" w:space="0"/>
+          <w:right w:val="none" w:color="000000" w:sz="4" w:space="0"/>
+        </w:tcBorders>
+      </w:tcPr>
+    </w:tblStylePr>
+    <w:tblStylePr w:type="lastRow">
+      <w:rPr>
+        <w:b/>
+        <w:color w:val="404040"/>
+      </w:rPr>
+      <w:pPr>
+        <w:pBdr/>
+        <w:spacing/>
+        <w:ind/>
+      </w:pPr>
+      <w:tblPr>
+        <w:tblBorders/>
+      </w:tblPr>
+      <w:tcPr>
+        <w:shd w:val="clear" w:color="ffffff"/>
+        <w:tcBorders>
+          <w:top w:val="none" w:color="000000" w:sz="4" w:space="0"/>
+          <w:left w:val="none" w:color="000000" w:sz="4" w:space="0"/>
+          <w:bottom w:val="none" w:color="000000" w:sz="4" w:space="0"/>
+          <w:right w:val="none" w:color="000000" w:sz="4" w:space="0"/>
+        </w:tcBorders>
+      </w:tcPr>
+    </w:tblStylePr>
     <w:tblStylePr w:type="nwCell">
       <w:pPr>
         <w:pBdr/>
@@ -7733,9 +7678,9 @@
       </w:tcPr>
     </w:tblStylePr>
   </w:style>
-  <w:style w:type="table" w:styleId="39">
+  <w:style w:type="table" w:styleId="730">
     <w:name w:val="Grid Table 3 - Accent 6"/>
-    <w:basedOn w:val="677"/>
+    <w:basedOn w:val="884"/>
     <w:uiPriority w:val="99"/>
     <w:pPr>
       <w:pBdr/>
@@ -7834,29 +7779,6 @@
         <w:tblBorders/>
       </w:tblPr>
       <w:tcPr>
-        <w:shd w:color="ffffff"/>
-        <w:tcBorders>
-          <w:top w:val="none" w:color="000000" w:sz="4" w:space="0"/>
-          <w:left w:val="none" w:color="000000" w:sz="4" w:space="0"/>
-          <w:bottom w:val="none" w:color="000000" w:sz="4" w:space="0"/>
-          <w:right w:val="none" w:color="000000" w:sz="4" w:space="0"/>
-        </w:tcBorders>
-      </w:tcPr>
-    </w:tblStylePr>
-    <w:tblStylePr w:type="firstRow">
-      <w:rPr>
-        <w:b/>
-        <w:color w:val="404040"/>
-      </w:rPr>
-      <w:pPr>
-        <w:pBdr/>
-        <w:spacing/>
-        <w:ind/>
-      </w:pPr>
-      <w:tblPr>
-        <w:tblBorders/>
-      </w:tblPr>
-      <w:tcPr>
         <w:shd w:val="clear" w:color="ffffff"/>
         <w:tcBorders>
           <w:top w:val="none" w:color="000000" w:sz="4" w:space="0"/>
@@ -7866,30 +7788,7 @@
         </w:tcBorders>
       </w:tcPr>
     </w:tblStylePr>
-    <w:tblStylePr w:type="lastCol">
-      <w:rPr>
-        <w:i/>
-        <w:color w:val="404040"/>
-      </w:rPr>
-      <w:pPr>
-        <w:pBdr/>
-        <w:spacing/>
-        <w:ind/>
-      </w:pPr>
-      <w:tblPr>
-        <w:tblBorders/>
-      </w:tblPr>
-      <w:tcPr>
-        <w:shd w:color="ffffff"/>
-        <w:tcBorders>
-          <w:top w:val="none" w:color="000000" w:sz="4" w:space="0"/>
-          <w:left w:val="none" w:color="000000" w:sz="4" w:space="0"/>
-          <w:bottom w:val="none" w:color="000000" w:sz="4" w:space="0"/>
-          <w:right w:val="none" w:color="000000" w:sz="4" w:space="0"/>
-        </w:tcBorders>
-      </w:tcPr>
-    </w:tblStylePr>
-    <w:tblStylePr w:type="lastRow">
+    <w:tblStylePr w:type="firstRow">
       <w:rPr>
         <w:b/>
         <w:color w:val="404040"/>
@@ -7912,6 +7811,52 @@
         </w:tcBorders>
       </w:tcPr>
     </w:tblStylePr>
+    <w:tblStylePr w:type="lastCol">
+      <w:rPr>
+        <w:i/>
+        <w:color w:val="404040"/>
+      </w:rPr>
+      <w:pPr>
+        <w:pBdr/>
+        <w:spacing/>
+        <w:ind/>
+      </w:pPr>
+      <w:tblPr>
+        <w:tblBorders/>
+      </w:tblPr>
+      <w:tcPr>
+        <w:shd w:val="clear" w:color="ffffff"/>
+        <w:tcBorders>
+          <w:top w:val="none" w:color="000000" w:sz="4" w:space="0"/>
+          <w:left w:val="none" w:color="000000" w:sz="4" w:space="0"/>
+          <w:bottom w:val="none" w:color="000000" w:sz="4" w:space="0"/>
+          <w:right w:val="none" w:color="000000" w:sz="4" w:space="0"/>
+        </w:tcBorders>
+      </w:tcPr>
+    </w:tblStylePr>
+    <w:tblStylePr w:type="lastRow">
+      <w:rPr>
+        <w:b/>
+        <w:color w:val="404040"/>
+      </w:rPr>
+      <w:pPr>
+        <w:pBdr/>
+        <w:spacing/>
+        <w:ind/>
+      </w:pPr>
+      <w:tblPr>
+        <w:tblBorders/>
+      </w:tblPr>
+      <w:tcPr>
+        <w:shd w:val="clear" w:color="ffffff"/>
+        <w:tcBorders>
+          <w:top w:val="none" w:color="000000" w:sz="4" w:space="0"/>
+          <w:left w:val="none" w:color="000000" w:sz="4" w:space="0"/>
+          <w:bottom w:val="none" w:color="000000" w:sz="4" w:space="0"/>
+          <w:right w:val="none" w:color="000000" w:sz="4" w:space="0"/>
+        </w:tcBorders>
+      </w:tcPr>
+    </w:tblStylePr>
     <w:tblStylePr w:type="nwCell">
       <w:pPr>
         <w:pBdr/>
@@ -7978,9 +7923,9 @@
       </w:tcPr>
     </w:tblStylePr>
   </w:style>
-  <w:style w:type="table" w:styleId="40">
+  <w:style w:type="table" w:styleId="731">
     <w:name w:val="Grid Table 4"/>
-    <w:basedOn w:val="677"/>
+    <w:basedOn w:val="884"/>
     <w:uiPriority w:val="59"/>
     <w:pPr>
       <w:pBdr/>
@@ -8211,9 +8156,9 @@
       </w:tcPr>
     </w:tblStylePr>
   </w:style>
-  <w:style w:type="table" w:styleId="41">
+  <w:style w:type="table" w:styleId="732">
     <w:name w:val="Grid Table 4 - Accent 1"/>
-    <w:basedOn w:val="677"/>
+    <w:basedOn w:val="884"/>
     <w:uiPriority w:val="59"/>
     <w:pPr>
       <w:pBdr/>
@@ -8444,9 +8389,9 @@
       </w:tcPr>
     </w:tblStylePr>
   </w:style>
-  <w:style w:type="table" w:styleId="42">
+  <w:style w:type="table" w:styleId="733">
     <w:name w:val="Grid Table 4 - Accent 2"/>
-    <w:basedOn w:val="677"/>
+    <w:basedOn w:val="884"/>
     <w:uiPriority w:val="59"/>
     <w:pPr>
       <w:pBdr/>
@@ -8677,9 +8622,9 @@
       </w:tcPr>
     </w:tblStylePr>
   </w:style>
-  <w:style w:type="table" w:styleId="43">
+  <w:style w:type="table" w:styleId="734">
     <w:name w:val="Grid Table 4 - Accent 3"/>
-    <w:basedOn w:val="677"/>
+    <w:basedOn w:val="884"/>
     <w:uiPriority w:val="59"/>
     <w:pPr>
       <w:pBdr/>
@@ -8910,9 +8855,9 @@
       </w:tcPr>
     </w:tblStylePr>
   </w:style>
-  <w:style w:type="table" w:styleId="44">
+  <w:style w:type="table" w:styleId="735">
     <w:name w:val="Grid Table 4 - Accent 4"/>
-    <w:basedOn w:val="677"/>
+    <w:basedOn w:val="884"/>
     <w:uiPriority w:val="59"/>
     <w:pPr>
       <w:pBdr/>
@@ -9143,9 +9088,9 @@
       </w:tcPr>
     </w:tblStylePr>
   </w:style>
-  <w:style w:type="table" w:styleId="45">
+  <w:style w:type="table" w:styleId="736">
     <w:name w:val="Grid Table 4 - Accent 5"/>
-    <w:basedOn w:val="677"/>
+    <w:basedOn w:val="884"/>
     <w:uiPriority w:val="59"/>
     <w:pPr>
       <w:pBdr/>
@@ -9376,9 +9321,9 @@
       </w:tcPr>
     </w:tblStylePr>
   </w:style>
-  <w:style w:type="table" w:styleId="46">
+  <w:style w:type="table" w:styleId="737">
     <w:name w:val="Grid Table 4 - Accent 6"/>
-    <w:basedOn w:val="677"/>
+    <w:basedOn w:val="884"/>
     <w:uiPriority w:val="59"/>
     <w:pPr>
       <w:pBdr/>
@@ -9609,9 +9554,9 @@
       </w:tcPr>
     </w:tblStylePr>
   </w:style>
-  <w:style w:type="table" w:styleId="47">
+  <w:style w:type="table" w:styleId="738">
     <w:name w:val="Grid Table 5 Dark"/>
-    <w:basedOn w:val="677"/>
+    <w:basedOn w:val="884"/>
     <w:uiPriority w:val="99"/>
     <w:pPr>
       <w:pBdr/>
@@ -9837,9 +9782,9 @@
       </w:tcPr>
     </w:tblStylePr>
   </w:style>
-  <w:style w:type="table" w:styleId="48">
+  <w:style w:type="table" w:styleId="739">
     <w:name w:val="Grid Table 5 Dark- Accent 1"/>
-    <w:basedOn w:val="677"/>
+    <w:basedOn w:val="884"/>
     <w:uiPriority w:val="99"/>
     <w:pPr>
       <w:pBdr/>
@@ -10065,9 +10010,9 @@
       </w:tcPr>
     </w:tblStylePr>
   </w:style>
-  <w:style w:type="table" w:styleId="49">
+  <w:style w:type="table" w:styleId="740">
     <w:name w:val="Grid Table 5 Dark - Accent 2"/>
-    <w:basedOn w:val="677"/>
+    <w:basedOn w:val="884"/>
     <w:uiPriority w:val="99"/>
     <w:pPr>
       <w:pBdr/>
@@ -10293,9 +10238,9 @@
       </w:tcPr>
     </w:tblStylePr>
   </w:style>
-  <w:style w:type="table" w:styleId="50">
+  <w:style w:type="table" w:styleId="741">
     <w:name w:val="Grid Table 5 Dark - Accent 3"/>
-    <w:basedOn w:val="677"/>
+    <w:basedOn w:val="884"/>
     <w:uiPriority w:val="99"/>
     <w:pPr>
       <w:pBdr/>
@@ -10521,9 +10466,9 @@
       </w:tcPr>
     </w:tblStylePr>
   </w:style>
-  <w:style w:type="table" w:styleId="51">
+  <w:style w:type="table" w:styleId="742">
     <w:name w:val="Grid Table 5 Dark- Accent 4"/>
-    <w:basedOn w:val="677"/>
+    <w:basedOn w:val="884"/>
     <w:uiPriority w:val="99"/>
     <w:pPr>
       <w:pBdr/>
@@ -10749,9 +10694,9 @@
       </w:tcPr>
     </w:tblStylePr>
   </w:style>
-  <w:style w:type="table" w:styleId="52">
+  <w:style w:type="table" w:styleId="743">
     <w:name w:val="Grid Table 5 Dark - Accent 5"/>
-    <w:basedOn w:val="677"/>
+    <w:basedOn w:val="884"/>
     <w:uiPriority w:val="99"/>
     <w:pPr>
       <w:pBdr/>
@@ -10977,9 +10922,9 @@
       </w:tcPr>
     </w:tblStylePr>
   </w:style>
-  <w:style w:type="table" w:styleId="53">
+  <w:style w:type="table" w:styleId="744">
     <w:name w:val="Grid Table 5 Dark - Accent 6"/>
-    <w:basedOn w:val="677"/>
+    <w:basedOn w:val="884"/>
     <w:uiPriority w:val="99"/>
     <w:pPr>
       <w:pBdr/>
@@ -11205,9 +11150,9 @@
       </w:tcPr>
     </w:tblStylePr>
   </w:style>
-  <w:style w:type="table" w:styleId="54">
+  <w:style w:type="table" w:styleId="745">
     <w:name w:val="Grid Table 6 Colorful"/>
-    <w:basedOn w:val="677"/>
+    <w:basedOn w:val="884"/>
     <w:uiPriority w:val="99"/>
     <w:pPr>
       <w:pBdr/>
@@ -11435,9 +11380,9 @@
       </w:tcPr>
     </w:tblStylePr>
   </w:style>
-  <w:style w:type="table" w:styleId="55">
+  <w:style w:type="table" w:styleId="746">
     <w:name w:val="Grid Table 6 Colorful - Accent 1"/>
-    <w:basedOn w:val="677"/>
+    <w:basedOn w:val="884"/>
     <w:uiPriority w:val="99"/>
     <w:pPr>
       <w:pBdr/>
@@ -11665,9 +11610,9 @@
       </w:tcPr>
     </w:tblStylePr>
   </w:style>
-  <w:style w:type="table" w:styleId="56">
+  <w:style w:type="table" w:styleId="747">
     <w:name w:val="Grid Table 6 Colorful - Accent 2"/>
-    <w:basedOn w:val="677"/>
+    <w:basedOn w:val="884"/>
     <w:uiPriority w:val="99"/>
     <w:pPr>
       <w:pBdr/>
@@ -11895,9 +11840,9 @@
       </w:tcPr>
     </w:tblStylePr>
   </w:style>
-  <w:style w:type="table" w:styleId="57">
+  <w:style w:type="table" w:styleId="748">
     <w:name w:val="Grid Table 6 Colorful - Accent 3"/>
-    <w:basedOn w:val="677"/>
+    <w:basedOn w:val="884"/>
     <w:uiPriority w:val="99"/>
     <w:pPr>
       <w:pBdr/>
@@ -12125,9 +12070,9 @@
       </w:tcPr>
     </w:tblStylePr>
   </w:style>
-  <w:style w:type="table" w:styleId="58">
+  <w:style w:type="table" w:styleId="749">
     <w:name w:val="Grid Table 6 Colorful - Accent 4"/>
-    <w:basedOn w:val="677"/>
+    <w:basedOn w:val="884"/>
     <w:uiPriority w:val="99"/>
     <w:pPr>
       <w:pBdr/>
@@ -12355,9 +12300,9 @@
       </w:tcPr>
     </w:tblStylePr>
   </w:style>
-  <w:style w:type="table" w:styleId="59">
+  <w:style w:type="table" w:styleId="750">
     <w:name w:val="Grid Table 6 Colorful - Accent 5"/>
-    <w:basedOn w:val="677"/>
+    <w:basedOn w:val="884"/>
     <w:uiPriority w:val="99"/>
     <w:pPr>
       <w:pBdr/>
@@ -12585,9 +12530,9 @@
       </w:tcPr>
     </w:tblStylePr>
   </w:style>
-  <w:style w:type="table" w:styleId="60">
+  <w:style w:type="table" w:styleId="751">
     <w:name w:val="Grid Table 6 Colorful - Accent 6"/>
-    <w:basedOn w:val="677"/>
+    <w:basedOn w:val="884"/>
     <w:uiPriority w:val="99"/>
     <w:pPr>
       <w:pBdr/>
@@ -12815,9 +12760,9 @@
       </w:tcPr>
     </w:tblStylePr>
   </w:style>
-  <w:style w:type="table" w:styleId="61">
+  <w:style w:type="table" w:styleId="752">
     <w:name w:val="Grid Table 7 Colorful"/>
-    <w:basedOn w:val="677"/>
+    <w:basedOn w:val="884"/>
     <w:uiPriority w:val="99"/>
     <w:pPr>
       <w:pBdr/>
@@ -12919,11 +12864,11 @@
         <w:tblBorders/>
       </w:tblPr>
       <w:tcPr>
-        <w:shd w:color="ffffff"/>
+        <w:shd w:val="clear" w:color="ffffff"/>
         <w:tcBorders>
-          <w:top w:val="none"/>
-          <w:left w:val="none"/>
-          <w:bottom w:val="none"/>
+          <w:top w:val="none" w:color="000000" w:sz="4" w:space="0"/>
+          <w:left w:val="none" w:color="000000" w:sz="4" w:space="0"/>
+          <w:bottom w:val="none" w:color="000000" w:sz="4" w:space="0"/>
           <w:right w:val="single" w:color="000000" w:themeColor="text1" w:themeTint="80" w:sz="4" w:space="0"/>
         </w:tcBorders>
       </w:tcPr>
@@ -12946,10 +12891,10 @@
       <w:tcPr>
         <w:shd w:val="clear" w:color="ffffff" w:themeColor="light1" w:fill="ffffff" w:themeFill="light1"/>
         <w:tcBorders>
-          <w:top w:val="none"/>
-          <w:left w:val="none"/>
+          <w:top w:val="none" w:color="000000" w:sz="4" w:space="0"/>
+          <w:left w:val="none" w:color="000000" w:sz="4" w:space="0"/>
           <w:bottom w:val="single" w:color="000000" w:themeColor="text1" w:themeTint="80" w:sz="4" w:space="0"/>
-          <w:right w:val="none"/>
+          <w:right w:val="none" w:color="000000" w:sz="4" w:space="0"/>
         </w:tcBorders>
       </w:tcPr>
     </w:tblStylePr>
@@ -12969,12 +12914,12 @@
         <w:tblBorders/>
       </w:tblPr>
       <w:tcPr>
-        <w:shd w:color="ffffff"/>
+        <w:shd w:val="clear" w:color="ffffff"/>
         <w:tcBorders>
-          <w:top w:val="none"/>
+          <w:top w:val="none" w:color="000000" w:sz="4" w:space="0"/>
           <w:left w:val="single" w:color="000000" w:themeColor="text1" w:themeTint="80" w:sz="4" w:space="0"/>
-          <w:bottom w:val="none"/>
-          <w:right w:val="none"/>
+          <w:bottom w:val="none" w:color="000000" w:sz="4" w:space="0"/>
+          <w:right w:val="none" w:color="000000" w:sz="4" w:space="0"/>
         </w:tcBorders>
       </w:tcPr>
     </w:tblStylePr>
@@ -12997,9 +12942,9 @@
         <w:shd w:val="clear" w:color="ffffff" w:themeColor="light1" w:fill="ffffff" w:themeFill="light1"/>
         <w:tcBorders>
           <w:top w:val="single" w:color="000000" w:themeColor="text1" w:themeTint="80" w:sz="4" w:space="0"/>
-          <w:left w:val="none"/>
-          <w:bottom w:val="none"/>
-          <w:right w:val="none"/>
+          <w:left w:val="none" w:color="000000" w:sz="4" w:space="0"/>
+          <w:bottom w:val="none" w:color="000000" w:sz="4" w:space="0"/>
+          <w:right w:val="none" w:color="000000" w:sz="4" w:space="0"/>
         </w:tcBorders>
       </w:tcPr>
     </w:tblStylePr>
@@ -13069,9 +13014,9 @@
       </w:tcPr>
     </w:tblStylePr>
   </w:style>
-  <w:style w:type="table" w:styleId="62">
+  <w:style w:type="table" w:styleId="753">
     <w:name w:val="Grid Table 7 Colorful - Accent 1"/>
-    <w:basedOn w:val="677"/>
+    <w:basedOn w:val="884"/>
     <w:uiPriority w:val="99"/>
     <w:pPr>
       <w:pBdr/>
@@ -13173,11 +13118,11 @@
         <w:tblBorders/>
       </w:tblPr>
       <w:tcPr>
-        <w:shd w:color="ffffff"/>
+        <w:shd w:val="clear" w:color="ffffff"/>
         <w:tcBorders>
-          <w:top w:val="none"/>
-          <w:left w:val="none"/>
-          <w:bottom w:val="none"/>
+          <w:top w:val="none" w:color="000000" w:sz="4" w:space="0"/>
+          <w:left w:val="none" w:color="000000" w:sz="4" w:space="0"/>
+          <w:bottom w:val="none" w:color="000000" w:sz="4" w:space="0"/>
           <w:right w:val="single" w:color="000000" w:themeColor="accent1" w:themeTint="80" w:sz="4" w:space="0"/>
         </w:tcBorders>
       </w:tcPr>
@@ -13200,10 +13145,10 @@
       <w:tcPr>
         <w:shd w:val="clear" w:color="ffffff" w:themeColor="light1" w:fill="ffffff" w:themeFill="light1"/>
         <w:tcBorders>
-          <w:top w:val="none"/>
-          <w:left w:val="none"/>
+          <w:top w:val="none" w:color="000000" w:sz="4" w:space="0"/>
+          <w:left w:val="none" w:color="000000" w:sz="4" w:space="0"/>
           <w:bottom w:val="single" w:color="000000" w:themeColor="accent1" w:themeTint="80" w:sz="4" w:space="0"/>
-          <w:right w:val="none"/>
+          <w:right w:val="none" w:color="000000" w:sz="4" w:space="0"/>
         </w:tcBorders>
       </w:tcPr>
     </w:tblStylePr>
@@ -13223,12 +13168,12 @@
         <w:tblBorders/>
       </w:tblPr>
       <w:tcPr>
-        <w:shd w:color="ffffff"/>
+        <w:shd w:val="clear" w:color="ffffff"/>
         <w:tcBorders>
-          <w:top w:val="none"/>
+          <w:top w:val="none" w:color="000000" w:sz="4" w:space="0"/>
           <w:left w:val="single" w:color="000000" w:themeColor="accent1" w:themeTint="80" w:sz="4" w:space="0"/>
-          <w:bottom w:val="none"/>
-          <w:right w:val="none"/>
+          <w:bottom w:val="none" w:color="000000" w:sz="4" w:space="0"/>
+          <w:right w:val="none" w:color="000000" w:sz="4" w:space="0"/>
         </w:tcBorders>
       </w:tcPr>
     </w:tblStylePr>
@@ -13251,9 +13196,9 @@
         <w:shd w:val="clear" w:color="ffffff" w:themeColor="light1" w:fill="ffffff" w:themeFill="light1"/>
         <w:tcBorders>
           <w:top w:val="single" w:color="000000" w:themeColor="accent1" w:themeTint="80" w:sz="4" w:space="0"/>
-          <w:left w:val="none"/>
-          <w:bottom w:val="none"/>
-          <w:right w:val="none"/>
+          <w:left w:val="none" w:color="000000" w:sz="4" w:space="0"/>
+          <w:bottom w:val="none" w:color="000000" w:sz="4" w:space="0"/>
+          <w:right w:val="none" w:color="000000" w:sz="4" w:space="0"/>
         </w:tcBorders>
       </w:tcPr>
     </w:tblStylePr>
@@ -13323,9 +13268,9 @@
       </w:tcPr>
     </w:tblStylePr>
   </w:style>
-  <w:style w:type="table" w:styleId="63">
+  <w:style w:type="table" w:styleId="754">
     <w:name w:val="Grid Table 7 Colorful - Accent 2"/>
-    <w:basedOn w:val="677"/>
+    <w:basedOn w:val="884"/>
     <w:uiPriority w:val="99"/>
     <w:pPr>
       <w:pBdr/>
@@ -13427,11 +13372,11 @@
         <w:tblBorders/>
       </w:tblPr>
       <w:tcPr>
-        <w:shd w:color="ffffff"/>
+        <w:shd w:val="clear" w:color="ffffff"/>
         <w:tcBorders>
-          <w:top w:val="none"/>
-          <w:left w:val="none"/>
-          <w:bottom w:val="none"/>
+          <w:top w:val="none" w:color="000000" w:sz="4" w:space="0"/>
+          <w:left w:val="none" w:color="000000" w:sz="4" w:space="0"/>
+          <w:bottom w:val="none" w:color="000000" w:sz="4" w:space="0"/>
           <w:right w:val="single" w:color="000000" w:themeColor="accent2" w:themeTint="97" w:sz="4" w:space="0"/>
         </w:tcBorders>
       </w:tcPr>
@@ -13454,10 +13399,10 @@
       <w:tcPr>
         <w:shd w:val="clear" w:color="ffffff" w:themeColor="light1" w:fill="ffffff" w:themeFill="light1"/>
         <w:tcBorders>
-          <w:top w:val="none"/>
-          <w:left w:val="none"/>
+          <w:top w:val="none" w:color="000000" w:sz="4" w:space="0"/>
+          <w:left w:val="none" w:color="000000" w:sz="4" w:space="0"/>
           <w:bottom w:val="single" w:color="000000" w:themeColor="accent2" w:themeTint="97" w:sz="4" w:space="0"/>
-          <w:right w:val="none"/>
+          <w:right w:val="none" w:color="000000" w:sz="4" w:space="0"/>
         </w:tcBorders>
       </w:tcPr>
     </w:tblStylePr>
@@ -13477,12 +13422,12 @@
         <w:tblBorders/>
       </w:tblPr>
       <w:tcPr>
-        <w:shd w:color="ffffff"/>
+        <w:shd w:val="clear" w:color="ffffff"/>
         <w:tcBorders>
-          <w:top w:val="none"/>
+          <w:top w:val="none" w:color="000000" w:sz="4" w:space="0"/>
           <w:left w:val="single" w:color="000000" w:themeColor="accent2" w:themeTint="97" w:sz="4" w:space="0"/>
-          <w:bottom w:val="none"/>
-          <w:right w:val="none"/>
+          <w:bottom w:val="none" w:color="000000" w:sz="4" w:space="0"/>
+          <w:right w:val="none" w:color="000000" w:sz="4" w:space="0"/>
         </w:tcBorders>
       </w:tcPr>
     </w:tblStylePr>
@@ -13505,9 +13450,9 @@
         <w:shd w:val="clear" w:color="ffffff" w:themeColor="light1" w:fill="ffffff" w:themeFill="light1"/>
         <w:tcBorders>
           <w:top w:val="single" w:color="000000" w:themeColor="accent2" w:themeTint="97" w:sz="4" w:space="0"/>
-          <w:left w:val="none"/>
-          <w:bottom w:val="none"/>
-          <w:right w:val="none"/>
+          <w:left w:val="none" w:color="000000" w:sz="4" w:space="0"/>
+          <w:bottom w:val="none" w:color="000000" w:sz="4" w:space="0"/>
+          <w:right w:val="none" w:color="000000" w:sz="4" w:space="0"/>
         </w:tcBorders>
       </w:tcPr>
     </w:tblStylePr>
@@ -13577,9 +13522,9 @@
       </w:tcPr>
     </w:tblStylePr>
   </w:style>
-  <w:style w:type="table" w:styleId="64">
+  <w:style w:type="table" w:styleId="755">
     <w:name w:val="Grid Table 7 Colorful - Accent 3"/>
-    <w:basedOn w:val="677"/>
+    <w:basedOn w:val="884"/>
     <w:uiPriority w:val="99"/>
     <w:pPr>
       <w:pBdr/>
@@ -13681,11 +13626,11 @@
         <w:tblBorders/>
       </w:tblPr>
       <w:tcPr>
-        <w:shd w:color="ffffff"/>
+        <w:shd w:val="clear" w:color="ffffff"/>
         <w:tcBorders>
-          <w:top w:val="none"/>
-          <w:left w:val="none"/>
-          <w:bottom w:val="none"/>
+          <w:top w:val="none" w:color="000000" w:sz="4" w:space="0"/>
+          <w:left w:val="none" w:color="000000" w:sz="4" w:space="0"/>
+          <w:bottom w:val="none" w:color="000000" w:sz="4" w:space="0"/>
           <w:right w:val="single" w:color="000000" w:themeColor="accent3" w:themeTint="FE" w:sz="4" w:space="0"/>
         </w:tcBorders>
       </w:tcPr>
@@ -13708,10 +13653,10 @@
       <w:tcPr>
         <w:shd w:val="clear" w:color="ffffff" w:themeColor="light1" w:fill="ffffff" w:themeFill="light1"/>
         <w:tcBorders>
-          <w:top w:val="none"/>
-          <w:left w:val="none"/>
+          <w:top w:val="none" w:color="000000" w:sz="4" w:space="0"/>
+          <w:left w:val="none" w:color="000000" w:sz="4" w:space="0"/>
           <w:bottom w:val="single" w:color="000000" w:themeColor="accent3" w:themeTint="FE" w:sz="4" w:space="0"/>
-          <w:right w:val="none"/>
+          <w:right w:val="none" w:color="000000" w:sz="4" w:space="0"/>
         </w:tcBorders>
       </w:tcPr>
     </w:tblStylePr>
@@ -13731,12 +13676,12 @@
         <w:tblBorders/>
       </w:tblPr>
       <w:tcPr>
-        <w:shd w:color="ffffff"/>
+        <w:shd w:val="clear" w:color="ffffff"/>
         <w:tcBorders>
-          <w:top w:val="none"/>
+          <w:top w:val="none" w:color="000000" w:sz="4" w:space="0"/>
           <w:left w:val="single" w:color="000000" w:themeColor="accent3" w:themeTint="FE" w:sz="4" w:space="0"/>
-          <w:bottom w:val="none"/>
-          <w:right w:val="none"/>
+          <w:bottom w:val="none" w:color="000000" w:sz="4" w:space="0"/>
+          <w:right w:val="none" w:color="000000" w:sz="4" w:space="0"/>
         </w:tcBorders>
       </w:tcPr>
     </w:tblStylePr>
@@ -13759,9 +13704,9 @@
         <w:shd w:val="clear" w:color="ffffff" w:themeColor="light1" w:fill="ffffff" w:themeFill="light1"/>
         <w:tcBorders>
           <w:top w:val="single" w:color="000000" w:themeColor="accent3" w:themeTint="FE" w:sz="4" w:space="0"/>
-          <w:left w:val="none"/>
-          <w:bottom w:val="none"/>
-          <w:right w:val="none"/>
+          <w:left w:val="none" w:color="000000" w:sz="4" w:space="0"/>
+          <w:bottom w:val="none" w:color="000000" w:sz="4" w:space="0"/>
+          <w:right w:val="none" w:color="000000" w:sz="4" w:space="0"/>
         </w:tcBorders>
       </w:tcPr>
     </w:tblStylePr>
@@ -13831,9 +13776,9 @@
       </w:tcPr>
     </w:tblStylePr>
   </w:style>
-  <w:style w:type="table" w:styleId="65">
+  <w:style w:type="table" w:styleId="756">
     <w:name w:val="Grid Table 7 Colorful - Accent 4"/>
-    <w:basedOn w:val="677"/>
+    <w:basedOn w:val="884"/>
     <w:uiPriority w:val="99"/>
     <w:pPr>
       <w:pBdr/>
@@ -13935,11 +13880,11 @@
         <w:tblBorders/>
       </w:tblPr>
       <w:tcPr>
-        <w:shd w:color="ffffff"/>
+        <w:shd w:val="clear" w:color="ffffff"/>
         <w:tcBorders>
-          <w:top w:val="none"/>
-          <w:left w:val="none"/>
-          <w:bottom w:val="none"/>
+          <w:top w:val="none" w:color="000000" w:sz="4" w:space="0"/>
+          <w:left w:val="none" w:color="000000" w:sz="4" w:space="0"/>
+          <w:bottom w:val="none" w:color="000000" w:sz="4" w:space="0"/>
           <w:right w:val="single" w:color="000000" w:themeColor="accent4" w:themeTint="9A" w:sz="4" w:space="0"/>
         </w:tcBorders>
       </w:tcPr>
@@ -13962,10 +13907,10 @@
       <w:tcPr>
         <w:shd w:val="clear" w:color="ffffff" w:themeColor="light1" w:fill="ffffff" w:themeFill="light1"/>
         <w:tcBorders>
-          <w:top w:val="none"/>
-          <w:left w:val="none"/>
+          <w:top w:val="none" w:color="000000" w:sz="4" w:space="0"/>
+          <w:left w:val="none" w:color="000000" w:sz="4" w:space="0"/>
           <w:bottom w:val="single" w:color="000000" w:themeColor="accent4" w:themeTint="9A" w:sz="4" w:space="0"/>
-          <w:right w:val="none"/>
+          <w:right w:val="none" w:color="000000" w:sz="4" w:space="0"/>
         </w:tcBorders>
       </w:tcPr>
     </w:tblStylePr>
@@ -13985,12 +13930,12 @@
         <w:tblBorders/>
       </w:tblPr>
       <w:tcPr>
-        <w:shd w:color="ffffff"/>
+        <w:shd w:val="clear" w:color="ffffff"/>
         <w:tcBorders>
-          <w:top w:val="none"/>
+          <w:top w:val="none" w:color="000000" w:sz="4" w:space="0"/>
           <w:left w:val="single" w:color="000000" w:themeColor="accent4" w:themeTint="9A" w:sz="4" w:space="0"/>
-          <w:bottom w:val="none"/>
-          <w:right w:val="none"/>
+          <w:bottom w:val="none" w:color="000000" w:sz="4" w:space="0"/>
+          <w:right w:val="none" w:color="000000" w:sz="4" w:space="0"/>
         </w:tcBorders>
       </w:tcPr>
     </w:tblStylePr>
@@ -14013,9 +13958,9 @@
         <w:shd w:val="clear" w:color="ffffff" w:themeColor="light1" w:fill="ffffff" w:themeFill="light1"/>
         <w:tcBorders>
           <w:top w:val="single" w:color="000000" w:themeColor="accent4" w:themeTint="9A" w:sz="4" w:space="0"/>
-          <w:left w:val="none"/>
-          <w:bottom w:val="none"/>
-          <w:right w:val="none"/>
+          <w:left w:val="none" w:color="000000" w:sz="4" w:space="0"/>
+          <w:bottom w:val="none" w:color="000000" w:sz="4" w:space="0"/>
+          <w:right w:val="none" w:color="000000" w:sz="4" w:space="0"/>
         </w:tcBorders>
       </w:tcPr>
     </w:tblStylePr>
@@ -14085,9 +14030,9 @@
       </w:tcPr>
     </w:tblStylePr>
   </w:style>
-  <w:style w:type="table" w:styleId="66">
+  <w:style w:type="table" w:styleId="757">
     <w:name w:val="Grid Table 7 Colorful - Accent 5"/>
-    <w:basedOn w:val="677"/>
+    <w:basedOn w:val="884"/>
     <w:uiPriority w:val="99"/>
     <w:pPr>
       <w:pBdr/>
@@ -14189,11 +14134,11 @@
         <w:tblBorders/>
       </w:tblPr>
       <w:tcPr>
-        <w:shd w:color="ffffff"/>
+        <w:shd w:val="clear" w:color="ffffff"/>
         <w:tcBorders>
-          <w:top w:val="none"/>
-          <w:left w:val="none"/>
-          <w:bottom w:val="none"/>
+          <w:top w:val="none" w:color="000000" w:sz="4" w:space="0"/>
+          <w:left w:val="none" w:color="000000" w:sz="4" w:space="0"/>
+          <w:bottom w:val="none" w:color="000000" w:sz="4" w:space="0"/>
           <w:right w:val="single" w:color="000000" w:themeColor="accent5" w:themeTint="90" w:sz="4" w:space="0"/>
         </w:tcBorders>
       </w:tcPr>
@@ -14216,10 +14161,10 @@
       <w:tcPr>
         <w:shd w:val="clear" w:color="ffffff" w:themeColor="light1" w:fill="ffffff" w:themeFill="light1"/>
         <w:tcBorders>
-          <w:top w:val="none"/>
-          <w:left w:val="none"/>
+          <w:top w:val="none" w:color="000000" w:sz="4" w:space="0"/>
+          <w:left w:val="none" w:color="000000" w:sz="4" w:space="0"/>
           <w:bottom w:val="single" w:color="000000" w:themeColor="accent5" w:themeTint="90" w:sz="4" w:space="0"/>
-          <w:right w:val="none"/>
+          <w:right w:val="none" w:color="000000" w:sz="4" w:space="0"/>
         </w:tcBorders>
       </w:tcPr>
     </w:tblStylePr>
@@ -14239,12 +14184,12 @@
         <w:tblBorders/>
       </w:tblPr>
       <w:tcPr>
-        <w:shd w:color="ffffff"/>
+        <w:shd w:val="clear" w:color="ffffff"/>
         <w:tcBorders>
-          <w:top w:val="none"/>
+          <w:top w:val="none" w:color="000000" w:sz="4" w:space="0"/>
           <w:left w:val="single" w:color="000000" w:themeColor="accent5" w:themeTint="90" w:sz="4" w:space="0"/>
-          <w:bottom w:val="none"/>
-          <w:right w:val="none"/>
+          <w:bottom w:val="none" w:color="000000" w:sz="4" w:space="0"/>
+          <w:right w:val="none" w:color="000000" w:sz="4" w:space="0"/>
         </w:tcBorders>
       </w:tcPr>
     </w:tblStylePr>
@@ -14267,9 +14212,9 @@
         <w:shd w:val="clear" w:color="ffffff" w:themeColor="light1" w:fill="ffffff" w:themeFill="light1"/>
         <w:tcBorders>
           <w:top w:val="single" w:color="000000" w:themeColor="accent5" w:themeTint="90" w:sz="4" w:space="0"/>
-          <w:left w:val="none"/>
-          <w:bottom w:val="none"/>
-          <w:right w:val="none"/>
+          <w:left w:val="none" w:color="000000" w:sz="4" w:space="0"/>
+          <w:bottom w:val="none" w:color="000000" w:sz="4" w:space="0"/>
+          <w:right w:val="none" w:color="000000" w:sz="4" w:space="0"/>
         </w:tcBorders>
       </w:tcPr>
     </w:tblStylePr>
@@ -14339,9 +14284,9 @@
       </w:tcPr>
     </w:tblStylePr>
   </w:style>
-  <w:style w:type="table" w:styleId="67">
+  <w:style w:type="table" w:styleId="758">
     <w:name w:val="Grid Table 7 Colorful - Accent 6"/>
-    <w:basedOn w:val="677"/>
+    <w:basedOn w:val="884"/>
     <w:uiPriority w:val="99"/>
     <w:pPr>
       <w:pBdr/>
@@ -14443,11 +14388,11 @@
         <w:tblBorders/>
       </w:tblPr>
       <w:tcPr>
-        <w:shd w:color="ffffff"/>
+        <w:shd w:val="clear" w:color="ffffff"/>
         <w:tcBorders>
-          <w:top w:val="none"/>
-          <w:left w:val="none"/>
-          <w:bottom w:val="none"/>
+          <w:top w:val="none" w:color="000000" w:sz="4" w:space="0"/>
+          <w:left w:val="none" w:color="000000" w:sz="4" w:space="0"/>
+          <w:bottom w:val="none" w:color="000000" w:sz="4" w:space="0"/>
           <w:right w:val="single" w:color="000000" w:themeColor="accent6" w:themeTint="90" w:sz="4" w:space="0"/>
         </w:tcBorders>
       </w:tcPr>
@@ -14470,10 +14415,10 @@
       <w:tcPr>
         <w:shd w:val="clear" w:color="ffffff" w:themeColor="light1" w:fill="ffffff" w:themeFill="light1"/>
         <w:tcBorders>
-          <w:top w:val="none"/>
-          <w:left w:val="none"/>
+          <w:top w:val="none" w:color="000000" w:sz="4" w:space="0"/>
+          <w:left w:val="none" w:color="000000" w:sz="4" w:space="0"/>
           <w:bottom w:val="single" w:color="000000" w:themeColor="accent6" w:themeTint="90" w:sz="4" w:space="0"/>
-          <w:right w:val="none"/>
+          <w:right w:val="none" w:color="000000" w:sz="4" w:space="0"/>
         </w:tcBorders>
       </w:tcPr>
     </w:tblStylePr>
@@ -14493,12 +14438,12 @@
         <w:tblBorders/>
       </w:tblPr>
       <w:tcPr>
-        <w:shd w:color="ffffff"/>
+        <w:shd w:val="clear" w:color="ffffff"/>
         <w:tcBorders>
-          <w:top w:val="none"/>
+          <w:top w:val="none" w:color="000000" w:sz="4" w:space="0"/>
           <w:left w:val="single" w:color="000000" w:themeColor="accent6" w:themeTint="90" w:sz="4" w:space="0"/>
-          <w:bottom w:val="none"/>
-          <w:right w:val="none"/>
+          <w:bottom w:val="none" w:color="000000" w:sz="4" w:space="0"/>
+          <w:right w:val="none" w:color="000000" w:sz="4" w:space="0"/>
         </w:tcBorders>
       </w:tcPr>
     </w:tblStylePr>
@@ -14521,9 +14466,9 @@
         <w:shd w:val="clear" w:color="ffffff" w:themeColor="light1" w:fill="ffffff" w:themeFill="light1"/>
         <w:tcBorders>
           <w:top w:val="single" w:color="000000" w:themeColor="accent6" w:themeTint="90" w:sz="4" w:space="0"/>
-          <w:left w:val="none"/>
-          <w:bottom w:val="none"/>
-          <w:right w:val="none"/>
+          <w:left w:val="none" w:color="000000" w:sz="4" w:space="0"/>
+          <w:bottom w:val="none" w:color="000000" w:sz="4" w:space="0"/>
+          <w:right w:val="none" w:color="000000" w:sz="4" w:space="0"/>
         </w:tcBorders>
       </w:tcPr>
     </w:tblStylePr>
@@ -14593,9 +14538,9 @@
       </w:tcPr>
     </w:tblStylePr>
   </w:style>
-  <w:style w:type="table" w:styleId="68">
+  <w:style w:type="table" w:styleId="759">
     <w:name w:val="List Table 1 Light"/>
-    <w:basedOn w:val="677"/>
+    <w:basedOn w:val="884"/>
     <w:uiPriority w:val="99"/>
     <w:pPr>
       <w:pBdr/>
@@ -14809,9 +14754,9 @@
       </w:tcPr>
     </w:tblStylePr>
   </w:style>
-  <w:style w:type="table" w:styleId="69">
+  <w:style w:type="table" w:styleId="760">
     <w:name w:val="List Table 1 Light - Accent 1"/>
-    <w:basedOn w:val="677"/>
+    <w:basedOn w:val="884"/>
     <w:uiPriority w:val="99"/>
     <w:pPr>
       <w:pBdr/>
@@ -15025,9 +14970,9 @@
       </w:tcPr>
     </w:tblStylePr>
   </w:style>
-  <w:style w:type="table" w:styleId="70">
+  <w:style w:type="table" w:styleId="761">
     <w:name w:val="List Table 1 Light - Accent 2"/>
-    <w:basedOn w:val="677"/>
+    <w:basedOn w:val="884"/>
     <w:uiPriority w:val="99"/>
     <w:pPr>
       <w:pBdr/>
@@ -15241,9 +15186,9 @@
       </w:tcPr>
     </w:tblStylePr>
   </w:style>
-  <w:style w:type="table" w:styleId="71">
+  <w:style w:type="table" w:styleId="762">
     <w:name w:val="List Table 1 Light - Accent 3"/>
-    <w:basedOn w:val="677"/>
+    <w:basedOn w:val="884"/>
     <w:uiPriority w:val="99"/>
     <w:pPr>
       <w:pBdr/>
@@ -15457,9 +15402,9 @@
       </w:tcPr>
     </w:tblStylePr>
   </w:style>
-  <w:style w:type="table" w:styleId="72">
+  <w:style w:type="table" w:styleId="763">
     <w:name w:val="List Table 1 Light - Accent 4"/>
-    <w:basedOn w:val="677"/>
+    <w:basedOn w:val="884"/>
     <w:uiPriority w:val="99"/>
     <w:pPr>
       <w:pBdr/>
@@ -15673,9 +15618,9 @@
       </w:tcPr>
     </w:tblStylePr>
   </w:style>
-  <w:style w:type="table" w:styleId="73">
+  <w:style w:type="table" w:styleId="764">
     <w:name w:val="List Table 1 Light - Accent 5"/>
-    <w:basedOn w:val="677"/>
+    <w:basedOn w:val="884"/>
     <w:uiPriority w:val="99"/>
     <w:pPr>
       <w:pBdr/>
@@ -15889,9 +15834,9 @@
       </w:tcPr>
     </w:tblStylePr>
   </w:style>
-  <w:style w:type="table" w:styleId="74">
+  <w:style w:type="table" w:styleId="765">
     <w:name w:val="List Table 1 Light - Accent 6"/>
-    <w:basedOn w:val="677"/>
+    <w:basedOn w:val="884"/>
     <w:uiPriority w:val="99"/>
     <w:pPr>
       <w:pBdr/>
@@ -16105,9 +16050,9 @@
       </w:tcPr>
     </w:tblStylePr>
   </w:style>
-  <w:style w:type="table" w:styleId="75">
+  <w:style w:type="table" w:styleId="766">
     <w:name w:val="List Table 2"/>
-    <w:basedOn w:val="677"/>
+    <w:basedOn w:val="884"/>
     <w:uiPriority w:val="99"/>
     <w:pPr>
       <w:pBdr/>
@@ -16343,9 +16288,9 @@
       </w:tcPr>
     </w:tblStylePr>
   </w:style>
-  <w:style w:type="table" w:styleId="76">
+  <w:style w:type="table" w:styleId="767">
     <w:name w:val="List Table 2 - Accent 1"/>
-    <w:basedOn w:val="677"/>
+    <w:basedOn w:val="884"/>
     <w:uiPriority w:val="99"/>
     <w:pPr>
       <w:pBdr/>
@@ -16581,9 +16526,9 @@
       </w:tcPr>
     </w:tblStylePr>
   </w:style>
-  <w:style w:type="table" w:styleId="77">
+  <w:style w:type="table" w:styleId="768">
     <w:name w:val="List Table 2 - Accent 2"/>
-    <w:basedOn w:val="677"/>
+    <w:basedOn w:val="884"/>
     <w:uiPriority w:val="99"/>
     <w:pPr>
       <w:pBdr/>
@@ -16819,9 +16764,9 @@
       </w:tcPr>
     </w:tblStylePr>
   </w:style>
-  <w:style w:type="table" w:styleId="78">
+  <w:style w:type="table" w:styleId="769">
     <w:name w:val="List Table 2 - Accent 3"/>
-    <w:basedOn w:val="677"/>
+    <w:basedOn w:val="884"/>
     <w:uiPriority w:val="99"/>
     <w:pPr>
       <w:pBdr/>
@@ -17057,9 +17002,9 @@
       </w:tcPr>
     </w:tblStylePr>
   </w:style>
-  <w:style w:type="table" w:styleId="79">
+  <w:style w:type="table" w:styleId="770">
     <w:name w:val="List Table 2 - Accent 4"/>
-    <w:basedOn w:val="677"/>
+    <w:basedOn w:val="884"/>
     <w:uiPriority w:val="99"/>
     <w:pPr>
       <w:pBdr/>
@@ -17295,9 +17240,9 @@
       </w:tcPr>
     </w:tblStylePr>
   </w:style>
-  <w:style w:type="table" w:styleId="80">
+  <w:style w:type="table" w:styleId="771">
     <w:name w:val="List Table 2 - Accent 5"/>
-    <w:basedOn w:val="677"/>
+    <w:basedOn w:val="884"/>
     <w:uiPriority w:val="99"/>
     <w:pPr>
       <w:pBdr/>
@@ -17533,9 +17478,9 @@
       </w:tcPr>
     </w:tblStylePr>
   </w:style>
-  <w:style w:type="table" w:styleId="81">
+  <w:style w:type="table" w:styleId="772">
     <w:name w:val="List Table 2 - Accent 6"/>
-    <w:basedOn w:val="677"/>
+    <w:basedOn w:val="884"/>
     <w:uiPriority w:val="99"/>
     <w:pPr>
       <w:pBdr/>
@@ -17771,9 +17716,9 @@
       </w:tcPr>
     </w:tblStylePr>
   </w:style>
-  <w:style w:type="table" w:styleId="82">
+  <w:style w:type="table" w:styleId="773">
     <w:name w:val="List Table 3"/>
-    <w:basedOn w:val="677"/>
+    <w:basedOn w:val="884"/>
     <w:uiPriority w:val="99"/>
     <w:pPr>
       <w:pBdr/>
@@ -17999,9 +17944,9 @@
       </w:tcPr>
     </w:tblStylePr>
   </w:style>
-  <w:style w:type="table" w:styleId="83">
+  <w:style w:type="table" w:styleId="774">
     <w:name w:val="List Table 3 - Accent 1"/>
-    <w:basedOn w:val="677"/>
+    <w:basedOn w:val="884"/>
     <w:uiPriority w:val="99"/>
     <w:pPr>
       <w:pBdr/>
@@ -18227,9 +18172,9 @@
       </w:tcPr>
     </w:tblStylePr>
   </w:style>
-  <w:style w:type="table" w:styleId="84">
+  <w:style w:type="table" w:styleId="775">
     <w:name w:val="List Table 3 - Accent 2"/>
-    <w:basedOn w:val="677"/>
+    <w:basedOn w:val="884"/>
     <w:uiPriority w:val="99"/>
     <w:pPr>
       <w:pBdr/>
@@ -18455,9 +18400,9 @@
       </w:tcPr>
     </w:tblStylePr>
   </w:style>
-  <w:style w:type="table" w:styleId="85">
+  <w:style w:type="table" w:styleId="776">
     <w:name w:val="List Table 3 - Accent 3"/>
-    <w:basedOn w:val="677"/>
+    <w:basedOn w:val="884"/>
     <w:uiPriority w:val="99"/>
     <w:pPr>
       <w:pBdr/>
@@ -18683,9 +18628,9 @@
       </w:tcPr>
     </w:tblStylePr>
   </w:style>
-  <w:style w:type="table" w:styleId="86">
+  <w:style w:type="table" w:styleId="777">
     <w:name w:val="List Table 3 - Accent 4"/>
-    <w:basedOn w:val="677"/>
+    <w:basedOn w:val="884"/>
     <w:uiPriority w:val="99"/>
     <w:pPr>
       <w:pBdr/>
@@ -18911,9 +18856,9 @@
       </w:tcPr>
     </w:tblStylePr>
   </w:style>
-  <w:style w:type="table" w:styleId="87">
+  <w:style w:type="table" w:styleId="778">
     <w:name w:val="List Table 3 - Accent 5"/>
-    <w:basedOn w:val="677"/>
+    <w:basedOn w:val="884"/>
     <w:uiPriority w:val="99"/>
     <w:pPr>
       <w:pBdr/>
@@ -19139,9 +19084,9 @@
       </w:tcPr>
     </w:tblStylePr>
   </w:style>
-  <w:style w:type="table" w:styleId="88">
+  <w:style w:type="table" w:styleId="779">
     <w:name w:val="List Table 3 - Accent 6"/>
-    <w:basedOn w:val="677"/>
+    <w:basedOn w:val="884"/>
     <w:uiPriority w:val="99"/>
     <w:pPr>
       <w:pBdr/>
@@ -19367,9 +19312,9 @@
       </w:tcPr>
     </w:tblStylePr>
   </w:style>
-  <w:style w:type="table" w:styleId="89">
+  <w:style w:type="table" w:styleId="780">
     <w:name w:val="List Table 4"/>
-    <w:basedOn w:val="677"/>
+    <w:basedOn w:val="884"/>
     <w:uiPriority w:val="99"/>
     <w:pPr>
       <w:pBdr/>
@@ -19592,9 +19537,9 @@
       </w:tcPr>
     </w:tblStylePr>
   </w:style>
-  <w:style w:type="table" w:styleId="90">
+  <w:style w:type="table" w:styleId="781">
     <w:name w:val="List Table 4 - Accent 1"/>
-    <w:basedOn w:val="677"/>
+    <w:basedOn w:val="884"/>
     <w:uiPriority w:val="99"/>
     <w:pPr>
       <w:pBdr/>
@@ -19817,9 +19762,9 @@
       </w:tcPr>
     </w:tblStylePr>
   </w:style>
-  <w:style w:type="table" w:styleId="91">
+  <w:style w:type="table" w:styleId="782">
     <w:name w:val="List Table 4 - Accent 2"/>
-    <w:basedOn w:val="677"/>
+    <w:basedOn w:val="884"/>
     <w:uiPriority w:val="99"/>
     <w:pPr>
       <w:pBdr/>
@@ -20042,9 +19987,9 @@
       </w:tcPr>
     </w:tblStylePr>
   </w:style>
-  <w:style w:type="table" w:styleId="92">
+  <w:style w:type="table" w:styleId="783">
     <w:name w:val="List Table 4 - Accent 3"/>
-    <w:basedOn w:val="677"/>
+    <w:basedOn w:val="884"/>
     <w:uiPriority w:val="99"/>
     <w:pPr>
       <w:pBdr/>
@@ -20267,9 +20212,9 @@
       </w:tcPr>
     </w:tblStylePr>
   </w:style>
-  <w:style w:type="table" w:styleId="93">
+  <w:style w:type="table" w:styleId="784">
     <w:name w:val="List Table 4 - Accent 4"/>
-    <w:basedOn w:val="677"/>
+    <w:basedOn w:val="884"/>
     <w:uiPriority w:val="99"/>
     <w:pPr>
       <w:pBdr/>
@@ -20492,9 +20437,9 @@
       </w:tcPr>
     </w:tblStylePr>
   </w:style>
-  <w:style w:type="table" w:styleId="94">
+  <w:style w:type="table" w:styleId="785">
     <w:name w:val="List Table 4 - Accent 5"/>
-    <w:basedOn w:val="677"/>
+    <w:basedOn w:val="884"/>
     <w:uiPriority w:val="99"/>
     <w:pPr>
       <w:pBdr/>
@@ -20717,9 +20662,9 @@
       </w:tcPr>
     </w:tblStylePr>
   </w:style>
-  <w:style w:type="table" w:styleId="95">
+  <w:style w:type="table" w:styleId="786">
     <w:name w:val="List Table 4 - Accent 6"/>
-    <w:basedOn w:val="677"/>
+    <w:basedOn w:val="884"/>
     <w:uiPriority w:val="99"/>
     <w:pPr>
       <w:pBdr/>
@@ -20942,9 +20887,9 @@
       </w:tcPr>
     </w:tblStylePr>
   </w:style>
-  <w:style w:type="table" w:styleId="96">
+  <w:style w:type="table" w:styleId="787">
     <w:name w:val="List Table 5 Dark"/>
-    <w:basedOn w:val="677"/>
+    <w:basedOn w:val="884"/>
     <w:uiPriority w:val="99"/>
     <w:pPr>
       <w:pBdr/>
@@ -21184,9 +21129,9 @@
       </w:tcPr>
     </w:tblStylePr>
   </w:style>
-  <w:style w:type="table" w:styleId="97">
+  <w:style w:type="table" w:styleId="788">
     <w:name w:val="List Table 5 Dark - Accent 1"/>
-    <w:basedOn w:val="677"/>
+    <w:basedOn w:val="884"/>
     <w:uiPriority w:val="99"/>
     <w:pPr>
       <w:pBdr/>
@@ -21426,9 +21371,9 @@
       </w:tcPr>
     </w:tblStylePr>
   </w:style>
-  <w:style w:type="table" w:styleId="98">
+  <w:style w:type="table" w:styleId="789">
     <w:name w:val="List Table 5 Dark - Accent 2"/>
-    <w:basedOn w:val="677"/>
+    <w:basedOn w:val="884"/>
     <w:uiPriority w:val="99"/>
     <w:pPr>
       <w:pBdr/>
@@ -21668,9 +21613,9 @@
       </w:tcPr>
     </w:tblStylePr>
   </w:style>
-  <w:style w:type="table" w:styleId="99">
+  <w:style w:type="table" w:styleId="790">
     <w:name w:val="List Table 5 Dark - Accent 3"/>
-    <w:basedOn w:val="677"/>
+    <w:basedOn w:val="884"/>
     <w:uiPriority w:val="99"/>
     <w:pPr>
       <w:pBdr/>
@@ -21910,9 +21855,9 @@
       </w:tcPr>
     </w:tblStylePr>
   </w:style>
-  <w:style w:type="table" w:styleId="100">
+  <w:style w:type="table" w:styleId="791">
     <w:name w:val="List Table 5 Dark - Accent 4"/>
-    <w:basedOn w:val="677"/>
+    <w:basedOn w:val="884"/>
     <w:uiPriority w:val="99"/>
     <w:pPr>
       <w:pBdr/>
@@ -22152,9 +22097,9 @@
       </w:tcPr>
     </w:tblStylePr>
   </w:style>
-  <w:style w:type="table" w:styleId="101">
+  <w:style w:type="table" w:styleId="792">
     <w:name w:val="List Table 5 Dark - Accent 5"/>
-    <w:basedOn w:val="677"/>
+    <w:basedOn w:val="884"/>
     <w:uiPriority w:val="99"/>
     <w:pPr>
       <w:pBdr/>
@@ -22394,9 +22339,9 @@
       </w:tcPr>
     </w:tblStylePr>
   </w:style>
-  <w:style w:type="table" w:styleId="102">
+  <w:style w:type="table" w:styleId="793">
     <w:name w:val="List Table 5 Dark - Accent 6"/>
-    <w:basedOn w:val="677"/>
+    <w:basedOn w:val="884"/>
     <w:uiPriority w:val="99"/>
     <w:pPr>
       <w:pBdr/>
@@ -22636,9 +22581,9 @@
       </w:tcPr>
     </w:tblStylePr>
   </w:style>
-  <w:style w:type="table" w:styleId="103">
+  <w:style w:type="table" w:styleId="794">
     <w:name w:val="List Table 6 Colorful"/>
-    <w:basedOn w:val="677"/>
+    <w:basedOn w:val="884"/>
     <w:uiPriority w:val="99"/>
     <w:pPr>
       <w:pBdr/>
@@ -22859,9 +22804,9 @@
       </w:tcPr>
     </w:tblStylePr>
   </w:style>
-  <w:style w:type="table" w:styleId="104">
+  <w:style w:type="table" w:styleId="795">
     <w:name w:val="List Table 6 Colorful - Accent 1"/>
-    <w:basedOn w:val="677"/>
+    <w:basedOn w:val="884"/>
     <w:uiPriority w:val="99"/>
     <w:pPr>
       <w:pBdr/>
@@ -23082,9 +23027,9 @@
       </w:tcPr>
     </w:tblStylePr>
   </w:style>
-  <w:style w:type="table" w:styleId="105">
+  <w:style w:type="table" w:styleId="796">
     <w:name w:val="List Table 6 Colorful - Accent 2"/>
-    <w:basedOn w:val="677"/>
+    <w:basedOn w:val="884"/>
     <w:uiPriority w:val="99"/>
     <w:pPr>
       <w:pBdr/>
@@ -23305,9 +23250,9 @@
       </w:tcPr>
     </w:tblStylePr>
   </w:style>
-  <w:style w:type="table" w:styleId="106">
+  <w:style w:type="table" w:styleId="797">
     <w:name w:val="List Table 6 Colorful - Accent 3"/>
-    <w:basedOn w:val="677"/>
+    <w:basedOn w:val="884"/>
     <w:uiPriority w:val="99"/>
     <w:pPr>
       <w:pBdr/>
@@ -23528,9 +23473,9 @@
       </w:tcPr>
     </w:tblStylePr>
   </w:style>
-  <w:style w:type="table" w:styleId="107">
+  <w:style w:type="table" w:styleId="798">
     <w:name w:val="List Table 6 Colorful - Accent 4"/>
-    <w:basedOn w:val="677"/>
+    <w:basedOn w:val="884"/>
     <w:uiPriority w:val="99"/>
     <w:pPr>
       <w:pBdr/>
@@ -23751,9 +23696,9 @@
       </w:tcPr>
     </w:tblStylePr>
   </w:style>
-  <w:style w:type="table" w:styleId="108">
+  <w:style w:type="table" w:styleId="799">
     <w:name w:val="List Table 6 Colorful - Accent 5"/>
-    <w:basedOn w:val="677"/>
+    <w:basedOn w:val="884"/>
     <w:uiPriority w:val="99"/>
     <w:pPr>
       <w:pBdr/>
@@ -23974,9 +23919,9 @@
       </w:tcPr>
     </w:tblStylePr>
   </w:style>
-  <w:style w:type="table" w:styleId="109">
+  <w:style w:type="table" w:styleId="800">
     <w:name w:val="List Table 6 Colorful - Accent 6"/>
-    <w:basedOn w:val="677"/>
+    <w:basedOn w:val="884"/>
     <w:uiPriority w:val="99"/>
     <w:pPr>
       <w:pBdr/>
@@ -24197,9 +24142,9 @@
       </w:tcPr>
     </w:tblStylePr>
   </w:style>
-  <w:style w:type="table" w:styleId="110">
+  <w:style w:type="table" w:styleId="801">
     <w:name w:val="List Table 7 Colorful"/>
-    <w:basedOn w:val="677"/>
+    <w:basedOn w:val="884"/>
     <w:uiPriority w:val="99"/>
     <w:pPr>
       <w:pBdr/>
@@ -24298,11 +24243,11 @@
         <w:tblBorders/>
       </w:tblPr>
       <w:tcPr>
-        <w:shd w:color="ffffff"/>
+        <w:shd w:val="clear" w:color="ffffff"/>
         <w:tcBorders>
-          <w:top w:val="none"/>
-          <w:left w:val="none"/>
-          <w:bottom w:val="none"/>
+          <w:top w:val="none" w:color="000000" w:sz="4" w:space="0"/>
+          <w:left w:val="none" w:color="000000" w:sz="4" w:space="0"/>
+          <w:bottom w:val="none" w:color="000000" w:sz="4" w:space="0"/>
           <w:right w:val="single" w:color="000000" w:themeColor="text1" w:themeTint="80" w:sz="4" w:space="0"/>
         </w:tcBorders>
       </w:tcPr>
@@ -24325,10 +24270,10 @@
       <w:tcPr>
         <w:shd w:val="clear" w:color="ffffff" w:themeColor="light1" w:fill="ffffff" w:themeFill="light1"/>
         <w:tcBorders>
-          <w:top w:val="none"/>
-          <w:left w:val="none"/>
+          <w:top w:val="none" w:color="000000" w:sz="4" w:space="0"/>
+          <w:left w:val="none" w:color="000000" w:sz="4" w:space="0"/>
           <w:bottom w:val="single" w:color="000000" w:themeColor="text1" w:themeTint="80" w:sz="4" w:space="0"/>
-          <w:right w:val="none"/>
+          <w:right w:val="none" w:color="000000" w:sz="4" w:space="0"/>
         </w:tcBorders>
       </w:tcPr>
     </w:tblStylePr>
@@ -24348,12 +24293,12 @@
         <w:tblBorders/>
       </w:tblPr>
       <w:tcPr>
-        <w:shd w:color="ffffff"/>
+        <w:shd w:val="clear" w:color="ffffff"/>
         <w:tcBorders>
-          <w:top w:val="none"/>
+          <w:top w:val="none" w:color="000000" w:sz="4" w:space="0"/>
           <w:left w:val="single" w:color="000000" w:themeColor="text1" w:themeTint="80" w:sz="4" w:space="0"/>
-          <w:bottom w:val="none"/>
-          <w:right w:val="none"/>
+          <w:bottom w:val="none" w:color="000000" w:sz="4" w:space="0"/>
+          <w:right w:val="none" w:color="000000" w:sz="4" w:space="0"/>
         </w:tcBorders>
       </w:tcPr>
     </w:tblStylePr>
@@ -24376,9 +24321,9 @@
         <w:shd w:val="clear" w:color="ffffff" w:themeColor="light1" w:fill="ffffff" w:themeFill="light1"/>
         <w:tcBorders>
           <w:top w:val="single" w:color="000000" w:themeColor="text1" w:themeTint="80" w:sz="4" w:space="0"/>
-          <w:left w:val="none"/>
-          <w:bottom w:val="none"/>
-          <w:right w:val="none"/>
+          <w:left w:val="none" w:color="000000" w:sz="4" w:space="0"/>
+          <w:bottom w:val="none" w:color="000000" w:sz="4" w:space="0"/>
+          <w:right w:val="none" w:color="000000" w:sz="4" w:space="0"/>
         </w:tcBorders>
       </w:tcPr>
     </w:tblStylePr>
@@ -24453,9 +24398,9 @@
       </w:tcPr>
     </w:tblStylePr>
   </w:style>
-  <w:style w:type="table" w:styleId="111">
+  <w:style w:type="table" w:styleId="802">
     <w:name w:val="List Table 7 Colorful - Accent 1"/>
-    <w:basedOn w:val="677"/>
+    <w:basedOn w:val="884"/>
     <w:uiPriority w:val="99"/>
     <w:pPr>
       <w:pBdr/>
@@ -24554,11 +24499,11 @@
         <w:tblBorders/>
       </w:tblPr>
       <w:tcPr>
-        <w:shd w:color="ffffff"/>
+        <w:shd w:val="clear" w:color="ffffff"/>
         <w:tcBorders>
-          <w:top w:val="none"/>
-          <w:left w:val="none"/>
-          <w:bottom w:val="none"/>
+          <w:top w:val="none" w:color="000000" w:sz="4" w:space="0"/>
+          <w:left w:val="none" w:color="000000" w:sz="4" w:space="0"/>
+          <w:bottom w:val="none" w:color="000000" w:sz="4" w:space="0"/>
           <w:right w:val="single" w:color="000000" w:themeColor="accent1" w:sz="4" w:space="0"/>
         </w:tcBorders>
       </w:tcPr>
@@ -24581,10 +24526,10 @@
       <w:tcPr>
         <w:shd w:val="clear" w:color="ffffff" w:themeColor="light1" w:fill="ffffff" w:themeFill="light1"/>
         <w:tcBorders>
-          <w:top w:val="none"/>
-          <w:left w:val="none"/>
+          <w:top w:val="none" w:color="000000" w:sz="4" w:space="0"/>
+          <w:left w:val="none" w:color="000000" w:sz="4" w:space="0"/>
           <w:bottom w:val="single" w:color="000000" w:themeColor="accent1" w:sz="4" w:space="0"/>
-          <w:right w:val="none"/>
+          <w:right w:val="none" w:color="000000" w:sz="4" w:space="0"/>
         </w:tcBorders>
       </w:tcPr>
     </w:tblStylePr>
@@ -24604,12 +24549,12 @@
         <w:tblBorders/>
       </w:tblPr>
       <w:tcPr>
-        <w:shd w:color="ffffff"/>
+        <w:shd w:val="clear" w:color="ffffff"/>
         <w:tcBorders>
-          <w:top w:val="none"/>
+          <w:top w:val="none" w:color="000000" w:sz="4" w:space="0"/>
           <w:left w:val="single" w:color="000000" w:themeColor="accent1" w:sz="4" w:space="0"/>
-          <w:bottom w:val="none"/>
-          <w:right w:val="none"/>
+          <w:bottom w:val="none" w:color="000000" w:sz="4" w:space="0"/>
+          <w:right w:val="none" w:color="000000" w:sz="4" w:space="0"/>
         </w:tcBorders>
       </w:tcPr>
     </w:tblStylePr>
@@ -24632,9 +24577,9 @@
         <w:shd w:val="clear" w:color="ffffff" w:themeColor="light1" w:fill="ffffff" w:themeFill="light1"/>
         <w:tcBorders>
           <w:top w:val="single" w:color="000000" w:themeColor="accent1" w:sz="4" w:space="0"/>
-          <w:left w:val="none"/>
-          <w:bottom w:val="none"/>
-          <w:right w:val="none"/>
+          <w:left w:val="none" w:color="000000" w:sz="4" w:space="0"/>
+          <w:bottom w:val="none" w:color="000000" w:sz="4" w:space="0"/>
+          <w:right w:val="none" w:color="000000" w:sz="4" w:space="0"/>
         </w:tcBorders>
       </w:tcPr>
     </w:tblStylePr>
@@ -24709,9 +24654,9 @@
       </w:tcPr>
     </w:tblStylePr>
   </w:style>
-  <w:style w:type="table" w:styleId="112">
+  <w:style w:type="table" w:styleId="803">
     <w:name w:val="List Table 7 Colorful - Accent 2"/>
-    <w:basedOn w:val="677"/>
+    <w:basedOn w:val="884"/>
     <w:uiPriority w:val="99"/>
     <w:pPr>
       <w:pBdr/>
@@ -24810,11 +24755,11 @@
         <w:tblBorders/>
       </w:tblPr>
       <w:tcPr>
-        <w:shd w:color="ffffff"/>
+        <w:shd w:val="clear" w:color="ffffff"/>
         <w:tcBorders>
-          <w:top w:val="none"/>
-          <w:left w:val="none"/>
-          <w:bottom w:val="none"/>
+          <w:top w:val="none" w:color="000000" w:sz="4" w:space="0"/>
+          <w:left w:val="none" w:color="000000" w:sz="4" w:space="0"/>
+          <w:bottom w:val="none" w:color="000000" w:sz="4" w:space="0"/>
           <w:right w:val="single" w:color="000000" w:themeColor="accent2" w:themeTint="97" w:sz="4" w:space="0"/>
         </w:tcBorders>
       </w:tcPr>
@@ -24837,10 +24782,10 @@
       <w:tcPr>
         <w:shd w:val="clear" w:color="ffffff" w:themeColor="light1" w:fill="ffffff" w:themeFill="light1"/>
         <w:tcBorders>
-          <w:top w:val="none"/>
-          <w:left w:val="none"/>
+          <w:top w:val="none" w:color="000000" w:sz="4" w:space="0"/>
+          <w:left w:val="none" w:color="000000" w:sz="4" w:space="0"/>
           <w:bottom w:val="single" w:color="000000" w:themeColor="accent2" w:themeTint="97" w:sz="4" w:space="0"/>
-          <w:right w:val="none"/>
+          <w:right w:val="none" w:color="000000" w:sz="4" w:space="0"/>
         </w:tcBorders>
       </w:tcPr>
     </w:tblStylePr>
@@ -24860,12 +24805,12 @@
         <w:tblBorders/>
       </w:tblPr>
       <w:tcPr>
-        <w:shd w:color="ffffff"/>
+        <w:shd w:val="clear" w:color="ffffff"/>
         <w:tcBorders>
-          <w:top w:val="none"/>
+          <w:top w:val="none" w:color="000000" w:sz="4" w:space="0"/>
           <w:left w:val="single" w:color="000000" w:themeColor="accent2" w:themeTint="97" w:sz="4" w:space="0"/>
-          <w:bottom w:val="none"/>
-          <w:right w:val="none"/>
+          <w:bottom w:val="none" w:color="000000" w:sz="4" w:space="0"/>
+          <w:right w:val="none" w:color="000000" w:sz="4" w:space="0"/>
         </w:tcBorders>
       </w:tcPr>
     </w:tblStylePr>
@@ -24888,9 +24833,9 @@
         <w:shd w:val="clear" w:color="ffffff" w:themeColor="light1" w:fill="ffffff" w:themeFill="light1"/>
         <w:tcBorders>
           <w:top w:val="single" w:color="000000" w:themeColor="accent2" w:themeTint="97" w:sz="4" w:space="0"/>
-          <w:left w:val="none"/>
-          <w:bottom w:val="none"/>
-          <w:right w:val="none"/>
+          <w:left w:val="none" w:color="000000" w:sz="4" w:space="0"/>
+          <w:bottom w:val="none" w:color="000000" w:sz="4" w:space="0"/>
+          <w:right w:val="none" w:color="000000" w:sz="4" w:space="0"/>
         </w:tcBorders>
       </w:tcPr>
     </w:tblStylePr>
@@ -24965,9 +24910,9 @@
       </w:tcPr>
     </w:tblStylePr>
   </w:style>
-  <w:style w:type="table" w:styleId="113">
+  <w:style w:type="table" w:styleId="804">
     <w:name w:val="List Table 7 Colorful - Accent 3"/>
-    <w:basedOn w:val="677"/>
+    <w:basedOn w:val="884"/>
     <w:uiPriority w:val="99"/>
     <w:pPr>
       <w:pBdr/>
@@ -25066,11 +25011,11 @@
         <w:tblBorders/>
       </w:tblPr>
       <w:tcPr>
-        <w:shd w:color="ffffff"/>
+        <w:shd w:val="clear" w:color="ffffff"/>
         <w:tcBorders>
-          <w:top w:val="none"/>
-          <w:left w:val="none"/>
-          <w:bottom w:val="none"/>
+          <w:top w:val="none" w:color="000000" w:sz="4" w:space="0"/>
+          <w:left w:val="none" w:color="000000" w:sz="4" w:space="0"/>
+          <w:bottom w:val="none" w:color="000000" w:sz="4" w:space="0"/>
           <w:right w:val="single" w:color="000000" w:themeColor="accent3" w:themeTint="98" w:sz="4" w:space="0"/>
         </w:tcBorders>
       </w:tcPr>
@@ -25093,10 +25038,10 @@
       <w:tcPr>
         <w:shd w:val="clear" w:color="ffffff" w:themeColor="light1" w:fill="ffffff" w:themeFill="light1"/>
         <w:tcBorders>
-          <w:top w:val="none"/>
-          <w:left w:val="none"/>
+          <w:top w:val="none" w:color="000000" w:sz="4" w:space="0"/>
+          <w:left w:val="none" w:color="000000" w:sz="4" w:space="0"/>
           <w:bottom w:val="single" w:color="000000" w:themeColor="accent3" w:themeTint="98" w:sz="4" w:space="0"/>
-          <w:right w:val="none"/>
+          <w:right w:val="none" w:color="000000" w:sz="4" w:space="0"/>
         </w:tcBorders>
       </w:tcPr>
     </w:tblStylePr>
@@ -25116,12 +25061,12 @@
         <w:tblBorders/>
       </w:tblPr>
       <w:tcPr>
-        <w:shd w:color="ffffff"/>
+        <w:shd w:val="clear" w:color="ffffff"/>
         <w:tcBorders>
-          <w:top w:val="none"/>
+          <w:top w:val="none" w:color="000000" w:sz="4" w:space="0"/>
           <w:left w:val="single" w:color="000000" w:themeColor="accent3" w:themeTint="98" w:sz="4" w:space="0"/>
-          <w:bottom w:val="none"/>
-          <w:right w:val="none"/>
+          <w:bottom w:val="none" w:color="000000" w:sz="4" w:space="0"/>
+          <w:right w:val="none" w:color="000000" w:sz="4" w:space="0"/>
         </w:tcBorders>
       </w:tcPr>
     </w:tblStylePr>
@@ -25144,9 +25089,9 @@
         <w:shd w:val="clear" w:color="ffffff" w:themeColor="light1" w:fill="ffffff" w:themeFill="light1"/>
         <w:tcBorders>
           <w:top w:val="single" w:color="000000" w:themeColor="accent3" w:themeTint="98" w:sz="4" w:space="0"/>
-          <w:left w:val="none"/>
-          <w:bottom w:val="none"/>
-          <w:right w:val="none"/>
+          <w:left w:val="none" w:color="000000" w:sz="4" w:space="0"/>
+          <w:bottom w:val="none" w:color="000000" w:sz="4" w:space="0"/>
+          <w:right w:val="none" w:color="000000" w:sz="4" w:space="0"/>
         </w:tcBorders>
       </w:tcPr>
     </w:tblStylePr>
@@ -25221,9 +25166,9 @@
       </w:tcPr>
     </w:tblStylePr>
   </w:style>
-  <w:style w:type="table" w:styleId="114">
+  <w:style w:type="table" w:styleId="805">
     <w:name w:val="List Table 7 Colorful - Accent 4"/>
-    <w:basedOn w:val="677"/>
+    <w:basedOn w:val="884"/>
     <w:uiPriority w:val="99"/>
     <w:pPr>
       <w:pBdr/>
@@ -25322,11 +25267,11 @@
         <w:tblBorders/>
       </w:tblPr>
       <w:tcPr>
-        <w:shd w:color="ffffff"/>
+        <w:shd w:val="clear" w:color="ffffff"/>
         <w:tcBorders>
-          <w:top w:val="none"/>
-          <w:left w:val="none"/>
-          <w:bottom w:val="none"/>
+          <w:top w:val="none" w:color="000000" w:sz="4" w:space="0"/>
+          <w:left w:val="none" w:color="000000" w:sz="4" w:space="0"/>
+          <w:bottom w:val="none" w:color="000000" w:sz="4" w:space="0"/>
           <w:right w:val="single" w:color="000000" w:themeColor="accent4" w:themeTint="9A" w:sz="4" w:space="0"/>
         </w:tcBorders>
       </w:tcPr>
@@ -25349,10 +25294,10 @@
       <w:tcPr>
         <w:shd w:val="clear" w:color="ffffff" w:themeColor="light1" w:fill="ffffff" w:themeFill="light1"/>
         <w:tcBorders>
-          <w:top w:val="none"/>
-          <w:left w:val="none"/>
+          <w:top w:val="none" w:color="000000" w:sz="4" w:space="0"/>
+          <w:left w:val="none" w:color="000000" w:sz="4" w:space="0"/>
           <w:bottom w:val="single" w:color="000000" w:themeColor="accent4" w:themeTint="9A" w:sz="4" w:space="0"/>
-          <w:right w:val="none"/>
+          <w:right w:val="none" w:color="000000" w:sz="4" w:space="0"/>
         </w:tcBorders>
       </w:tcPr>
     </w:tblStylePr>
@@ -25372,12 +25317,12 @@
         <w:tblBorders/>
       </w:tblPr>
       <w:tcPr>
-        <w:shd w:color="ffffff"/>
+        <w:shd w:val="clear" w:color="ffffff"/>
         <w:tcBorders>
-          <w:top w:val="none"/>
+          <w:top w:val="none" w:color="000000" w:sz="4" w:space="0"/>
           <w:left w:val="single" w:color="000000" w:themeColor="accent4" w:themeTint="9A" w:sz="4" w:space="0"/>
-          <w:bottom w:val="none"/>
-          <w:right w:val="none"/>
+          <w:bottom w:val="none" w:color="000000" w:sz="4" w:space="0"/>
+          <w:right w:val="none" w:color="000000" w:sz="4" w:space="0"/>
         </w:tcBorders>
       </w:tcPr>
     </w:tblStylePr>
@@ -25400,9 +25345,9 @@
         <w:shd w:val="clear" w:color="ffffff" w:themeColor="light1" w:fill="ffffff" w:themeFill="light1"/>
         <w:tcBorders>
           <w:top w:val="single" w:color="000000" w:themeColor="accent4" w:themeTint="9A" w:sz="4" w:space="0"/>
-          <w:left w:val="none"/>
-          <w:bottom w:val="none"/>
-          <w:right w:val="none"/>
+          <w:left w:val="none" w:color="000000" w:sz="4" w:space="0"/>
+          <w:bottom w:val="none" w:color="000000" w:sz="4" w:space="0"/>
+          <w:right w:val="none" w:color="000000" w:sz="4" w:space="0"/>
         </w:tcBorders>
       </w:tcPr>
     </w:tblStylePr>
@@ -25477,9 +25422,9 @@
       </w:tcPr>
     </w:tblStylePr>
   </w:style>
-  <w:style w:type="table" w:styleId="115">
+  <w:style w:type="table" w:styleId="806">
     <w:name w:val="List Table 7 Colorful - Accent 5"/>
-    <w:basedOn w:val="677"/>
+    <w:basedOn w:val="884"/>
     <w:uiPriority w:val="99"/>
     <w:pPr>
       <w:pBdr/>
@@ -25578,11 +25523,11 @@
         <w:tblBorders/>
       </w:tblPr>
       <w:tcPr>
-        <w:shd w:color="ffffff"/>
+        <w:shd w:val="clear" w:color="ffffff"/>
         <w:tcBorders>
-          <w:top w:val="none"/>
-          <w:left w:val="none"/>
-          <w:bottom w:val="none"/>
+          <w:top w:val="none" w:color="000000" w:sz="4" w:space="0"/>
+          <w:left w:val="none" w:color="000000" w:sz="4" w:space="0"/>
+          <w:bottom w:val="none" w:color="000000" w:sz="4" w:space="0"/>
           <w:right w:val="single" w:color="000000" w:themeColor="accent5" w:themeTint="9A" w:sz="4" w:space="0"/>
         </w:tcBorders>
       </w:tcPr>
@@ -25605,10 +25550,10 @@
       <w:tcPr>
         <w:shd w:val="clear" w:color="ffffff" w:themeColor="light1" w:fill="ffffff" w:themeFill="light1"/>
         <w:tcBorders>
-          <w:top w:val="none"/>
-          <w:left w:val="none"/>
+          <w:top w:val="none" w:color="000000" w:sz="4" w:space="0"/>
+          <w:left w:val="none" w:color="000000" w:sz="4" w:space="0"/>
           <w:bottom w:val="single" w:color="000000" w:themeColor="accent5" w:themeTint="9A" w:sz="4" w:space="0"/>
-          <w:right w:val="none"/>
+          <w:right w:val="none" w:color="000000" w:sz="4" w:space="0"/>
         </w:tcBorders>
       </w:tcPr>
     </w:tblStylePr>
@@ -25628,12 +25573,12 @@
         <w:tblBorders/>
       </w:tblPr>
       <w:tcPr>
-        <w:shd w:color="ffffff"/>
+        <w:shd w:val="clear" w:color="ffffff"/>
         <w:tcBorders>
-          <w:top w:val="none"/>
+          <w:top w:val="none" w:color="000000" w:sz="4" w:space="0"/>
           <w:left w:val="single" w:color="000000" w:themeColor="accent5" w:themeTint="9A" w:sz="4" w:space="0"/>
-          <w:bottom w:val="none"/>
-          <w:right w:val="none"/>
+          <w:bottom w:val="none" w:color="000000" w:sz="4" w:space="0"/>
+          <w:right w:val="none" w:color="000000" w:sz="4" w:space="0"/>
         </w:tcBorders>
       </w:tcPr>
     </w:tblStylePr>
@@ -25656,9 +25601,9 @@
         <w:shd w:val="clear" w:color="ffffff" w:themeColor="light1" w:fill="ffffff" w:themeFill="light1"/>
         <w:tcBorders>
           <w:top w:val="single" w:color="000000" w:themeColor="accent5" w:themeTint="9A" w:sz="4" w:space="0"/>
-          <w:left w:val="none"/>
-          <w:bottom w:val="none"/>
-          <w:right w:val="none"/>
+          <w:left w:val="none" w:color="000000" w:sz="4" w:space="0"/>
+          <w:bottom w:val="none" w:color="000000" w:sz="4" w:space="0"/>
+          <w:right w:val="none" w:color="000000" w:sz="4" w:space="0"/>
         </w:tcBorders>
       </w:tcPr>
     </w:tblStylePr>
@@ -25733,9 +25678,9 @@
       </w:tcPr>
     </w:tblStylePr>
   </w:style>
-  <w:style w:type="table" w:styleId="116">
+  <w:style w:type="table" w:styleId="807">
     <w:name w:val="List Table 7 Colorful - Accent 6"/>
-    <w:basedOn w:val="677"/>
+    <w:basedOn w:val="884"/>
     <w:uiPriority w:val="99"/>
     <w:pPr>
       <w:pBdr/>
@@ -25834,11 +25779,11 @@
         <w:tblBorders/>
       </w:tblPr>
       <w:tcPr>
-        <w:shd w:color="ffffff"/>
+        <w:shd w:val="clear" w:color="ffffff"/>
         <w:tcBorders>
-          <w:top w:val="none"/>
-          <w:left w:val="none"/>
-          <w:bottom w:val="none"/>
+          <w:top w:val="none" w:color="000000" w:sz="4" w:space="0"/>
+          <w:left w:val="none" w:color="000000" w:sz="4" w:space="0"/>
+          <w:bottom w:val="none" w:color="000000" w:sz="4" w:space="0"/>
           <w:right w:val="single" w:color="000000" w:themeColor="accent6" w:themeTint="98" w:sz="4" w:space="0"/>
         </w:tcBorders>
       </w:tcPr>
@@ -25861,10 +25806,10 @@
       <w:tcPr>
         <w:shd w:val="clear" w:color="ffffff" w:themeColor="light1" w:fill="ffffff" w:themeFill="light1"/>
         <w:tcBorders>
-          <w:top w:val="none"/>
-          <w:left w:val="none"/>
+          <w:top w:val="none" w:color="000000" w:sz="4" w:space="0"/>
+          <w:left w:val="none" w:color="000000" w:sz="4" w:space="0"/>
           <w:bottom w:val="single" w:color="000000" w:themeColor="accent6" w:themeTint="98" w:sz="4" w:space="0"/>
-          <w:right w:val="none"/>
+          <w:right w:val="none" w:color="000000" w:sz="4" w:space="0"/>
         </w:tcBorders>
       </w:tcPr>
     </w:tblStylePr>
@@ -25884,12 +25829,12 @@
         <w:tblBorders/>
       </w:tblPr>
       <w:tcPr>
-        <w:shd w:color="ffffff"/>
+        <w:shd w:val="clear" w:color="ffffff"/>
         <w:tcBorders>
-          <w:top w:val="none"/>
+          <w:top w:val="none" w:color="000000" w:sz="4" w:space="0"/>
           <w:left w:val="single" w:color="000000" w:themeColor="accent6" w:themeTint="98" w:sz="4" w:space="0"/>
-          <w:bottom w:val="none"/>
-          <w:right w:val="none"/>
+          <w:bottom w:val="none" w:color="000000" w:sz="4" w:space="0"/>
+          <w:right w:val="none" w:color="000000" w:sz="4" w:space="0"/>
         </w:tcBorders>
       </w:tcPr>
     </w:tblStylePr>
@@ -25912,9 +25857,9 @@
         <w:shd w:val="clear" w:color="ffffff" w:themeColor="light1" w:fill="ffffff" w:themeFill="light1"/>
         <w:tcBorders>
           <w:top w:val="single" w:color="000000" w:themeColor="accent6" w:themeTint="98" w:sz="4" w:space="0"/>
-          <w:left w:val="none"/>
-          <w:bottom w:val="none"/>
-          <w:right w:val="none"/>
+          <w:left w:val="none" w:color="000000" w:sz="4" w:space="0"/>
+          <w:bottom w:val="none" w:color="000000" w:sz="4" w:space="0"/>
+          <w:right w:val="none" w:color="000000" w:sz="4" w:space="0"/>
         </w:tcBorders>
       </w:tcPr>
     </w:tblStylePr>
@@ -25989,9 +25934,9 @@
       </w:tcPr>
     </w:tblStylePr>
   </w:style>
-  <w:style w:type="table" w:styleId="117">
+  <w:style w:type="table" w:styleId="808">
     <w:name w:val="Lined - Accent"/>
-    <w:basedOn w:val="677"/>
+    <w:basedOn w:val="884"/>
     <w:uiPriority w:val="99"/>
     <w:pPr>
       <w:pBdr/>
@@ -26226,9 +26171,9 @@
       </w:tcPr>
     </w:tblStylePr>
   </w:style>
-  <w:style w:type="table" w:styleId="118">
+  <w:style w:type="table" w:styleId="809">
     <w:name w:val="Lined - Accent 1"/>
-    <w:basedOn w:val="677"/>
+    <w:basedOn w:val="884"/>
     <w:uiPriority w:val="99"/>
     <w:pPr>
       <w:pBdr/>
@@ -26463,9 +26408,9 @@
       </w:tcPr>
     </w:tblStylePr>
   </w:style>
-  <w:style w:type="table" w:styleId="119">
+  <w:style w:type="table" w:styleId="810">
     <w:name w:val="Lined - Accent 2"/>
-    <w:basedOn w:val="677"/>
+    <w:basedOn w:val="884"/>
     <w:uiPriority w:val="99"/>
     <w:pPr>
       <w:pBdr/>
@@ -26700,9 +26645,9 @@
       </w:tcPr>
     </w:tblStylePr>
   </w:style>
-  <w:style w:type="table" w:styleId="120">
+  <w:style w:type="table" w:styleId="811">
     <w:name w:val="Lined - Accent 3"/>
-    <w:basedOn w:val="677"/>
+    <w:basedOn w:val="884"/>
     <w:uiPriority w:val="99"/>
     <w:pPr>
       <w:pBdr/>
@@ -26937,9 +26882,9 @@
       </w:tcPr>
     </w:tblStylePr>
   </w:style>
-  <w:style w:type="table" w:styleId="121">
+  <w:style w:type="table" w:styleId="812">
     <w:name w:val="Lined - Accent 4"/>
-    <w:basedOn w:val="677"/>
+    <w:basedOn w:val="884"/>
     <w:uiPriority w:val="99"/>
     <w:pPr>
       <w:pBdr/>
@@ -27174,9 +27119,9 @@
       </w:tcPr>
     </w:tblStylePr>
   </w:style>
-  <w:style w:type="table" w:styleId="122">
+  <w:style w:type="table" w:styleId="813">
     <w:name w:val="Lined - Accent 5"/>
-    <w:basedOn w:val="677"/>
+    <w:basedOn w:val="884"/>
     <w:uiPriority w:val="99"/>
     <w:pPr>
       <w:pBdr/>
@@ -27411,9 +27356,9 @@
       </w:tcPr>
     </w:tblStylePr>
   </w:style>
-  <w:style w:type="table" w:styleId="123">
+  <w:style w:type="table" w:styleId="814">
     <w:name w:val="Lined - Accent 6"/>
-    <w:basedOn w:val="677"/>
+    <w:basedOn w:val="884"/>
     <w:uiPriority w:val="99"/>
     <w:pPr>
       <w:pBdr/>
@@ -27648,9 +27593,9 @@
       </w:tcPr>
     </w:tblStylePr>
   </w:style>
-  <w:style w:type="table" w:styleId="124">
+  <w:style w:type="table" w:styleId="815">
     <w:name w:val="Bordered &amp; Lined - Accent"/>
-    <w:basedOn w:val="677"/>
+    <w:basedOn w:val="884"/>
     <w:uiPriority w:val="99"/>
     <w:pPr>
       <w:pBdr/>
@@ -27892,9 +27837,9 @@
       </w:tcPr>
     </w:tblStylePr>
   </w:style>
-  <w:style w:type="table" w:styleId="125">
+  <w:style w:type="table" w:styleId="816">
     <w:name w:val="Bordered &amp; Lined - Accent 1"/>
-    <w:basedOn w:val="677"/>
+    <w:basedOn w:val="884"/>
     <w:uiPriority w:val="99"/>
     <w:pPr>
       <w:pBdr/>
@@ -28136,9 +28081,9 @@
       </w:tcPr>
     </w:tblStylePr>
   </w:style>
-  <w:style w:type="table" w:styleId="126">
+  <w:style w:type="table" w:styleId="817">
     <w:name w:val="Bordered &amp; Lined - Accent 2"/>
-    <w:basedOn w:val="677"/>
+    <w:basedOn w:val="884"/>
     <w:uiPriority w:val="99"/>
     <w:pPr>
       <w:pBdr/>
@@ -28380,9 +28325,9 @@
       </w:tcPr>
     </w:tblStylePr>
   </w:style>
-  <w:style w:type="table" w:styleId="127">
+  <w:style w:type="table" w:styleId="818">
     <w:name w:val="Bordered &amp; Lined - Accent 3"/>
-    <w:basedOn w:val="677"/>
+    <w:basedOn w:val="884"/>
     <w:uiPriority w:val="99"/>
     <w:pPr>
       <w:pBdr/>
@@ -28624,9 +28569,9 @@
       </w:tcPr>
     </w:tblStylePr>
   </w:style>
-  <w:style w:type="table" w:styleId="128">
+  <w:style w:type="table" w:styleId="819">
     <w:name w:val="Bordered &amp; Lined - Accent 4"/>
-    <w:basedOn w:val="677"/>
+    <w:basedOn w:val="884"/>
     <w:uiPriority w:val="99"/>
     <w:pPr>
       <w:pBdr/>
@@ -28868,9 +28813,9 @@
       </w:tcPr>
     </w:tblStylePr>
   </w:style>
-  <w:style w:type="table" w:styleId="129">
+  <w:style w:type="table" w:styleId="820">
     <w:name w:val="Bordered &amp; Lined - Accent 5"/>
-    <w:basedOn w:val="677"/>
+    <w:basedOn w:val="884"/>
     <w:uiPriority w:val="99"/>
     <w:pPr>
       <w:pBdr/>
@@ -29112,9 +29057,9 @@
       </w:tcPr>
     </w:tblStylePr>
   </w:style>
-  <w:style w:type="table" w:styleId="130">
+  <w:style w:type="table" w:styleId="821">
     <w:name w:val="Bordered &amp; Lined - Accent 6"/>
-    <w:basedOn w:val="677"/>
+    <w:basedOn w:val="884"/>
     <w:uiPriority w:val="99"/>
     <w:pPr>
       <w:pBdr/>
@@ -29356,9 +29301,9 @@
       </w:tcPr>
     </w:tblStylePr>
   </w:style>
-  <w:style w:type="table" w:styleId="131">
+  <w:style w:type="table" w:styleId="822">
     <w:name w:val="Bordered"/>
-    <w:basedOn w:val="677"/>
+    <w:basedOn w:val="884"/>
     <w:uiPriority w:val="99"/>
     <w:pPr>
       <w:pBdr/>
@@ -29587,9 +29532,9 @@
       </w:tcPr>
     </w:tblStylePr>
   </w:style>
-  <w:style w:type="table" w:styleId="132">
+  <w:style w:type="table" w:styleId="823">
     <w:name w:val="Bordered - Accent 1"/>
-    <w:basedOn w:val="677"/>
+    <w:basedOn w:val="884"/>
     <w:uiPriority w:val="99"/>
     <w:pPr>
       <w:pBdr/>
@@ -29818,9 +29763,9 @@
       </w:tcPr>
     </w:tblStylePr>
   </w:style>
-  <w:style w:type="table" w:styleId="133">
+  <w:style w:type="table" w:styleId="824">
     <w:name w:val="Bordered - Accent 2"/>
-    <w:basedOn w:val="677"/>
+    <w:basedOn w:val="884"/>
     <w:uiPriority w:val="99"/>
     <w:pPr>
       <w:pBdr/>
@@ -30049,9 +29994,9 @@
       </w:tcPr>
     </w:tblStylePr>
   </w:style>
-  <w:style w:type="table" w:styleId="134">
+  <w:style w:type="table" w:styleId="825">
     <w:name w:val="Bordered - Accent 3"/>
-    <w:basedOn w:val="677"/>
+    <w:basedOn w:val="884"/>
     <w:uiPriority w:val="99"/>
     <w:pPr>
       <w:pBdr/>
@@ -30280,9 +30225,9 @@
       </w:tcPr>
     </w:tblStylePr>
   </w:style>
-  <w:style w:type="table" w:styleId="135">
+  <w:style w:type="table" w:styleId="826">
     <w:name w:val="Bordered - Accent 4"/>
-    <w:basedOn w:val="677"/>
+    <w:basedOn w:val="884"/>
     <w:uiPriority w:val="99"/>
     <w:pPr>
       <w:pBdr/>
@@ -30511,9 +30456,9 @@
       </w:tcPr>
     </w:tblStylePr>
   </w:style>
-  <w:style w:type="table" w:styleId="136">
+  <w:style w:type="table" w:styleId="827">
     <w:name w:val="Bordered - Accent 5"/>
-    <w:basedOn w:val="677"/>
+    <w:basedOn w:val="884"/>
     <w:uiPriority w:val="99"/>
     <w:pPr>
       <w:pBdr/>
@@ -30742,9 +30687,9 @@
       </w:tcPr>
     </w:tblStylePr>
   </w:style>
-  <w:style w:type="table" w:styleId="137">
+  <w:style w:type="table" w:styleId="828">
     <w:name w:val="Bordered - Accent 6"/>
-    <w:basedOn w:val="677"/>
+    <w:basedOn w:val="884"/>
     <w:uiPriority w:val="99"/>
     <w:pPr>
       <w:pBdr/>
@@ -30973,10 +30918,10 @@
       </w:tcPr>
     </w:tblStylePr>
   </w:style>
-  <w:style w:type="character" w:styleId="150">
+  <w:style w:type="character" w:styleId="829">
     <w:name w:val="Heading 1 Char"/>
-    <w:basedOn w:val="676"/>
-    <w:link w:val="667"/>
+    <w:basedOn w:val="883"/>
+    <w:link w:val="874"/>
     <w:uiPriority w:val="9"/>
     <w:pPr>
       <w:pBdr/>
@@ -30990,10 +30935,10 @@
       <w:szCs w:val="40"/>
     </w:rPr>
   </w:style>
-  <w:style w:type="character" w:styleId="151">
+  <w:style w:type="character" w:styleId="830">
     <w:name w:val="Heading 2 Char"/>
-    <w:basedOn w:val="676"/>
-    <w:link w:val="668"/>
+    <w:basedOn w:val="883"/>
+    <w:link w:val="875"/>
     <w:uiPriority w:val="9"/>
     <w:pPr>
       <w:pBdr/>
@@ -31007,10 +30952,10 @@
       <w:szCs w:val="32"/>
     </w:rPr>
   </w:style>
-  <w:style w:type="character" w:styleId="152">
+  <w:style w:type="character" w:styleId="831">
     <w:name w:val="Heading 3 Char"/>
-    <w:basedOn w:val="676"/>
-    <w:link w:val="669"/>
+    <w:basedOn w:val="883"/>
+    <w:link w:val="876"/>
     <w:uiPriority w:val="9"/>
     <w:pPr>
       <w:pBdr/>
@@ -31024,10 +30969,10 @@
       <w:szCs w:val="28"/>
     </w:rPr>
   </w:style>
-  <w:style w:type="character" w:styleId="153">
+  <w:style w:type="character" w:styleId="832">
     <w:name w:val="Heading 4 Char"/>
-    <w:basedOn w:val="676"/>
-    <w:link w:val="670"/>
+    <w:basedOn w:val="883"/>
+    <w:link w:val="877"/>
     <w:uiPriority w:val="9"/>
     <w:pPr>
       <w:pBdr/>
@@ -31041,10 +30986,10 @@
       <w:color w:val="0f4761" w:themeColor="accent1" w:themeShade="BF"/>
     </w:rPr>
   </w:style>
-  <w:style w:type="character" w:styleId="154">
+  <w:style w:type="character" w:styleId="833">
     <w:name w:val="Heading 5 Char"/>
-    <w:basedOn w:val="676"/>
-    <w:link w:val="671"/>
+    <w:basedOn w:val="883"/>
+    <w:link w:val="878"/>
     <w:uiPriority w:val="9"/>
     <w:pPr>
       <w:pBdr/>
@@ -31056,10 +31001,10 @@
       <w:color w:val="0f4761" w:themeColor="accent1" w:themeShade="BF"/>
     </w:rPr>
   </w:style>
-  <w:style w:type="character" w:styleId="155">
+  <w:style w:type="character" w:styleId="834">
     <w:name w:val="Heading 6 Char"/>
-    <w:basedOn w:val="676"/>
-    <w:link w:val="672"/>
+    <w:basedOn w:val="883"/>
+    <w:link w:val="879"/>
     <w:uiPriority w:val="9"/>
     <w:pPr>
       <w:pBdr/>
@@ -31073,10 +31018,10 @@
       <w:color w:val="595959" w:themeColor="text1" w:themeTint="A6"/>
     </w:rPr>
   </w:style>
-  <w:style w:type="character" w:styleId="156">
+  <w:style w:type="character" w:styleId="835">
     <w:name w:val="Heading 7 Char"/>
-    <w:basedOn w:val="676"/>
-    <w:link w:val="673"/>
+    <w:basedOn w:val="883"/>
+    <w:link w:val="880"/>
     <w:uiPriority w:val="9"/>
     <w:pPr>
       <w:pBdr/>
@@ -31088,10 +31033,10 @@
       <w:color w:val="595959" w:themeColor="text1" w:themeTint="A6"/>
     </w:rPr>
   </w:style>
-  <w:style w:type="character" w:styleId="157">
+  <w:style w:type="character" w:styleId="836">
     <w:name w:val="Heading 8 Char"/>
-    <w:basedOn w:val="676"/>
-    <w:link w:val="674"/>
+    <w:basedOn w:val="883"/>
+    <w:link w:val="881"/>
     <w:uiPriority w:val="9"/>
     <w:pPr>
       <w:pBdr/>
@@ -31105,10 +31050,10 @@
       <w:color w:val="272727" w:themeColor="text1" w:themeTint="D8"/>
     </w:rPr>
   </w:style>
-  <w:style w:type="character" w:styleId="158">
+  <w:style w:type="character" w:styleId="837">
     <w:name w:val="Heading 9 Char"/>
-    <w:basedOn w:val="676"/>
-    <w:link w:val="675"/>
+    <w:basedOn w:val="883"/>
+    <w:link w:val="882"/>
     <w:uiPriority w:val="9"/>
     <w:pPr>
       <w:pBdr/>
@@ -31122,10 +31067,10 @@
       <w:color w:val="272727" w:themeColor="text1" w:themeTint="D8"/>
     </w:rPr>
   </w:style>
-  <w:style w:type="character" w:styleId="160">
+  <w:style w:type="character" w:styleId="838">
     <w:name w:val="Title Char"/>
-    <w:basedOn w:val="676"/>
-    <w:link w:val="688"/>
+    <w:basedOn w:val="883"/>
+    <w:link w:val="895"/>
     <w:uiPriority w:val="10"/>
     <w:pPr>
       <w:pBdr/>
@@ -31139,10 +31084,10 @@
       <w:szCs w:val="56"/>
     </w:rPr>
   </w:style>
-  <w:style w:type="character" w:styleId="162">
+  <w:style w:type="character" w:styleId="839">
     <w:name w:val="Subtitle Char"/>
-    <w:basedOn w:val="676"/>
-    <w:link w:val="690"/>
+    <w:basedOn w:val="883"/>
+    <w:link w:val="897"/>
     <w:uiPriority w:val="11"/>
     <w:pPr>
       <w:pBdr/>
@@ -31156,10 +31101,10 @@
       <w:szCs w:val="28"/>
     </w:rPr>
   </w:style>
-  <w:style w:type="character" w:styleId="164">
+  <w:style w:type="character" w:styleId="840">
     <w:name w:val="Quote Char"/>
-    <w:basedOn w:val="676"/>
-    <w:link w:val="692"/>
+    <w:basedOn w:val="883"/>
+    <w:link w:val="899"/>
     <w:uiPriority w:val="29"/>
     <w:pPr>
       <w:pBdr/>
@@ -31172,10 +31117,10 @@
       <w:color w:val="404040" w:themeColor="text1" w:themeTint="BF"/>
     </w:rPr>
   </w:style>
-  <w:style w:type="character" w:styleId="168">
+  <w:style w:type="character" w:styleId="841">
     <w:name w:val="Intense Quote Char"/>
-    <w:basedOn w:val="676"/>
-    <w:link w:val="696"/>
+    <w:basedOn w:val="883"/>
+    <w:link w:val="903"/>
     <w:uiPriority w:val="30"/>
     <w:pPr>
       <w:pBdr/>
@@ -31188,9 +31133,9 @@
       <w:color w:val="0f4761" w:themeColor="accent1" w:themeShade="BF"/>
     </w:rPr>
   </w:style>
-  <w:style w:type="paragraph" w:styleId="170">
+  <w:style w:type="paragraph" w:styleId="842">
     <w:name w:val="No Spacing"/>
-    <w:basedOn w:val="666"/>
+    <w:basedOn w:val="873"/>
     <w:uiPriority w:val="1"/>
     <w:qFormat/>
     <w:pPr>
@@ -31199,9 +31144,9 @@
       <w:ind/>
     </w:pPr>
   </w:style>
-  <w:style w:type="character" w:styleId="171">
+  <w:style w:type="character" w:styleId="843">
     <w:name w:val="Subtle Emphasis"/>
-    <w:basedOn w:val="676"/>
+    <w:basedOn w:val="883"/>
     <w:uiPriority w:val="19"/>
     <w:qFormat/>
     <w:pPr>
@@ -31215,9 +31160,9 @@
       <w:color w:val="404040" w:themeColor="text1" w:themeTint="BF"/>
     </w:rPr>
   </w:style>
-  <w:style w:type="character" w:styleId="172">
+  <w:style w:type="character" w:styleId="844">
     <w:name w:val="Emphasis"/>
-    <w:basedOn w:val="676"/>
+    <w:basedOn w:val="883"/>
     <w:uiPriority w:val="20"/>
     <w:qFormat/>
     <w:pPr>
@@ -31230,9 +31175,9 @@
       <w:iCs/>
     </w:rPr>
   </w:style>
-  <w:style w:type="character" w:styleId="173">
+  <w:style w:type="character" w:styleId="845">
     <w:name w:val="Strong"/>
-    <w:basedOn w:val="676"/>
+    <w:basedOn w:val="883"/>
     <w:uiPriority w:val="22"/>
     <w:qFormat/>
     <w:pPr>
@@ -31245,9 +31190,9 @@
       <w:bCs/>
     </w:rPr>
   </w:style>
-  <w:style w:type="character" w:styleId="174">
+  <w:style w:type="character" w:styleId="846">
     <w:name w:val="Subtle Reference"/>
-    <w:basedOn w:val="676"/>
+    <w:basedOn w:val="883"/>
     <w:uiPriority w:val="31"/>
     <w:qFormat/>
     <w:pPr>
@@ -31260,9 +31205,9 @@
       <w:color w:val="5a5a5a" w:themeColor="text1" w:themeTint="A5"/>
     </w:rPr>
   </w:style>
-  <w:style w:type="character" w:styleId="175">
+  <w:style w:type="character" w:styleId="847">
     <w:name w:val="Book Title"/>
-    <w:basedOn w:val="676"/>
+    <w:basedOn w:val="883"/>
     <w:uiPriority w:val="33"/>
     <w:qFormat/>
     <w:pPr>
@@ -31278,10 +31223,10 @@
       <w:spacing w:val="5"/>
     </w:rPr>
   </w:style>
-  <w:style w:type="paragraph" w:styleId="176">
+  <w:style w:type="paragraph" w:styleId="848">
     <w:name w:val="Header"/>
-    <w:basedOn w:val="666"/>
-    <w:link w:val="177"/>
+    <w:basedOn w:val="873"/>
+    <w:link w:val="849"/>
     <w:uiPriority w:val="99"/>
     <w:unhideWhenUsed/>
     <w:pPr>
@@ -31294,10 +31239,10 @@
       <w:ind/>
     </w:pPr>
   </w:style>
-  <w:style w:type="character" w:styleId="177">
+  <w:style w:type="character" w:styleId="849">
     <w:name w:val="Header Char"/>
-    <w:basedOn w:val="676"/>
-    <w:link w:val="176"/>
+    <w:basedOn w:val="883"/>
+    <w:link w:val="848"/>
     <w:uiPriority w:val="99"/>
     <w:pPr>
       <w:pBdr/>
@@ -31305,10 +31250,10 @@
       <w:ind/>
     </w:pPr>
   </w:style>
-  <w:style w:type="paragraph" w:styleId="178">
+  <w:style w:type="paragraph" w:styleId="850">
     <w:name w:val="Footer"/>
-    <w:basedOn w:val="666"/>
-    <w:link w:val="179"/>
+    <w:basedOn w:val="873"/>
+    <w:link w:val="851"/>
     <w:uiPriority w:val="99"/>
     <w:unhideWhenUsed/>
     <w:pPr>
@@ -31321,10 +31266,10 @@
       <w:ind/>
     </w:pPr>
   </w:style>
-  <w:style w:type="character" w:styleId="179">
+  <w:style w:type="character" w:styleId="851">
     <w:name w:val="Footer Char"/>
-    <w:basedOn w:val="676"/>
-    <w:link w:val="178"/>
+    <w:basedOn w:val="883"/>
+    <w:link w:val="850"/>
     <w:uiPriority w:val="99"/>
     <w:pPr>
       <w:pBdr/>
@@ -31332,10 +31277,10 @@
       <w:ind/>
     </w:pPr>
   </w:style>
-  <w:style w:type="paragraph" w:styleId="180">
+  <w:style w:type="paragraph" w:styleId="852">
     <w:name w:val="Caption"/>
-    <w:basedOn w:val="666"/>
-    <w:next w:val="666"/>
+    <w:basedOn w:val="873"/>
+    <w:next w:val="873"/>
     <w:uiPriority w:val="35"/>
     <w:unhideWhenUsed/>
     <w:qFormat/>
@@ -31352,10 +31297,10 @@
       <w:szCs w:val="18"/>
     </w:rPr>
   </w:style>
-  <w:style w:type="paragraph" w:styleId="181">
+  <w:style w:type="paragraph" w:styleId="853">
     <w:name w:val="footnote text"/>
-    <w:basedOn w:val="666"/>
-    <w:link w:val="182"/>
+    <w:basedOn w:val="873"/>
+    <w:link w:val="854"/>
     <w:uiPriority w:val="99"/>
     <w:semiHidden/>
     <w:unhideWhenUsed/>
@@ -31369,10 +31314,10 @@
       <w:szCs w:val="20"/>
     </w:rPr>
   </w:style>
-  <w:style w:type="character" w:styleId="182">
+  <w:style w:type="character" w:styleId="854">
     <w:name w:val="Footnote Text Char"/>
-    <w:basedOn w:val="676"/>
-    <w:link w:val="181"/>
+    <w:basedOn w:val="883"/>
+    <w:link w:val="853"/>
     <w:uiPriority w:val="99"/>
     <w:semiHidden/>
     <w:pPr>
@@ -31385,9 +31330,9 @@
       <w:szCs w:val="20"/>
     </w:rPr>
   </w:style>
-  <w:style w:type="character" w:styleId="183">
+  <w:style w:type="character" w:styleId="855">
     <w:name w:val="footnote reference"/>
-    <w:basedOn w:val="676"/>
+    <w:basedOn w:val="883"/>
     <w:uiPriority w:val="99"/>
     <w:semiHidden/>
     <w:unhideWhenUsed/>
@@ -31400,10 +31345,10 @@
       <w:vertAlign w:val="superscript"/>
     </w:rPr>
   </w:style>
-  <w:style w:type="paragraph" w:styleId="184">
+  <w:style w:type="paragraph" w:styleId="856">
     <w:name w:val="endnote text"/>
-    <w:basedOn w:val="666"/>
-    <w:link w:val="185"/>
+    <w:basedOn w:val="873"/>
+    <w:link w:val="857"/>
     <w:uiPriority w:val="99"/>
     <w:semiHidden/>
     <w:unhideWhenUsed/>
@@ -31417,10 +31362,10 @@
       <w:szCs w:val="20"/>
     </w:rPr>
   </w:style>
-  <w:style w:type="character" w:styleId="185">
+  <w:style w:type="character" w:styleId="857">
     <w:name w:val="Endnote Text Char"/>
-    <w:basedOn w:val="676"/>
-    <w:link w:val="184"/>
+    <w:basedOn w:val="883"/>
+    <w:link w:val="856"/>
     <w:uiPriority w:val="99"/>
     <w:semiHidden/>
     <w:pPr>
@@ -31433,9 +31378,9 @@
       <w:szCs w:val="20"/>
     </w:rPr>
   </w:style>
-  <w:style w:type="character" w:styleId="186">
+  <w:style w:type="character" w:styleId="858">
     <w:name w:val="endnote reference"/>
-    <w:basedOn w:val="676"/>
+    <w:basedOn w:val="883"/>
     <w:uiPriority w:val="99"/>
     <w:semiHidden/>
     <w:unhideWhenUsed/>
@@ -31448,9 +31393,9 @@
       <w:vertAlign w:val="superscript"/>
     </w:rPr>
   </w:style>
-  <w:style w:type="character" w:styleId="187">
+  <w:style w:type="character" w:styleId="859">
     <w:name w:val="Hyperlink"/>
-    <w:basedOn w:val="676"/>
+    <w:basedOn w:val="883"/>
     <w:uiPriority w:val="99"/>
     <w:unhideWhenUsed/>
     <w:pPr>
@@ -31463,9 +31408,9 @@
       <w:u w:val="single"/>
     </w:rPr>
   </w:style>
-  <w:style w:type="character" w:styleId="188">
+  <w:style w:type="character" w:styleId="860">
     <w:name w:val="FollowedHyperlink"/>
-    <w:basedOn w:val="676"/>
+    <w:basedOn w:val="883"/>
     <w:uiPriority w:val="99"/>
     <w:semiHidden/>
     <w:unhideWhenUsed/>
@@ -31479,10 +31424,10 @@
       <w:u w:val="single"/>
     </w:rPr>
   </w:style>
-  <w:style w:type="paragraph" w:styleId="189">
+  <w:style w:type="paragraph" w:styleId="861">
     <w:name w:val="toc 1"/>
-    <w:basedOn w:val="666"/>
-    <w:next w:val="666"/>
+    <w:basedOn w:val="873"/>
+    <w:next w:val="873"/>
     <w:uiPriority w:val="39"/>
     <w:unhideWhenUsed/>
     <w:pPr>
@@ -31491,10 +31436,10 @@
       <w:ind/>
     </w:pPr>
   </w:style>
-  <w:style w:type="paragraph" w:styleId="190">
+  <w:style w:type="paragraph" w:styleId="862">
     <w:name w:val="toc 2"/>
-    <w:basedOn w:val="666"/>
-    <w:next w:val="666"/>
+    <w:basedOn w:val="873"/>
+    <w:next w:val="873"/>
     <w:uiPriority w:val="39"/>
     <w:unhideWhenUsed/>
     <w:pPr>
@@ -31503,10 +31448,10 @@
       <w:ind w:left="220"/>
     </w:pPr>
   </w:style>
-  <w:style w:type="paragraph" w:styleId="191">
+  <w:style w:type="paragraph" w:styleId="863">
     <w:name w:val="toc 3"/>
-    <w:basedOn w:val="666"/>
-    <w:next w:val="666"/>
+    <w:basedOn w:val="873"/>
+    <w:next w:val="873"/>
     <w:uiPriority w:val="39"/>
     <w:unhideWhenUsed/>
     <w:pPr>
@@ -31515,10 +31460,10 @@
       <w:ind w:left="440"/>
     </w:pPr>
   </w:style>
-  <w:style w:type="paragraph" w:styleId="192">
+  <w:style w:type="paragraph" w:styleId="864">
     <w:name w:val="toc 4"/>
-    <w:basedOn w:val="666"/>
-    <w:next w:val="666"/>
+    <w:basedOn w:val="873"/>
+    <w:next w:val="873"/>
     <w:uiPriority w:val="39"/>
     <w:unhideWhenUsed/>
     <w:pPr>
@@ -31527,10 +31472,10 @@
       <w:ind w:left="660"/>
     </w:pPr>
   </w:style>
-  <w:style w:type="paragraph" w:styleId="193">
+  <w:style w:type="paragraph" w:styleId="865">
     <w:name w:val="toc 5"/>
-    <w:basedOn w:val="666"/>
-    <w:next w:val="666"/>
+    <w:basedOn w:val="873"/>
+    <w:next w:val="873"/>
     <w:uiPriority w:val="39"/>
     <w:unhideWhenUsed/>
     <w:pPr>
@@ -31539,10 +31484,10 @@
       <w:ind w:left="880"/>
     </w:pPr>
   </w:style>
-  <w:style w:type="paragraph" w:styleId="194">
+  <w:style w:type="paragraph" w:styleId="866">
     <w:name w:val="toc 6"/>
-    <w:basedOn w:val="666"/>
-    <w:next w:val="666"/>
+    <w:basedOn w:val="873"/>
+    <w:next w:val="873"/>
     <w:uiPriority w:val="39"/>
     <w:unhideWhenUsed/>
     <w:pPr>
@@ -31551,10 +31496,10 @@
       <w:ind w:left="1100"/>
     </w:pPr>
   </w:style>
-  <w:style w:type="paragraph" w:styleId="195">
+  <w:style w:type="paragraph" w:styleId="867">
     <w:name w:val="toc 7"/>
-    <w:basedOn w:val="666"/>
-    <w:next w:val="666"/>
+    <w:basedOn w:val="873"/>
+    <w:next w:val="873"/>
     <w:uiPriority w:val="39"/>
     <w:unhideWhenUsed/>
     <w:pPr>
@@ -31563,10 +31508,10 @@
       <w:ind w:left="1320"/>
     </w:pPr>
   </w:style>
-  <w:style w:type="paragraph" w:styleId="196">
+  <w:style w:type="paragraph" w:styleId="868">
     <w:name w:val="toc 8"/>
-    <w:basedOn w:val="666"/>
-    <w:next w:val="666"/>
+    <w:basedOn w:val="873"/>
+    <w:next w:val="873"/>
     <w:uiPriority w:val="39"/>
     <w:unhideWhenUsed/>
     <w:pPr>
@@ -31575,10 +31520,10 @@
       <w:ind w:left="1540"/>
     </w:pPr>
   </w:style>
-  <w:style w:type="paragraph" w:styleId="197">
+  <w:style w:type="paragraph" w:styleId="869">
     <w:name w:val="toc 9"/>
-    <w:basedOn w:val="666"/>
-    <w:next w:val="666"/>
+    <w:basedOn w:val="873"/>
+    <w:next w:val="873"/>
     <w:uiPriority w:val="39"/>
     <w:unhideWhenUsed/>
     <w:pPr>
@@ -31587,9 +31532,9 @@
       <w:ind w:left="1760"/>
     </w:pPr>
   </w:style>
-  <w:style w:type="character" w:styleId="198">
+  <w:style w:type="character" w:styleId="870">
     <w:name w:val="Placeholder Text"/>
-    <w:basedOn w:val="676"/>
+    <w:basedOn w:val="883"/>
     <w:uiPriority w:val="99"/>
     <w:semiHidden/>
     <w:pPr>
@@ -31601,7 +31546,7 @@
       <w:color w:val="666666"/>
     </w:rPr>
   </w:style>
-  <w:style w:type="paragraph" w:styleId="208">
+  <w:style w:type="paragraph" w:styleId="871">
     <w:name w:val="TOC Heading"/>
     <w:uiPriority w:val="39"/>
     <w:unhideWhenUsed/>
@@ -31611,10 +31556,10 @@
       <w:ind/>
     </w:pPr>
   </w:style>
-  <w:style w:type="paragraph" w:styleId="209">
+  <w:style w:type="paragraph" w:styleId="872">
     <w:name w:val="table of figures"/>
-    <w:basedOn w:val="666"/>
-    <w:next w:val="666"/>
+    <w:basedOn w:val="873"/>
+    <w:next w:val="873"/>
     <w:uiPriority w:val="99"/>
     <w:unhideWhenUsed/>
     <w:pPr>
@@ -31623,7 +31568,7 @@
       <w:ind/>
     </w:pPr>
   </w:style>
-  <w:style w:type="paragraph" w:styleId="666" w:default="1">
+  <w:style w:type="paragraph" w:styleId="873" w:default="1">
     <w:name w:val="Normal"/>
     <w:qFormat/>
     <w:pPr>
@@ -31632,11 +31577,11 @@
       <w:ind/>
     </w:pPr>
   </w:style>
-  <w:style w:type="paragraph" w:styleId="667">
+  <w:style w:type="paragraph" w:styleId="874">
     <w:name w:val="Heading 1"/>
-    <w:basedOn w:val="666"/>
-    <w:next w:val="666"/>
-    <w:link w:val="679"/>
+    <w:basedOn w:val="873"/>
+    <w:next w:val="873"/>
+    <w:link w:val="886"/>
     <w:uiPriority w:val="9"/>
     <w:qFormat/>
     <w:pPr>
@@ -31654,11 +31599,11 @@
       <w:szCs w:val="40"/>
     </w:rPr>
   </w:style>
-  <w:style w:type="paragraph" w:styleId="668">
+  <w:style w:type="paragraph" w:styleId="875">
     <w:name w:val="Heading 2"/>
-    <w:basedOn w:val="666"/>
-    <w:next w:val="666"/>
-    <w:link w:val="680"/>
+    <w:basedOn w:val="873"/>
+    <w:next w:val="873"/>
+    <w:link w:val="887"/>
     <w:uiPriority w:val="9"/>
     <w:semiHidden/>
     <w:unhideWhenUsed/>
@@ -31678,11 +31623,11 @@
       <w:szCs w:val="32"/>
     </w:rPr>
   </w:style>
-  <w:style w:type="paragraph" w:styleId="669">
+  <w:style w:type="paragraph" w:styleId="876">
     <w:name w:val="Heading 3"/>
-    <w:basedOn w:val="666"/>
-    <w:next w:val="666"/>
-    <w:link w:val="681"/>
+    <w:basedOn w:val="873"/>
+    <w:next w:val="873"/>
+    <w:link w:val="888"/>
     <w:uiPriority w:val="9"/>
     <w:semiHidden/>
     <w:unhideWhenUsed/>
@@ -31702,11 +31647,11 @@
       <w:szCs w:val="28"/>
     </w:rPr>
   </w:style>
-  <w:style w:type="paragraph" w:styleId="670">
+  <w:style w:type="paragraph" w:styleId="877">
     <w:name w:val="Heading 4"/>
-    <w:basedOn w:val="666"/>
-    <w:next w:val="666"/>
-    <w:link w:val="682"/>
+    <w:basedOn w:val="873"/>
+    <w:next w:val="873"/>
+    <w:link w:val="889"/>
     <w:uiPriority w:val="9"/>
     <w:semiHidden/>
     <w:unhideWhenUsed/>
@@ -31726,11 +31671,11 @@
       <w:color w:val="2e74b5" w:themeColor="accent1" w:themeShade="BF"/>
     </w:rPr>
   </w:style>
-  <w:style w:type="paragraph" w:styleId="671">
+  <w:style w:type="paragraph" w:styleId="878">
     <w:name w:val="Heading 5"/>
-    <w:basedOn w:val="666"/>
-    <w:next w:val="666"/>
-    <w:link w:val="683"/>
+    <w:basedOn w:val="873"/>
+    <w:next w:val="873"/>
+    <w:link w:val="890"/>
     <w:uiPriority w:val="9"/>
     <w:semiHidden/>
     <w:unhideWhenUsed/>
@@ -31748,11 +31693,11 @@
       <w:color w:val="2e74b5" w:themeColor="accent1" w:themeShade="BF"/>
     </w:rPr>
   </w:style>
-  <w:style w:type="paragraph" w:styleId="672">
+  <w:style w:type="paragraph" w:styleId="879">
     <w:name w:val="Heading 6"/>
-    <w:basedOn w:val="666"/>
-    <w:next w:val="666"/>
-    <w:link w:val="684"/>
+    <w:basedOn w:val="873"/>
+    <w:next w:val="873"/>
+    <w:link w:val="891"/>
     <w:uiPriority w:val="9"/>
     <w:semiHidden/>
     <w:unhideWhenUsed/>
@@ -31772,11 +31717,11 @@
       <w:color w:val="595959" w:themeColor="text1" w:themeTint="A6"/>
     </w:rPr>
   </w:style>
-  <w:style w:type="paragraph" w:styleId="673">
+  <w:style w:type="paragraph" w:styleId="880">
     <w:name w:val="Heading 7"/>
-    <w:basedOn w:val="666"/>
-    <w:next w:val="666"/>
-    <w:link w:val="685"/>
+    <w:basedOn w:val="873"/>
+    <w:next w:val="873"/>
+    <w:link w:val="892"/>
     <w:uiPriority w:val="9"/>
     <w:semiHidden/>
     <w:unhideWhenUsed/>
@@ -31794,11 +31739,11 @@
       <w:color w:val="595959" w:themeColor="text1" w:themeTint="A6"/>
     </w:rPr>
   </w:style>
-  <w:style w:type="paragraph" w:styleId="674">
+  <w:style w:type="paragraph" w:styleId="881">
     <w:name w:val="Heading 8"/>
-    <w:basedOn w:val="666"/>
-    <w:next w:val="666"/>
-    <w:link w:val="686"/>
+    <w:basedOn w:val="873"/>
+    <w:next w:val="873"/>
+    <w:link w:val="893"/>
     <w:uiPriority w:val="9"/>
     <w:semiHidden/>
     <w:unhideWhenUsed/>
@@ -31818,11 +31763,11 @@
       <w:color w:val="272727" w:themeColor="text1" w:themeTint="D8"/>
     </w:rPr>
   </w:style>
-  <w:style w:type="paragraph" w:styleId="675">
+  <w:style w:type="paragraph" w:styleId="882">
     <w:name w:val="Heading 9"/>
-    <w:basedOn w:val="666"/>
-    <w:next w:val="666"/>
-    <w:link w:val="687"/>
+    <w:basedOn w:val="873"/>
+    <w:next w:val="873"/>
+    <w:link w:val="894"/>
     <w:uiPriority w:val="9"/>
     <w:semiHidden/>
     <w:unhideWhenUsed/>
@@ -31840,7 +31785,7 @@
       <w:color w:val="272727" w:themeColor="text1" w:themeTint="D8"/>
     </w:rPr>
   </w:style>
-  <w:style w:type="character" w:styleId="676" w:default="1">
+  <w:style w:type="character" w:styleId="883" w:default="1">
     <w:name w:val="Default Paragraph Font"/>
     <w:uiPriority w:val="1"/>
     <w:unhideWhenUsed/>
@@ -31850,7 +31795,7 @@
       <w:ind/>
     </w:pPr>
   </w:style>
-  <w:style w:type="table" w:styleId="677" w:default="1">
+  <w:style w:type="table" w:styleId="884" w:default="1">
     <w:name w:val="Normal Table"/>
     <w:uiPriority w:val="99"/>
     <w:semiHidden/>
@@ -32043,7 +31988,7 @@
       </w:tcPr>
     </w:tblStylePr>
   </w:style>
-  <w:style w:type="numbering" w:styleId="678" w:default="1">
+  <w:style w:type="numbering" w:styleId="885" w:default="1">
     <w:name w:val="No List"/>
     <w:uiPriority w:val="99"/>
     <w:semiHidden/>
@@ -32054,10 +31999,10 @@
       <w:ind/>
     </w:pPr>
   </w:style>
-  <w:style w:type="character" w:styleId="679" w:customStyle="1">
+  <w:style w:type="character" w:styleId="886" w:customStyle="1">
     <w:name w:val="Título 1 Car"/>
-    <w:basedOn w:val="676"/>
-    <w:link w:val="667"/>
+    <w:basedOn w:val="883"/>
+    <w:link w:val="874"/>
     <w:uiPriority w:val="9"/>
     <w:pPr>
       <w:pBdr/>
@@ -32071,10 +32016,10 @@
       <w:szCs w:val="40"/>
     </w:rPr>
   </w:style>
-  <w:style w:type="character" w:styleId="680" w:customStyle="1">
+  <w:style w:type="character" w:styleId="887" w:customStyle="1">
     <w:name w:val="Título 2 Car"/>
-    <w:basedOn w:val="676"/>
-    <w:link w:val="668"/>
+    <w:basedOn w:val="883"/>
+    <w:link w:val="875"/>
     <w:uiPriority w:val="9"/>
     <w:semiHidden/>
     <w:pPr>
@@ -32089,10 +32034,10 @@
       <w:szCs w:val="32"/>
     </w:rPr>
   </w:style>
-  <w:style w:type="character" w:styleId="681" w:customStyle="1">
+  <w:style w:type="character" w:styleId="888" w:customStyle="1">
     <w:name w:val="Título 3 Car"/>
-    <w:basedOn w:val="676"/>
-    <w:link w:val="669"/>
+    <w:basedOn w:val="883"/>
+    <w:link w:val="876"/>
     <w:uiPriority w:val="9"/>
     <w:semiHidden/>
     <w:pPr>
@@ -32107,10 +32052,10 @@
       <w:szCs w:val="28"/>
     </w:rPr>
   </w:style>
-  <w:style w:type="character" w:styleId="682" w:customStyle="1">
+  <w:style w:type="character" w:styleId="889" w:customStyle="1">
     <w:name w:val="Título 4 Car"/>
-    <w:basedOn w:val="676"/>
-    <w:link w:val="670"/>
+    <w:basedOn w:val="883"/>
+    <w:link w:val="877"/>
     <w:uiPriority w:val="9"/>
     <w:semiHidden/>
     <w:pPr>
@@ -32125,10 +32070,10 @@
       <w:color w:val="2e74b5" w:themeColor="accent1" w:themeShade="BF"/>
     </w:rPr>
   </w:style>
-  <w:style w:type="character" w:styleId="683" w:customStyle="1">
+  <w:style w:type="character" w:styleId="890" w:customStyle="1">
     <w:name w:val="Título 5 Car"/>
-    <w:basedOn w:val="676"/>
-    <w:link w:val="671"/>
+    <w:basedOn w:val="883"/>
+    <w:link w:val="878"/>
     <w:uiPriority w:val="9"/>
     <w:semiHidden/>
     <w:pPr>
@@ -32141,10 +32086,10 @@
       <w:color w:val="2e74b5" w:themeColor="accent1" w:themeShade="BF"/>
     </w:rPr>
   </w:style>
-  <w:style w:type="character" w:styleId="684" w:customStyle="1">
+  <w:style w:type="character" w:styleId="891" w:customStyle="1">
     <w:name w:val="Título 6 Car"/>
-    <w:basedOn w:val="676"/>
-    <w:link w:val="672"/>
+    <w:basedOn w:val="883"/>
+    <w:link w:val="879"/>
     <w:uiPriority w:val="9"/>
     <w:semiHidden/>
     <w:pPr>
@@ -32159,10 +32104,10 @@
       <w:color w:val="595959" w:themeColor="text1" w:themeTint="A6"/>
     </w:rPr>
   </w:style>
-  <w:style w:type="character" w:styleId="685" w:customStyle="1">
+  <w:style w:type="character" w:styleId="892" w:customStyle="1">
     <w:name w:val="Título 7 Car"/>
-    <w:basedOn w:val="676"/>
-    <w:link w:val="673"/>
+    <w:basedOn w:val="883"/>
+    <w:link w:val="880"/>
     <w:uiPriority w:val="9"/>
     <w:semiHidden/>
     <w:pPr>
@@ -32175,10 +32120,10 @@
       <w:color w:val="595959" w:themeColor="text1" w:themeTint="A6"/>
     </w:rPr>
   </w:style>
-  <w:style w:type="character" w:styleId="686" w:customStyle="1">
+  <w:style w:type="character" w:styleId="893" w:customStyle="1">
     <w:name w:val="Título 8 Car"/>
-    <w:basedOn w:val="676"/>
-    <w:link w:val="674"/>
+    <w:basedOn w:val="883"/>
+    <w:link w:val="881"/>
     <w:uiPriority w:val="9"/>
     <w:semiHidden/>
     <w:pPr>
@@ -32193,10 +32138,10 @@
       <w:color w:val="272727" w:themeColor="text1" w:themeTint="D8"/>
     </w:rPr>
   </w:style>
-  <w:style w:type="character" w:styleId="687" w:customStyle="1">
+  <w:style w:type="character" w:styleId="894" w:customStyle="1">
     <w:name w:val="Título 9 Car"/>
-    <w:basedOn w:val="676"/>
-    <w:link w:val="675"/>
+    <w:basedOn w:val="883"/>
+    <w:link w:val="882"/>
     <w:uiPriority w:val="9"/>
     <w:semiHidden/>
     <w:pPr>
@@ -32209,11 +32154,11 @@
       <w:color w:val="272727" w:themeColor="text1" w:themeTint="D8"/>
     </w:rPr>
   </w:style>
-  <w:style w:type="paragraph" w:styleId="688">
+  <w:style w:type="paragraph" w:styleId="895">
     <w:name w:val="Title"/>
-    <w:basedOn w:val="666"/>
-    <w:next w:val="666"/>
-    <w:link w:val="689"/>
+    <w:basedOn w:val="873"/>
+    <w:next w:val="873"/>
+    <w:link w:val="896"/>
     <w:uiPriority w:val="10"/>
     <w:qFormat/>
     <w:pPr>
@@ -32229,10 +32174,10 @@
       <w:szCs w:val="56"/>
     </w:rPr>
   </w:style>
-  <w:style w:type="character" w:styleId="689" w:customStyle="1">
+  <w:style w:type="character" w:styleId="896" w:customStyle="1">
     <w:name w:val="Título Car"/>
-    <w:basedOn w:val="676"/>
-    <w:link w:val="688"/>
+    <w:basedOn w:val="883"/>
+    <w:link w:val="895"/>
     <w:uiPriority w:val="10"/>
     <w:pPr>
       <w:pBdr/>
@@ -32246,11 +32191,11 @@
       <w:szCs w:val="56"/>
     </w:rPr>
   </w:style>
-  <w:style w:type="paragraph" w:styleId="690">
+  <w:style w:type="paragraph" w:styleId="897">
     <w:name w:val="Subtitle"/>
-    <w:basedOn w:val="666"/>
-    <w:next w:val="666"/>
-    <w:link w:val="691"/>
+    <w:basedOn w:val="873"/>
+    <w:next w:val="873"/>
+    <w:link w:val="898"/>
     <w:uiPriority w:val="11"/>
     <w:qFormat/>
     <w:pPr>
@@ -32269,10 +32214,10 @@
       <w:szCs w:val="28"/>
     </w:rPr>
   </w:style>
-  <w:style w:type="character" w:styleId="691" w:customStyle="1">
+  <w:style w:type="character" w:styleId="898" w:customStyle="1">
     <w:name w:val="Subtítulo Car"/>
-    <w:basedOn w:val="676"/>
-    <w:link w:val="690"/>
+    <w:basedOn w:val="883"/>
+    <w:link w:val="897"/>
     <w:uiPriority w:val="11"/>
     <w:pPr>
       <w:pBdr/>
@@ -32287,11 +32232,11 @@
       <w:szCs w:val="28"/>
     </w:rPr>
   </w:style>
-  <w:style w:type="paragraph" w:styleId="692">
+  <w:style w:type="paragraph" w:styleId="899">
     <w:name w:val="Quote"/>
-    <w:basedOn w:val="666"/>
-    <w:next w:val="666"/>
-    <w:link w:val="693"/>
+    <w:basedOn w:val="873"/>
+    <w:next w:val="873"/>
+    <w:link w:val="900"/>
     <w:uiPriority w:val="29"/>
     <w:qFormat/>
     <w:pPr>
@@ -32306,10 +32251,10 @@
       <w:color w:val="404040" w:themeColor="text1" w:themeTint="BF"/>
     </w:rPr>
   </w:style>
-  <w:style w:type="character" w:styleId="693" w:customStyle="1">
+  <w:style w:type="character" w:styleId="900" w:customStyle="1">
     <w:name w:val="Cita Car"/>
-    <w:basedOn w:val="676"/>
-    <w:link w:val="692"/>
+    <w:basedOn w:val="883"/>
+    <w:link w:val="899"/>
     <w:uiPriority w:val="29"/>
     <w:pPr>
       <w:pBdr/>
@@ -32322,9 +32267,9 @@
       <w:color w:val="404040" w:themeColor="text1" w:themeTint="BF"/>
     </w:rPr>
   </w:style>
-  <w:style w:type="paragraph" w:styleId="694">
+  <w:style w:type="paragraph" w:styleId="901">
     <w:name w:val="List Paragraph"/>
-    <w:basedOn w:val="666"/>
+    <w:basedOn w:val="873"/>
     <w:uiPriority w:val="34"/>
     <w:qFormat/>
     <w:pPr>
@@ -32334,9 +32279,9 @@
       <w:contextualSpacing w:val="true"/>
     </w:pPr>
   </w:style>
-  <w:style w:type="character" w:styleId="695">
+  <w:style w:type="character" w:styleId="902">
     <w:name w:val="Intense Emphasis"/>
-    <w:basedOn w:val="676"/>
+    <w:basedOn w:val="883"/>
     <w:uiPriority w:val="21"/>
     <w:qFormat/>
     <w:pPr>
@@ -32350,11 +32295,11 @@
       <w:color w:val="2e74b5" w:themeColor="accent1" w:themeShade="BF"/>
     </w:rPr>
   </w:style>
-  <w:style w:type="paragraph" w:styleId="696">
+  <w:style w:type="paragraph" w:styleId="903">
     <w:name w:val="Intense Quote"/>
-    <w:basedOn w:val="666"/>
-    <w:next w:val="666"/>
-    <w:link w:val="697"/>
+    <w:basedOn w:val="873"/>
+    <w:next w:val="873"/>
+    <w:link w:val="904"/>
     <w:uiPriority w:val="30"/>
     <w:qFormat/>
     <w:pPr>
@@ -32372,10 +32317,10 @@
       <w:color w:val="2e74b5" w:themeColor="accent1" w:themeShade="BF"/>
     </w:rPr>
   </w:style>
-  <w:style w:type="character" w:styleId="697" w:customStyle="1">
+  <w:style w:type="character" w:styleId="904" w:customStyle="1">
     <w:name w:val="Cita destacada Car"/>
-    <w:basedOn w:val="676"/>
-    <w:link w:val="696"/>
+    <w:basedOn w:val="883"/>
+    <w:link w:val="903"/>
     <w:uiPriority w:val="30"/>
     <w:pPr>
       <w:pBdr/>
@@ -32388,9 +32333,9 @@
       <w:color w:val="2e74b5" w:themeColor="accent1" w:themeShade="BF"/>
     </w:rPr>
   </w:style>
-  <w:style w:type="character" w:styleId="698">
+  <w:style w:type="character" w:styleId="905">
     <w:name w:val="Intense Reference"/>
-    <w:basedOn w:val="676"/>
+    <w:basedOn w:val="883"/>
     <w:uiPriority w:val="32"/>
     <w:qFormat/>
     <w:pPr>

--- a/client/DocGenApp/Templates/plantilla.docx
+++ b/client/DocGenApp/Templates/plantilla.docx
@@ -15,7 +15,6 @@
           <w:szCs w:val="24"/>
         </w:rPr>
       </w:pPr>
-      <w:r/>
       <w:r>
         <w:rPr>
           <w:b/>
@@ -328,6 +327,8 @@
         <w:ind/>
         <w:jc w:val="both"/>
         <w:rPr>
+          <w:b w:val="0"/>
+          <w:bCs w:val="0"/>
           <w:sz w:val="24"/>
           <w:szCs w:val="24"/>
         </w:rPr>
@@ -356,10 +357,21 @@
           <w:sz w:val="24"/>
           <w:szCs w:val="24"/>
         </w:rPr>
-        <w:t xml:space="preserve">, </w:t>
+        <w:t xml:space="preserve">,</w:t>
       </w:r>
       <w:r>
         <w:rPr>
+          <w:b/>
+          <w:bCs/>
+          <w:sz w:val="24"/>
+          <w:szCs w:val="24"/>
+        </w:rPr>
+        <w:t xml:space="preserve"> </w:t>
+      </w:r>
+      <w:r>
+        <w:rPr>
+          <w:b w:val="0"/>
+          <w:bCs w:val="0"/>
           <w:sz w:val="24"/>
           <w:szCs w:val="24"/>
         </w:rPr>
@@ -367,6 +379,8 @@
       </w:r>
       <w:r>
         <w:rPr>
+          <w:b w:val="0"/>
+          <w:bCs w:val="0"/>
           <w:sz w:val="24"/>
           <w:szCs w:val="24"/>
         </w:rPr>
@@ -374,12 +388,16 @@
       </w:r>
       <w:r>
         <w:rPr>
+          <w:b w:val="0"/>
+          <w:bCs w:val="0"/>
           <w:sz w:val="24"/>
           <w:szCs w:val="24"/>
         </w:rPr>
       </w:r>
       <w:r>
         <w:rPr>
+          <w:b w:val="0"/>
+          <w:bCs w:val="0"/>
           <w:sz w:val="24"/>
           <w:szCs w:val="24"/>
         </w:rPr>
@@ -619,7 +637,7 @@
           <w:sz w:val="24"/>
           <w:szCs w:val="24"/>
         </w:rPr>
-        <w:t xml:space="preserve">cuenta con la cédula profesional número </w:t>
+        <w:t xml:space="preserve">con la cédula profesional número </w:t>
       </w:r>
       <w:r>
         <w:rPr>
@@ -633,20 +651,13 @@
       </w:r>
       <w:r>
         <w:rPr>
-          <w:sz w:val="24"/>
-          <w:szCs w:val="24"/>
-        </w:rPr>
-        <w:t xml:space="preserve"> expedida por la autoridad competente, y que la Licenciada </w:t>
-      </w:r>
-      <w:r>
-        <w:rPr>
           <w:b/>
           <w:bCs/>
           <w:sz w:val="24"/>
           <w:szCs w:val="24"/>
           <w:u w:val="single"/>
         </w:rPr>
-        <w:t xml:space="preserve">{{abogado2Nombre}}</w:t>
+        <w:t xml:space="preserve"> así como a {{abogado2Nombre}}</w:t>
       </w:r>
       <w:r>
         <w:rPr>
@@ -673,7 +684,7 @@
           <w:sz w:val="24"/>
           <w:szCs w:val="24"/>
         </w:rPr>
-        <w:t xml:space="preserve">cuenta con la cédula profesional número </w:t>
+        <w:t xml:space="preserve">con la cédula profesional número </w:t>
       </w:r>
       <w:r>
         <w:rPr>
@@ -1046,46 +1057,13 @@
           <w:sz w:val="24"/>
           <w:szCs w:val="24"/>
         </w:rPr>
-        <w:t xml:space="preserve"> y</w:t>
-      </w:r>
-      <w:r>
-        <w:rPr>
-          <w:sz w:val="24"/>
-          <w:szCs w:val="24"/>
-        </w:rPr>
         <w:t xml:space="preserve">, previos los trámites de ley, acordar de conformidad la autorización solicitada, reconociéndoles las facultades previstas en el artículo 12 de la Ley de Amparo.</w:t>
       </w:r>
       <w:r>
         <w:rPr>
           <w:sz w:val="24"/>
           <w:szCs w:val="24"/>
-        </w:rPr>
-      </w:r>
-      <w:r>
-        <w:rPr>
-          <w:sz w:val="24"/>
-          <w:szCs w:val="24"/>
           <w:highlight w:val="none"/>
-        </w:rPr>
-      </w:r>
-      <w:r>
-        <w:rPr>
-          <w:sz w:val="24"/>
-          <w:szCs w:val="24"/>
-          <w:highlight w:val="none"/>
-        </w:rPr>
-      </w:r>
-      <w:r>
-        <w:rPr>
-          <w:sz w:val="24"/>
-          <w:szCs w:val="24"/>
-          <w:highlight w:val="none"/>
-        </w:rPr>
-      </w:r>
-      <w:r>
-        <w:rPr>
-          <w:sz w:val="24"/>
-          <w:szCs w:val="24"/>
         </w:rPr>
       </w:r>
       <w:r>

--- a/client/DocGenApp/Templates/plantilla.docx
+++ b/client/DocGenApp/Templates/plantilla.docx
@@ -214,16 +214,6 @@
           <w:sz w:val="24"/>
           <w:szCs w:val="24"/>
         </w:rPr>
-        <w:t xml:space="preserve"> </w:t>
-      </w:r>
-      <w:r>
-        <w:rPr>
-          <w:b/>
-          <w:bCs/>
-          <w:sz w:val="24"/>
-          <w:szCs w:val="24"/>
-        </w:rPr>
-        <w:t xml:space="preserve">CIRCUITO</w:t>
       </w:r>
       <w:r>
         <w:rPr>

--- a/client/DocGenApp/Templates/plantilla.docx
+++ b/client/DocGenApp/Templates/plantilla.docx
@@ -140,6 +140,7 @@
           <w:sz w:val="24"/>
           <w:szCs w:val="24"/>
         </w:rPr>
+        <w:t xml:space="preserve">{{</w:t>
       </w:r>
       <w:r>
         <w:rPr>
@@ -147,8 +148,9 @@
           <w:bCs/>
           <w:sz w:val="24"/>
           <w:szCs w:val="24"/>
+          <w:lang w:val="en-US"/>
         </w:rPr>
-        <w:t xml:space="preserve">{{colegio}}</w:t>
+        <w:t xml:space="preserve">circuito</w:t>
       </w:r>
       <w:r>
         <w:rPr>
@@ -156,81 +158,9 @@
           <w:bCs/>
           <w:sz w:val="24"/>
           <w:szCs w:val="24"/>
+          <w:lang w:val="en-US"/>
         </w:rPr>
-        <w:t xml:space="preserve"> TRIBUNAL COLEGIADO EN MATERIA </w:t>
-      </w:r>
-      <w:r>
-        <w:rPr>
-          <w:b/>
-          <w:bCs/>
-          <w:sz w:val="24"/>
-          <w:szCs w:val="24"/>
-        </w:rPr>
-      </w:r>
-      <w:r>
-        <w:rPr>
-          <w:b/>
-          <w:bCs/>
-          <w:sz w:val="24"/>
-          <w:szCs w:val="24"/>
-        </w:rPr>
-      </w:r>
-    </w:p>
-    <w:p>
-      <w:pPr>
-        <w:pBdr/>
-        <w:spacing w:after="0" w:line="276" w:lineRule="auto"/>
-        <w:ind/>
-        <w:jc w:val="both"/>
-        <w:rPr>
-          <w:b/>
-          <w:bCs/>
-          <w:sz w:val="24"/>
-          <w:szCs w:val="24"/>
-        </w:rPr>
-      </w:pPr>
-      <w:r>
-        <w:rPr>
-          <w:b/>
-          <w:bCs/>
-          <w:sz w:val="24"/>
-          <w:szCs w:val="24"/>
-        </w:rPr>
-        <w:t xml:space="preserve">ADMINISTRATIVA DEL </w:t>
-      </w:r>
-      <w:r>
-        <w:rPr>
-          <w:b/>
-          <w:bCs/>
-          <w:sz w:val="24"/>
-          <w:szCs w:val="24"/>
-        </w:rPr>
-        <w:t xml:space="preserve">{{circuito}}</w:t>
-      </w:r>
-      <w:r>
-        <w:rPr>
-          <w:b/>
-          <w:bCs/>
-          <w:sz w:val="24"/>
-          <w:szCs w:val="24"/>
-        </w:rPr>
-      </w:r>
-      <w:r>
-        <w:rPr>
-          <w:b/>
-          <w:bCs/>
-          <w:sz w:val="24"/>
-          <w:szCs w:val="24"/>
-        </w:rPr>
-        <w:t xml:space="preserve">. </w:t>
-      </w:r>
-      <w:r>
-        <w:rPr>
-          <w:b/>
-          <w:bCs/>
-          <w:sz w:val="24"/>
-          <w:szCs w:val="24"/>
-        </w:rPr>
+        <w:t xml:space="preserve">}}</w:t>
       </w:r>
       <w:r>
         <w:rPr>
